--- a/WebContent/docx/BRCA45基因报告-苏州九院.docx
+++ b/WebContent/docx/BRCA45基因报告-苏州九院.docx
@@ -650,7 +650,7 @@
           <w:sz w:val="32"/>
           <w:lang w:eastAsia="zh-CN"/>
         </w:rPr>
-        <w:instrText xml:space="preserve"> HYPERLINK \l _Toc16997 </w:instrText>
+        <w:instrText xml:space="preserve"> HYPERLINK \l _Toc26685 </w:instrText>
       </w:r>
       <w:r>
         <w:rPr>
@@ -696,7 +696,7 @@
           <w:color w:val="62B541"/>
           <w:sz w:val="32"/>
         </w:rPr>
-        <w:instrText xml:space="preserve"> PAGEREF _Toc16997 \h </w:instrText>
+        <w:instrText xml:space="preserve"> PAGEREF _Toc26685 \h </w:instrText>
       </w:r>
       <w:r>
         <w:rPr>
@@ -767,7 +767,7 @@
           <w:sz w:val="32"/>
           <w:lang w:eastAsia="zh-CN"/>
         </w:rPr>
-        <w:instrText xml:space="preserve"> HYPERLINK \l _Toc15039 </w:instrText>
+        <w:instrText xml:space="preserve"> HYPERLINK \l _Toc7528 </w:instrText>
       </w:r>
       <w:r>
         <w:rPr>
@@ -813,7 +813,7 @@
           <w:color w:val="62B541"/>
           <w:sz w:val="32"/>
         </w:rPr>
-        <w:instrText xml:space="preserve"> PAGEREF _Toc15039 \h </w:instrText>
+        <w:instrText xml:space="preserve"> PAGEREF _Toc7528 \h </w:instrText>
       </w:r>
       <w:r>
         <w:rPr>
@@ -884,7 +884,7 @@
           <w:sz w:val="32"/>
           <w:lang w:eastAsia="zh-CN"/>
         </w:rPr>
-        <w:instrText xml:space="preserve"> HYPERLINK \l _Toc15040 </w:instrText>
+        <w:instrText xml:space="preserve"> HYPERLINK \l _Toc26784 </w:instrText>
       </w:r>
       <w:r>
         <w:rPr>
@@ -930,7 +930,7 @@
           <w:color w:val="62B541"/>
           <w:sz w:val="32"/>
         </w:rPr>
-        <w:instrText xml:space="preserve"> PAGEREF _Toc15040 \h </w:instrText>
+        <w:instrText xml:space="preserve"> PAGEREF _Toc26784 \h </w:instrText>
       </w:r>
       <w:r>
         <w:rPr>
@@ -978,87 +978,94 @@
         </w:tabs>
         <w:ind w:left="440"/>
         <w:rPr>
-          <w:rFonts w:ascii="Times New Roman" w:hAnsi="Times New Roman" w:eastAsia="微软雅黑"/>
-          <w:sz w:val="28"/>
-        </w:rPr>
-      </w:pPr>
-      <w:r>
-        <w:rPr>
-          <w:rFonts w:ascii="Times New Roman" w:hAnsi="Times New Roman" w:eastAsia="微软雅黑"/>
-          <w:sz w:val="28"/>
-          <w:lang w:eastAsia="zh-CN"/>
-        </w:rPr>
-        <w:fldChar w:fldCharType="begin"/>
-      </w:r>
-      <w:r>
-        <w:rPr>
-          <w:rFonts w:ascii="Times New Roman" w:hAnsi="Times New Roman" w:eastAsia="微软雅黑"/>
-          <w:sz w:val="28"/>
-          <w:lang w:eastAsia="zh-CN"/>
-        </w:rPr>
-        <w:instrText xml:space="preserve"> HYPERLINK \l _Toc8896 </w:instrText>
-      </w:r>
-      <w:r>
-        <w:rPr>
-          <w:rFonts w:ascii="Times New Roman" w:hAnsi="Times New Roman" w:eastAsia="微软雅黑"/>
-          <w:sz w:val="28"/>
-          <w:lang w:eastAsia="zh-CN"/>
-        </w:rPr>
-        <w:fldChar w:fldCharType="separate"/>
-      </w:r>
-      <w:r>
-        <w:rPr>
           <w:rFonts w:hint="eastAsia" w:ascii="Times New Roman" w:hAnsi="Times New Roman" w:eastAsia="微软雅黑"/>
           <w:sz w:val="28"/>
           <w:lang w:eastAsia="zh-CN"/>
         </w:rPr>
+      </w:pPr>
+      <w:r>
+        <w:rPr>
+          <w:rFonts w:hint="eastAsia" w:ascii="Times New Roman" w:hAnsi="Times New Roman" w:eastAsia="微软雅黑"/>
+          <w:sz w:val="28"/>
+          <w:lang w:eastAsia="zh-CN"/>
+        </w:rPr>
+        <w:fldChar w:fldCharType="begin"/>
+      </w:r>
+      <w:r>
+        <w:rPr>
+          <w:rFonts w:hint="eastAsia" w:ascii="Times New Roman" w:hAnsi="Times New Roman" w:eastAsia="微软雅黑"/>
+          <w:sz w:val="28"/>
+          <w:lang w:eastAsia="zh-CN"/>
+        </w:rPr>
+        <w:instrText xml:space="preserve"> HYPERLINK \l _Toc24642 </w:instrText>
+      </w:r>
+      <w:r>
+        <w:rPr>
+          <w:rFonts w:hint="eastAsia" w:ascii="Times New Roman" w:hAnsi="Times New Roman" w:eastAsia="微软雅黑"/>
+          <w:sz w:val="28"/>
+          <w:lang w:eastAsia="zh-CN"/>
+        </w:rPr>
+        <w:fldChar w:fldCharType="separate"/>
+      </w:r>
+      <w:r>
+        <w:rPr>
+          <w:rFonts w:hint="eastAsia" w:ascii="Times New Roman" w:hAnsi="Times New Roman" w:eastAsia="微软雅黑"/>
+          <w:sz w:val="28"/>
+          <w:lang w:eastAsia="zh-CN"/>
+        </w:rPr>
         <w:t>检测结果小结</w:t>
       </w:r>
       <w:r>
         <w:rPr>
-          <w:rFonts w:ascii="Times New Roman" w:hAnsi="Times New Roman" w:eastAsia="微软雅黑"/>
+          <w:rFonts w:hint="eastAsia" w:ascii="Times New Roman" w:hAnsi="Times New Roman" w:eastAsia="微软雅黑"/>
           <w:sz w:val="28"/>
+          <w:lang w:eastAsia="zh-CN"/>
         </w:rPr>
         <w:tab/>
       </w:r>
       <w:r>
         <w:rPr>
-          <w:rFonts w:ascii="Times New Roman" w:hAnsi="Times New Roman" w:eastAsia="微软雅黑"/>
+          <w:rFonts w:hint="eastAsia" w:ascii="Times New Roman" w:hAnsi="Times New Roman" w:eastAsia="微软雅黑"/>
           <w:sz w:val="28"/>
+          <w:lang w:eastAsia="zh-CN"/>
         </w:rPr>
         <w:fldChar w:fldCharType="begin"/>
       </w:r>
       <w:r>
         <w:rPr>
-          <w:rFonts w:ascii="Times New Roman" w:hAnsi="Times New Roman" w:eastAsia="微软雅黑"/>
+          <w:rFonts w:hint="eastAsia" w:ascii="Times New Roman" w:hAnsi="Times New Roman" w:eastAsia="微软雅黑"/>
           <w:sz w:val="28"/>
-        </w:rPr>
-        <w:instrText xml:space="preserve"> PAGEREF _Toc8896 \h </w:instrText>
-      </w:r>
-      <w:r>
-        <w:rPr>
-          <w:rFonts w:ascii="Times New Roman" w:hAnsi="Times New Roman" w:eastAsia="微软雅黑"/>
+          <w:lang w:eastAsia="zh-CN"/>
+        </w:rPr>
+        <w:instrText xml:space="preserve"> PAGEREF _Toc24642 \h </w:instrText>
+      </w:r>
+      <w:r>
+        <w:rPr>
+          <w:rFonts w:hint="eastAsia" w:ascii="Times New Roman" w:hAnsi="Times New Roman" w:eastAsia="微软雅黑"/>
           <w:sz w:val="28"/>
+          <w:lang w:eastAsia="zh-CN"/>
         </w:rPr>
         <w:fldChar w:fldCharType="separate"/>
       </w:r>
       <w:r>
         <w:rPr>
-          <w:rFonts w:ascii="Times New Roman" w:hAnsi="Times New Roman" w:eastAsia="微软雅黑"/>
+          <w:rFonts w:hint="eastAsia" w:ascii="Times New Roman" w:hAnsi="Times New Roman" w:eastAsia="微软雅黑"/>
           <w:sz w:val="28"/>
+          <w:lang w:eastAsia="zh-CN"/>
         </w:rPr>
         <w:t>1</w:t>
       </w:r>
       <w:r>
         <w:rPr>
-          <w:rFonts w:ascii="Times New Roman" w:hAnsi="Times New Roman" w:eastAsia="微软雅黑"/>
+          <w:rFonts w:hint="eastAsia" w:ascii="Times New Roman" w:hAnsi="Times New Roman" w:eastAsia="微软雅黑"/>
           <w:sz w:val="28"/>
+          <w:lang w:eastAsia="zh-CN"/>
         </w:rPr>
         <w:fldChar w:fldCharType="end"/>
       </w:r>
       <w:r>
         <w:rPr>
-          <w:rFonts w:ascii="Times New Roman" w:hAnsi="Times New Roman" w:eastAsia="微软雅黑"/>
+          <w:rFonts w:hint="eastAsia" w:ascii="Times New Roman" w:hAnsi="Times New Roman" w:eastAsia="微软雅黑"/>
           <w:sz w:val="28"/>
           <w:lang w:eastAsia="zh-CN"/>
         </w:rPr>
@@ -1075,43 +1082,11 @@
       </w:pPr>
       <w:r>
         <w:rPr>
-          <w:rFonts w:ascii="Times New Roman" w:hAnsi="Times New Roman" w:eastAsia="微软雅黑"/>
-          <w:sz w:val="28"/>
-          <w:lang w:eastAsia="zh-CN"/>
-        </w:rPr>
-        <w:fldChar w:fldCharType="begin"/>
-      </w:r>
-      <w:r>
-        <w:rPr>
-          <w:rFonts w:ascii="Times New Roman" w:hAnsi="Times New Roman" w:eastAsia="微软雅黑"/>
-          <w:sz w:val="28"/>
-          <w:lang w:eastAsia="zh-CN"/>
-        </w:rPr>
-        <w:instrText xml:space="preserve"> HYPERLINK \l _Toc2344 </w:instrText>
-      </w:r>
-      <w:r>
-        <w:rPr>
-          <w:rFonts w:ascii="Times New Roman" w:hAnsi="Times New Roman" w:eastAsia="微软雅黑"/>
-          <w:sz w:val="28"/>
-          <w:lang w:eastAsia="zh-CN"/>
-        </w:rPr>
-        <w:fldChar w:fldCharType="separate"/>
-      </w:r>
-      <w:r>
-        <w:rPr>
           <w:rFonts w:hint="eastAsia" w:ascii="Times New Roman" w:hAnsi="Times New Roman" w:eastAsia="微软雅黑"/>
           <w:sz w:val="28"/>
           <w:lang w:eastAsia="zh-CN"/>
         </w:rPr>
-        <w:t xml:space="preserve">{% if importantTargetedDiseaseName == </w:t>
-      </w:r>
-      <w:r>
-        <w:rPr>
-          <w:rFonts w:ascii="Times New Roman" w:hAnsi="Times New Roman" w:eastAsia="微软雅黑"/>
-          <w:sz w:val="28"/>
-          <w:lang w:eastAsia="zh-CN"/>
-        </w:rPr>
-        <w:t>‘</w:t>
+        <w:fldChar w:fldCharType="begin"/>
       </w:r>
       <w:r>
         <w:rPr>
@@ -1119,15 +1094,7 @@
           <w:sz w:val="28"/>
           <w:lang w:eastAsia="zh-CN"/>
         </w:rPr>
-        <w:t>泛癌种</w:t>
-      </w:r>
-      <w:r>
-        <w:rPr>
-          <w:rFonts w:ascii="Times New Roman" w:hAnsi="Times New Roman" w:eastAsia="微软雅黑"/>
-          <w:sz w:val="28"/>
-          <w:lang w:eastAsia="zh-CN"/>
-        </w:rPr>
-        <w:t>’</w:t>
+        <w:instrText xml:space="preserve"> HYPERLINK \l _Toc24879 </w:instrText>
       </w:r>
       <w:r>
         <w:rPr>
@@ -1135,15 +1102,7 @@
           <w:sz w:val="28"/>
           <w:lang w:eastAsia="zh-CN"/>
         </w:rPr>
-        <w:t>%}重要靶向用药</w:t>
-      </w:r>
-      <w:r>
-        <w:rPr>
-          <w:rFonts w:ascii="Times New Roman" w:hAnsi="Times New Roman" w:eastAsia="微软雅黑"/>
-          <w:sz w:val="28"/>
-          <w:lang w:eastAsia="zh-CN"/>
-        </w:rPr>
-        <w:t>{%else%}</w:t>
+        <w:fldChar w:fldCharType="separate"/>
       </w:r>
       <w:r>
         <w:rPr>
@@ -1151,15 +1110,7 @@
           <w:sz w:val="28"/>
           <w:lang w:eastAsia="zh-CN"/>
         </w:rPr>
-        <w:t xml:space="preserve">{% if importantTargetedDiseaseName == </w:t>
-      </w:r>
-      <w:r>
-        <w:rPr>
-          <w:rFonts w:ascii="Times New Roman" w:hAnsi="Times New Roman" w:eastAsia="微软雅黑"/>
-          <w:sz w:val="28"/>
-          <w:lang w:eastAsia="zh-CN"/>
-        </w:rPr>
-        <w:t>‘</w:t>
+        <w:t>{% if importantTargetedDiseaseName == ‘泛癌种’%}重要靶向用药{%else%}{% if importantTargetedDiseaseName == ‘肺癌’%}肺癌{% elif importantTargetedDiseaseName == ‘结直肠癌’ %}结直肠癌{% elif importantTargetedDiseaseName == ‘乳腺癌’ %}乳腺癌{% endif %}精准诊疗{% endif %}相关基因结果汇总</w:t>
       </w:r>
       <w:r>
         <w:rPr>
@@ -1167,15 +1118,7 @@
           <w:sz w:val="28"/>
           <w:lang w:eastAsia="zh-CN"/>
         </w:rPr>
-        <w:t>肺癌</w:t>
-      </w:r>
-      <w:r>
-        <w:rPr>
-          <w:rFonts w:ascii="Times New Roman" w:hAnsi="Times New Roman" w:eastAsia="微软雅黑"/>
-          <w:sz w:val="28"/>
-          <w:lang w:eastAsia="zh-CN"/>
-        </w:rPr>
-        <w:t>’</w:t>
+        <w:tab/>
       </w:r>
       <w:r>
         <w:rPr>
@@ -1183,15 +1126,7 @@
           <w:sz w:val="28"/>
           <w:lang w:eastAsia="zh-CN"/>
         </w:rPr>
-        <w:t xml:space="preserve">%}肺癌{% elif importantTargetedDiseaseName == </w:t>
-      </w:r>
-      <w:r>
-        <w:rPr>
-          <w:rFonts w:ascii="Times New Roman" w:hAnsi="Times New Roman" w:eastAsia="微软雅黑"/>
-          <w:sz w:val="28"/>
-          <w:lang w:eastAsia="zh-CN"/>
-        </w:rPr>
-        <w:t>‘</w:t>
+        <w:fldChar w:fldCharType="begin"/>
       </w:r>
       <w:r>
         <w:rPr>
@@ -1199,15 +1134,7 @@
           <w:sz w:val="28"/>
           <w:lang w:eastAsia="zh-CN"/>
         </w:rPr>
-        <w:t>结直肠癌</w:t>
-      </w:r>
-      <w:r>
-        <w:rPr>
-          <w:rFonts w:ascii="Times New Roman" w:hAnsi="Times New Roman" w:eastAsia="微软雅黑"/>
-          <w:sz w:val="28"/>
-          <w:lang w:eastAsia="zh-CN"/>
-        </w:rPr>
-        <w:t>’</w:t>
+        <w:instrText xml:space="preserve"> PAGEREF _Toc24879 \h </w:instrText>
       </w:r>
       <w:r>
         <w:rPr>
@@ -1215,15 +1142,7 @@
           <w:sz w:val="28"/>
           <w:lang w:eastAsia="zh-CN"/>
         </w:rPr>
-        <w:t xml:space="preserve"> %}结直肠癌{% elif importantTargetedDiseaseName == </w:t>
-      </w:r>
-      <w:r>
-        <w:rPr>
-          <w:rFonts w:ascii="Times New Roman" w:hAnsi="Times New Roman" w:eastAsia="微软雅黑"/>
-          <w:sz w:val="28"/>
-          <w:lang w:eastAsia="zh-CN"/>
-        </w:rPr>
-        <w:t>‘</w:t>
+        <w:fldChar w:fldCharType="separate"/>
       </w:r>
       <w:r>
         <w:rPr>
@@ -1231,15 +1150,7 @@
           <w:sz w:val="28"/>
           <w:lang w:eastAsia="zh-CN"/>
         </w:rPr>
-        <w:t>乳腺癌</w:t>
-      </w:r>
-      <w:r>
-        <w:rPr>
-          <w:rFonts w:ascii="Times New Roman" w:hAnsi="Times New Roman" w:eastAsia="微软雅黑"/>
-          <w:sz w:val="28"/>
-          <w:lang w:eastAsia="zh-CN"/>
-        </w:rPr>
-        <w:t>’</w:t>
+        <w:t>3</w:t>
       </w:r>
       <w:r>
         <w:rPr>
@@ -1247,53 +1158,11 @@
           <w:sz w:val="28"/>
           <w:lang w:eastAsia="zh-CN"/>
         </w:rPr>
-        <w:t xml:space="preserve"> %}乳腺癌{% endif %}精准诊疗{% endif %}相关基因结果汇总</w:t>
-      </w:r>
-      <w:r>
-        <w:rPr>
-          <w:rFonts w:ascii="Times New Roman" w:hAnsi="Times New Roman" w:eastAsia="微软雅黑"/>
-          <w:sz w:val="28"/>
-        </w:rPr>
-        <w:tab/>
-      </w:r>
-      <w:r>
-        <w:rPr>
-          <w:rFonts w:ascii="Times New Roman" w:hAnsi="Times New Roman" w:eastAsia="微软雅黑"/>
-          <w:sz w:val="28"/>
-        </w:rPr>
-        <w:fldChar w:fldCharType="begin"/>
-      </w:r>
-      <w:r>
-        <w:rPr>
-          <w:rFonts w:ascii="Times New Roman" w:hAnsi="Times New Roman" w:eastAsia="微软雅黑"/>
-          <w:sz w:val="28"/>
-        </w:rPr>
-        <w:instrText xml:space="preserve"> PAGEREF _Toc2344 \h </w:instrText>
-      </w:r>
-      <w:r>
-        <w:rPr>
-          <w:rFonts w:ascii="Times New Roman" w:hAnsi="Times New Roman" w:eastAsia="微软雅黑"/>
-          <w:sz w:val="28"/>
-        </w:rPr>
-        <w:fldChar w:fldCharType="separate"/>
-      </w:r>
-      <w:r>
-        <w:rPr>
-          <w:rFonts w:ascii="Times New Roman" w:hAnsi="Times New Roman" w:eastAsia="微软雅黑"/>
-          <w:sz w:val="28"/>
-        </w:rPr>
-        <w:t>2</w:t>
-      </w:r>
-      <w:r>
-        <w:rPr>
-          <w:rFonts w:ascii="Times New Roman" w:hAnsi="Times New Roman" w:eastAsia="微软雅黑"/>
-          <w:sz w:val="28"/>
-        </w:rPr>
         <w:fldChar w:fldCharType="end"/>
       </w:r>
       <w:r>
         <w:rPr>
-          <w:rFonts w:ascii="Times New Roman" w:hAnsi="Times New Roman" w:eastAsia="微软雅黑"/>
+          <w:rFonts w:hint="eastAsia" w:ascii="Times New Roman" w:hAnsi="Times New Roman" w:eastAsia="微软雅黑"/>
           <w:sz w:val="28"/>
           <w:lang w:eastAsia="zh-CN"/>
         </w:rPr>
@@ -1331,7 +1200,7 @@
           <w:sz w:val="32"/>
           <w:lang w:eastAsia="zh-CN"/>
         </w:rPr>
-        <w:instrText xml:space="preserve"> HYPERLINK \l _Toc14185 </w:instrText>
+        <w:instrText xml:space="preserve"> HYPERLINK \l _Toc3035 </w:instrText>
       </w:r>
       <w:r>
         <w:rPr>
@@ -1377,7 +1246,7 @@
           <w:color w:val="62B541"/>
           <w:sz w:val="32"/>
         </w:rPr>
-        <w:instrText xml:space="preserve"> PAGEREF _Toc14185 \h </w:instrText>
+        <w:instrText xml:space="preserve"> PAGEREF _Toc3035 \h </w:instrText>
       </w:r>
       <w:r>
         <w:rPr>
@@ -1425,87 +1294,94 @@
         </w:tabs>
         <w:ind w:left="440"/>
         <w:rPr>
-          <w:rFonts w:ascii="Times New Roman" w:hAnsi="Times New Roman" w:eastAsia="微软雅黑"/>
-          <w:sz w:val="28"/>
-        </w:rPr>
-      </w:pPr>
-      <w:r>
-        <w:rPr>
-          <w:rFonts w:ascii="Times New Roman" w:hAnsi="Times New Roman" w:eastAsia="微软雅黑"/>
-          <w:sz w:val="28"/>
-          <w:lang w:eastAsia="zh-CN"/>
-        </w:rPr>
-        <w:fldChar w:fldCharType="begin"/>
-      </w:r>
-      <w:r>
-        <w:rPr>
-          <w:rFonts w:ascii="Times New Roman" w:hAnsi="Times New Roman" w:eastAsia="微软雅黑"/>
-          <w:sz w:val="28"/>
-          <w:lang w:eastAsia="zh-CN"/>
-        </w:rPr>
-        <w:instrText xml:space="preserve"> HYPERLINK \l _Toc4649 </w:instrText>
-      </w:r>
-      <w:r>
-        <w:rPr>
-          <w:rFonts w:ascii="Times New Roman" w:hAnsi="Times New Roman" w:eastAsia="微软雅黑"/>
-          <w:sz w:val="28"/>
-          <w:lang w:eastAsia="zh-CN"/>
-        </w:rPr>
-        <w:fldChar w:fldCharType="separate"/>
-      </w:r>
-      <w:r>
-        <w:rPr>
           <w:rFonts w:hint="eastAsia" w:ascii="Times New Roman" w:hAnsi="Times New Roman" w:eastAsia="微软雅黑"/>
           <w:sz w:val="28"/>
           <w:lang w:eastAsia="zh-CN"/>
         </w:rPr>
+      </w:pPr>
+      <w:r>
+        <w:rPr>
+          <w:rFonts w:hint="eastAsia" w:ascii="Times New Roman" w:hAnsi="Times New Roman" w:eastAsia="微软雅黑"/>
+          <w:sz w:val="28"/>
+          <w:lang w:eastAsia="zh-CN"/>
+        </w:rPr>
+        <w:fldChar w:fldCharType="begin"/>
+      </w:r>
+      <w:r>
+        <w:rPr>
+          <w:rFonts w:hint="eastAsia" w:ascii="Times New Roman" w:hAnsi="Times New Roman" w:eastAsia="微软雅黑"/>
+          <w:sz w:val="28"/>
+          <w:lang w:eastAsia="zh-CN"/>
+        </w:rPr>
+        <w:instrText xml:space="preserve"> HYPERLINK \l _Toc5295 </w:instrText>
+      </w:r>
+      <w:r>
+        <w:rPr>
+          <w:rFonts w:hint="eastAsia" w:ascii="Times New Roman" w:hAnsi="Times New Roman" w:eastAsia="微软雅黑"/>
+          <w:sz w:val="28"/>
+          <w:lang w:eastAsia="zh-CN"/>
+        </w:rPr>
+        <w:fldChar w:fldCharType="separate"/>
+      </w:r>
+      <w:r>
+        <w:rPr>
+          <w:rFonts w:hint="eastAsia" w:ascii="Times New Roman" w:hAnsi="Times New Roman" w:eastAsia="微软雅黑"/>
+          <w:sz w:val="28"/>
+          <w:lang w:eastAsia="zh-CN"/>
+        </w:rPr>
         <w:t>体细胞变异分级提示</w:t>
       </w:r>
       <w:r>
         <w:rPr>
-          <w:rFonts w:ascii="Times New Roman" w:hAnsi="Times New Roman" w:eastAsia="微软雅黑"/>
+          <w:rFonts w:hint="eastAsia" w:ascii="Times New Roman" w:hAnsi="Times New Roman" w:eastAsia="微软雅黑"/>
           <w:sz w:val="28"/>
+          <w:lang w:eastAsia="zh-CN"/>
         </w:rPr>
         <w:tab/>
       </w:r>
       <w:r>
         <w:rPr>
-          <w:rFonts w:ascii="Times New Roman" w:hAnsi="Times New Roman" w:eastAsia="微软雅黑"/>
+          <w:rFonts w:hint="eastAsia" w:ascii="Times New Roman" w:hAnsi="Times New Roman" w:eastAsia="微软雅黑"/>
           <w:sz w:val="28"/>
+          <w:lang w:eastAsia="zh-CN"/>
         </w:rPr>
         <w:fldChar w:fldCharType="begin"/>
       </w:r>
       <w:r>
         <w:rPr>
-          <w:rFonts w:ascii="Times New Roman" w:hAnsi="Times New Roman" w:eastAsia="微软雅黑"/>
+          <w:rFonts w:hint="eastAsia" w:ascii="Times New Roman" w:hAnsi="Times New Roman" w:eastAsia="微软雅黑"/>
           <w:sz w:val="28"/>
-        </w:rPr>
-        <w:instrText xml:space="preserve"> PAGEREF _Toc4649 \h </w:instrText>
-      </w:r>
-      <w:r>
-        <w:rPr>
-          <w:rFonts w:ascii="Times New Roman" w:hAnsi="Times New Roman" w:eastAsia="微软雅黑"/>
+          <w:lang w:eastAsia="zh-CN"/>
+        </w:rPr>
+        <w:instrText xml:space="preserve"> PAGEREF _Toc5295 \h </w:instrText>
+      </w:r>
+      <w:r>
+        <w:rPr>
+          <w:rFonts w:hint="eastAsia" w:ascii="Times New Roman" w:hAnsi="Times New Roman" w:eastAsia="微软雅黑"/>
           <w:sz w:val="28"/>
+          <w:lang w:eastAsia="zh-CN"/>
         </w:rPr>
         <w:fldChar w:fldCharType="separate"/>
       </w:r>
       <w:r>
         <w:rPr>
-          <w:rFonts w:ascii="Times New Roman" w:hAnsi="Times New Roman" w:eastAsia="微软雅黑"/>
+          <w:rFonts w:hint="eastAsia" w:ascii="Times New Roman" w:hAnsi="Times New Roman" w:eastAsia="微软雅黑"/>
           <w:sz w:val="28"/>
+          <w:lang w:eastAsia="zh-CN"/>
         </w:rPr>
         <w:t>4</w:t>
       </w:r>
       <w:r>
         <w:rPr>
-          <w:rFonts w:ascii="Times New Roman" w:hAnsi="Times New Roman" w:eastAsia="微软雅黑"/>
+          <w:rFonts w:hint="eastAsia" w:ascii="Times New Roman" w:hAnsi="Times New Roman" w:eastAsia="微软雅黑"/>
           <w:sz w:val="28"/>
+          <w:lang w:eastAsia="zh-CN"/>
         </w:rPr>
         <w:fldChar w:fldCharType="end"/>
       </w:r>
       <w:r>
         <w:rPr>
-          <w:rFonts w:ascii="Times New Roman" w:hAnsi="Times New Roman" w:eastAsia="微软雅黑"/>
+          <w:rFonts w:hint="eastAsia" w:ascii="Times New Roman" w:hAnsi="Times New Roman" w:eastAsia="微软雅黑"/>
           <w:sz w:val="28"/>
           <w:lang w:eastAsia="zh-CN"/>
         </w:rPr>
@@ -1520,87 +1396,94 @@
         </w:tabs>
         <w:ind w:left="440"/>
         <w:rPr>
-          <w:rFonts w:ascii="Times New Roman" w:hAnsi="Times New Roman" w:eastAsia="微软雅黑"/>
-          <w:sz w:val="28"/>
-        </w:rPr>
-      </w:pPr>
-      <w:r>
-        <w:rPr>
-          <w:rFonts w:ascii="Times New Roman" w:hAnsi="Times New Roman" w:eastAsia="微软雅黑"/>
-          <w:sz w:val="28"/>
-          <w:lang w:eastAsia="zh-CN"/>
-        </w:rPr>
-        <w:fldChar w:fldCharType="begin"/>
-      </w:r>
-      <w:r>
-        <w:rPr>
-          <w:rFonts w:ascii="Times New Roman" w:hAnsi="Times New Roman" w:eastAsia="微软雅黑"/>
-          <w:sz w:val="28"/>
-          <w:lang w:eastAsia="zh-CN"/>
-        </w:rPr>
-        <w:instrText xml:space="preserve"> HYPERLINK \l _Toc29585 </w:instrText>
-      </w:r>
-      <w:r>
-        <w:rPr>
-          <w:rFonts w:ascii="Times New Roman" w:hAnsi="Times New Roman" w:eastAsia="微软雅黑"/>
-          <w:sz w:val="28"/>
-          <w:lang w:eastAsia="zh-CN"/>
-        </w:rPr>
-        <w:fldChar w:fldCharType="separate"/>
-      </w:r>
-      <w:r>
-        <w:rPr>
           <w:rFonts w:hint="eastAsia" w:ascii="Times New Roman" w:hAnsi="Times New Roman" w:eastAsia="微软雅黑"/>
           <w:sz w:val="28"/>
           <w:lang w:eastAsia="zh-CN"/>
         </w:rPr>
+      </w:pPr>
+      <w:r>
+        <w:rPr>
+          <w:rFonts w:hint="eastAsia" w:ascii="Times New Roman" w:hAnsi="Times New Roman" w:eastAsia="微软雅黑"/>
+          <w:sz w:val="28"/>
+          <w:lang w:eastAsia="zh-CN"/>
+        </w:rPr>
+        <w:fldChar w:fldCharType="begin"/>
+      </w:r>
+      <w:r>
+        <w:rPr>
+          <w:rFonts w:hint="eastAsia" w:ascii="Times New Roman" w:hAnsi="Times New Roman" w:eastAsia="微软雅黑"/>
+          <w:sz w:val="28"/>
+          <w:lang w:eastAsia="zh-CN"/>
+        </w:rPr>
+        <w:instrText xml:space="preserve"> HYPERLINK \l _Toc27675 </w:instrText>
+      </w:r>
+      <w:r>
+        <w:rPr>
+          <w:rFonts w:hint="eastAsia" w:ascii="Times New Roman" w:hAnsi="Times New Roman" w:eastAsia="微软雅黑"/>
+          <w:sz w:val="28"/>
+          <w:lang w:eastAsia="zh-CN"/>
+        </w:rPr>
+        <w:fldChar w:fldCharType="separate"/>
+      </w:r>
+      <w:r>
+        <w:rPr>
+          <w:rFonts w:hint="eastAsia" w:ascii="Times New Roman" w:hAnsi="Times New Roman" w:eastAsia="微软雅黑"/>
+          <w:sz w:val="28"/>
+          <w:lang w:eastAsia="zh-CN"/>
+        </w:rPr>
         <w:t>胚系变异结果提示</w:t>
       </w:r>
       <w:r>
         <w:rPr>
-          <w:rFonts w:ascii="Times New Roman" w:hAnsi="Times New Roman" w:eastAsia="微软雅黑"/>
+          <w:rFonts w:hint="eastAsia" w:ascii="Times New Roman" w:hAnsi="Times New Roman" w:eastAsia="微软雅黑"/>
           <w:sz w:val="28"/>
+          <w:lang w:eastAsia="zh-CN"/>
         </w:rPr>
         <w:tab/>
       </w:r>
       <w:r>
         <w:rPr>
-          <w:rFonts w:ascii="Times New Roman" w:hAnsi="Times New Roman" w:eastAsia="微软雅黑"/>
+          <w:rFonts w:hint="eastAsia" w:ascii="Times New Roman" w:hAnsi="Times New Roman" w:eastAsia="微软雅黑"/>
           <w:sz w:val="28"/>
+          <w:lang w:eastAsia="zh-CN"/>
         </w:rPr>
         <w:fldChar w:fldCharType="begin"/>
       </w:r>
       <w:r>
         <w:rPr>
-          <w:rFonts w:ascii="Times New Roman" w:hAnsi="Times New Roman" w:eastAsia="微软雅黑"/>
+          <w:rFonts w:hint="eastAsia" w:ascii="Times New Roman" w:hAnsi="Times New Roman" w:eastAsia="微软雅黑"/>
           <w:sz w:val="28"/>
-        </w:rPr>
-        <w:instrText xml:space="preserve"> PAGEREF _Toc29585 \h </w:instrText>
-      </w:r>
-      <w:r>
-        <w:rPr>
-          <w:rFonts w:ascii="Times New Roman" w:hAnsi="Times New Roman" w:eastAsia="微软雅黑"/>
+          <w:lang w:eastAsia="zh-CN"/>
+        </w:rPr>
+        <w:instrText xml:space="preserve"> PAGEREF _Toc27675 \h </w:instrText>
+      </w:r>
+      <w:r>
+        <w:rPr>
+          <w:rFonts w:hint="eastAsia" w:ascii="Times New Roman" w:hAnsi="Times New Roman" w:eastAsia="微软雅黑"/>
           <w:sz w:val="28"/>
+          <w:lang w:eastAsia="zh-CN"/>
         </w:rPr>
         <w:fldChar w:fldCharType="separate"/>
       </w:r>
       <w:r>
         <w:rPr>
-          <w:rFonts w:ascii="Times New Roman" w:hAnsi="Times New Roman" w:eastAsia="微软雅黑"/>
+          <w:rFonts w:hint="eastAsia" w:ascii="Times New Roman" w:hAnsi="Times New Roman" w:eastAsia="微软雅黑"/>
           <w:sz w:val="28"/>
+          <w:lang w:eastAsia="zh-CN"/>
         </w:rPr>
         <w:t>7</w:t>
       </w:r>
       <w:r>
         <w:rPr>
-          <w:rFonts w:ascii="Times New Roman" w:hAnsi="Times New Roman" w:eastAsia="微软雅黑"/>
+          <w:rFonts w:hint="eastAsia" w:ascii="Times New Roman" w:hAnsi="Times New Roman" w:eastAsia="微软雅黑"/>
           <w:sz w:val="28"/>
+          <w:lang w:eastAsia="zh-CN"/>
         </w:rPr>
         <w:fldChar w:fldCharType="end"/>
       </w:r>
       <w:r>
         <w:rPr>
-          <w:rFonts w:ascii="Times New Roman" w:hAnsi="Times New Roman" w:eastAsia="微软雅黑"/>
+          <w:rFonts w:hint="eastAsia" w:ascii="Times New Roman" w:hAnsi="Times New Roman" w:eastAsia="微软雅黑"/>
           <w:sz w:val="28"/>
           <w:lang w:eastAsia="zh-CN"/>
         </w:rPr>
@@ -1647,87 +1530,94 @@
         </w:tabs>
         <w:ind w:left="440"/>
         <w:rPr>
-          <w:rFonts w:ascii="Times New Roman" w:hAnsi="Times New Roman" w:eastAsia="微软雅黑"/>
-          <w:sz w:val="28"/>
-        </w:rPr>
-      </w:pPr>
-      <w:r>
-        <w:rPr>
-          <w:rFonts w:ascii="Times New Roman" w:hAnsi="Times New Roman" w:eastAsia="微软雅黑"/>
-          <w:sz w:val="28"/>
-          <w:lang w:eastAsia="zh-CN"/>
-        </w:rPr>
-        <w:fldChar w:fldCharType="begin"/>
-      </w:r>
-      <w:r>
-        <w:rPr>
-          <w:rFonts w:ascii="Times New Roman" w:hAnsi="Times New Roman" w:eastAsia="微软雅黑"/>
-          <w:sz w:val="28"/>
-          <w:lang w:eastAsia="zh-CN"/>
-        </w:rPr>
-        <w:instrText xml:space="preserve"> HYPERLINK \l _Toc21457 </w:instrText>
-      </w:r>
-      <w:r>
-        <w:rPr>
-          <w:rFonts w:ascii="Times New Roman" w:hAnsi="Times New Roman" w:eastAsia="微软雅黑"/>
-          <w:sz w:val="28"/>
-          <w:lang w:eastAsia="zh-CN"/>
-        </w:rPr>
-        <w:fldChar w:fldCharType="separate"/>
-      </w:r>
-      <w:r>
-        <w:rPr>
           <w:rFonts w:hint="eastAsia" w:ascii="Times New Roman" w:hAnsi="Times New Roman" w:eastAsia="微软雅黑"/>
           <w:sz w:val="28"/>
           <w:lang w:eastAsia="zh-CN"/>
         </w:rPr>
+      </w:pPr>
+      <w:r>
+        <w:rPr>
+          <w:rFonts w:hint="eastAsia" w:ascii="Times New Roman" w:hAnsi="Times New Roman" w:eastAsia="微软雅黑"/>
+          <w:sz w:val="28"/>
+          <w:lang w:eastAsia="zh-CN"/>
+        </w:rPr>
+        <w:fldChar w:fldCharType="begin"/>
+      </w:r>
+      <w:r>
+        <w:rPr>
+          <w:rFonts w:hint="eastAsia" w:ascii="Times New Roman" w:hAnsi="Times New Roman" w:eastAsia="微软雅黑"/>
+          <w:sz w:val="28"/>
+          <w:lang w:eastAsia="zh-CN"/>
+        </w:rPr>
+        <w:instrText xml:space="preserve"> HYPERLINK \l _Toc10962 </w:instrText>
+      </w:r>
+      <w:r>
+        <w:rPr>
+          <w:rFonts w:hint="eastAsia" w:ascii="Times New Roman" w:hAnsi="Times New Roman" w:eastAsia="微软雅黑"/>
+          <w:sz w:val="28"/>
+          <w:lang w:eastAsia="zh-CN"/>
+        </w:rPr>
+        <w:fldChar w:fldCharType="separate"/>
+      </w:r>
+      <w:r>
+        <w:rPr>
+          <w:rFonts w:hint="eastAsia" w:ascii="Times New Roman" w:hAnsi="Times New Roman" w:eastAsia="微软雅黑"/>
+          <w:sz w:val="28"/>
+          <w:lang w:eastAsia="zh-CN"/>
+        </w:rPr>
         <w:t>本癌种FDA/NMPA获批的其他可选靶向药物</w:t>
       </w:r>
       <w:r>
         <w:rPr>
-          <w:rFonts w:ascii="Times New Roman" w:hAnsi="Times New Roman" w:eastAsia="微软雅黑"/>
+          <w:rFonts w:hint="eastAsia" w:ascii="Times New Roman" w:hAnsi="Times New Roman" w:eastAsia="微软雅黑"/>
           <w:sz w:val="28"/>
+          <w:lang w:eastAsia="zh-CN"/>
         </w:rPr>
         <w:tab/>
       </w:r>
       <w:r>
         <w:rPr>
-          <w:rFonts w:ascii="Times New Roman" w:hAnsi="Times New Roman" w:eastAsia="微软雅黑"/>
+          <w:rFonts w:hint="eastAsia" w:ascii="Times New Roman" w:hAnsi="Times New Roman" w:eastAsia="微软雅黑"/>
           <w:sz w:val="28"/>
+          <w:lang w:eastAsia="zh-CN"/>
         </w:rPr>
         <w:fldChar w:fldCharType="begin"/>
       </w:r>
       <w:r>
         <w:rPr>
-          <w:rFonts w:ascii="Times New Roman" w:hAnsi="Times New Roman" w:eastAsia="微软雅黑"/>
+          <w:rFonts w:hint="eastAsia" w:ascii="Times New Roman" w:hAnsi="Times New Roman" w:eastAsia="微软雅黑"/>
           <w:sz w:val="28"/>
-        </w:rPr>
-        <w:instrText xml:space="preserve"> PAGEREF _Toc21457 \h </w:instrText>
-      </w:r>
-      <w:r>
-        <w:rPr>
-          <w:rFonts w:ascii="Times New Roman" w:hAnsi="Times New Roman" w:eastAsia="微软雅黑"/>
+          <w:lang w:eastAsia="zh-CN"/>
+        </w:rPr>
+        <w:instrText xml:space="preserve"> PAGEREF _Toc10962 \h </w:instrText>
+      </w:r>
+      <w:r>
+        <w:rPr>
+          <w:rFonts w:hint="eastAsia" w:ascii="Times New Roman" w:hAnsi="Times New Roman" w:eastAsia="微软雅黑"/>
           <w:sz w:val="28"/>
+          <w:lang w:eastAsia="zh-CN"/>
         </w:rPr>
         <w:fldChar w:fldCharType="separate"/>
       </w:r>
       <w:r>
         <w:rPr>
-          <w:rFonts w:ascii="Times New Roman" w:hAnsi="Times New Roman" w:eastAsia="微软雅黑"/>
+          <w:rFonts w:hint="eastAsia" w:ascii="Times New Roman" w:hAnsi="Times New Roman" w:eastAsia="微软雅黑"/>
           <w:sz w:val="28"/>
+          <w:lang w:eastAsia="zh-CN"/>
         </w:rPr>
         <w:t>9</w:t>
       </w:r>
       <w:r>
         <w:rPr>
-          <w:rFonts w:ascii="Times New Roman" w:hAnsi="Times New Roman" w:eastAsia="微软雅黑"/>
+          <w:rFonts w:hint="eastAsia" w:ascii="Times New Roman" w:hAnsi="Times New Roman" w:eastAsia="微软雅黑"/>
           <w:sz w:val="28"/>
+          <w:lang w:eastAsia="zh-CN"/>
         </w:rPr>
         <w:fldChar w:fldCharType="end"/>
       </w:r>
       <w:r>
         <w:rPr>
-          <w:rFonts w:ascii="Times New Roman" w:hAnsi="Times New Roman" w:eastAsia="微软雅黑"/>
+          <w:rFonts w:hint="eastAsia" w:ascii="Times New Roman" w:hAnsi="Times New Roman" w:eastAsia="微软雅黑"/>
           <w:sz w:val="28"/>
           <w:lang w:eastAsia="zh-CN"/>
         </w:rPr>
@@ -1791,87 +1681,94 @@
         </w:tabs>
         <w:ind w:left="440"/>
         <w:rPr>
-          <w:rFonts w:ascii="Times New Roman" w:hAnsi="Times New Roman" w:eastAsia="微软雅黑"/>
-          <w:sz w:val="28"/>
-        </w:rPr>
-      </w:pPr>
-      <w:r>
-        <w:rPr>
-          <w:rFonts w:ascii="Times New Roman" w:hAnsi="Times New Roman" w:eastAsia="微软雅黑"/>
-          <w:sz w:val="28"/>
-          <w:lang w:eastAsia="zh-CN"/>
-        </w:rPr>
-        <w:fldChar w:fldCharType="begin"/>
-      </w:r>
-      <w:r>
-        <w:rPr>
-          <w:rFonts w:ascii="Times New Roman" w:hAnsi="Times New Roman" w:eastAsia="微软雅黑"/>
-          <w:sz w:val="28"/>
-          <w:lang w:eastAsia="zh-CN"/>
-        </w:rPr>
-        <w:instrText xml:space="preserve"> HYPERLINK \l _Toc22871 </w:instrText>
-      </w:r>
-      <w:r>
-        <w:rPr>
-          <w:rFonts w:ascii="Times New Roman" w:hAnsi="Times New Roman" w:eastAsia="微软雅黑"/>
-          <w:sz w:val="28"/>
-          <w:lang w:eastAsia="zh-CN"/>
-        </w:rPr>
-        <w:fldChar w:fldCharType="separate"/>
-      </w:r>
-      <w:r>
-        <w:rPr>
           <w:rFonts w:hint="eastAsia" w:ascii="Times New Roman" w:hAnsi="Times New Roman" w:eastAsia="微软雅黑"/>
           <w:sz w:val="28"/>
           <w:lang w:eastAsia="zh-CN"/>
         </w:rPr>
+      </w:pPr>
+      <w:r>
+        <w:rPr>
+          <w:rFonts w:hint="eastAsia" w:ascii="Times New Roman" w:hAnsi="Times New Roman" w:eastAsia="微软雅黑"/>
+          <w:sz w:val="28"/>
+          <w:lang w:eastAsia="zh-CN"/>
+        </w:rPr>
+        <w:fldChar w:fldCharType="begin"/>
+      </w:r>
+      <w:r>
+        <w:rPr>
+          <w:rFonts w:hint="eastAsia" w:ascii="Times New Roman" w:hAnsi="Times New Roman" w:eastAsia="微软雅黑"/>
+          <w:sz w:val="28"/>
+          <w:lang w:eastAsia="zh-CN"/>
+        </w:rPr>
+        <w:instrText xml:space="preserve"> HYPERLINK \l _Toc4012 </w:instrText>
+      </w:r>
+      <w:r>
+        <w:rPr>
+          <w:rFonts w:hint="eastAsia" w:ascii="Times New Roman" w:hAnsi="Times New Roman" w:eastAsia="微软雅黑"/>
+          <w:sz w:val="28"/>
+          <w:lang w:eastAsia="zh-CN"/>
+        </w:rPr>
+        <w:fldChar w:fldCharType="separate"/>
+      </w:r>
+      <w:r>
+        <w:rPr>
+          <w:rFonts w:hint="eastAsia" w:ascii="Times New Roman" w:hAnsi="Times New Roman" w:eastAsia="微软雅黑"/>
+          <w:sz w:val="28"/>
+          <w:lang w:eastAsia="zh-CN"/>
+        </w:rPr>
         <w:t>PD-L1检测结果</w:t>
       </w:r>
       <w:r>
         <w:rPr>
-          <w:rFonts w:ascii="Times New Roman" w:hAnsi="Times New Roman" w:eastAsia="微软雅黑"/>
+          <w:rFonts w:hint="eastAsia" w:ascii="Times New Roman" w:hAnsi="Times New Roman" w:eastAsia="微软雅黑"/>
           <w:sz w:val="28"/>
+          <w:lang w:eastAsia="zh-CN"/>
         </w:rPr>
         <w:tab/>
       </w:r>
       <w:r>
         <w:rPr>
-          <w:rFonts w:ascii="Times New Roman" w:hAnsi="Times New Roman" w:eastAsia="微软雅黑"/>
+          <w:rFonts w:hint="eastAsia" w:ascii="Times New Roman" w:hAnsi="Times New Roman" w:eastAsia="微软雅黑"/>
           <w:sz w:val="28"/>
+          <w:lang w:eastAsia="zh-CN"/>
         </w:rPr>
         <w:fldChar w:fldCharType="begin"/>
       </w:r>
       <w:r>
         <w:rPr>
-          <w:rFonts w:ascii="Times New Roman" w:hAnsi="Times New Roman" w:eastAsia="微软雅黑"/>
+          <w:rFonts w:hint="eastAsia" w:ascii="Times New Roman" w:hAnsi="Times New Roman" w:eastAsia="微软雅黑"/>
           <w:sz w:val="28"/>
-        </w:rPr>
-        <w:instrText xml:space="preserve"> PAGEREF _Toc22871 \h </w:instrText>
-      </w:r>
-      <w:r>
-        <w:rPr>
-          <w:rFonts w:ascii="Times New Roman" w:hAnsi="Times New Roman" w:eastAsia="微软雅黑"/>
+          <w:lang w:eastAsia="zh-CN"/>
+        </w:rPr>
+        <w:instrText xml:space="preserve"> PAGEREF _Toc4012 \h </w:instrText>
+      </w:r>
+      <w:r>
+        <w:rPr>
+          <w:rFonts w:hint="eastAsia" w:ascii="Times New Roman" w:hAnsi="Times New Roman" w:eastAsia="微软雅黑"/>
           <w:sz w:val="28"/>
+          <w:lang w:eastAsia="zh-CN"/>
         </w:rPr>
         <w:fldChar w:fldCharType="separate"/>
       </w:r>
       <w:r>
         <w:rPr>
-          <w:rFonts w:ascii="Times New Roman" w:hAnsi="Times New Roman" w:eastAsia="微软雅黑"/>
+          <w:rFonts w:hint="eastAsia" w:ascii="Times New Roman" w:hAnsi="Times New Roman" w:eastAsia="微软雅黑"/>
           <w:sz w:val="28"/>
+          <w:lang w:eastAsia="zh-CN"/>
         </w:rPr>
         <w:t>10</w:t>
       </w:r>
       <w:r>
         <w:rPr>
-          <w:rFonts w:ascii="Times New Roman" w:hAnsi="Times New Roman" w:eastAsia="微软雅黑"/>
+          <w:rFonts w:hint="eastAsia" w:ascii="Times New Roman" w:hAnsi="Times New Roman" w:eastAsia="微软雅黑"/>
           <w:sz w:val="28"/>
+          <w:lang w:eastAsia="zh-CN"/>
         </w:rPr>
         <w:fldChar w:fldCharType="end"/>
       </w:r>
       <w:r>
         <w:rPr>
-          <w:rFonts w:ascii="Times New Roman" w:hAnsi="Times New Roman" w:eastAsia="微软雅黑"/>
+          <w:rFonts w:hint="eastAsia" w:ascii="Times New Roman" w:hAnsi="Times New Roman" w:eastAsia="微软雅黑"/>
           <w:sz w:val="28"/>
           <w:lang w:eastAsia="zh-CN"/>
         </w:rPr>
@@ -1926,7 +1823,7 @@
           <w:sz w:val="32"/>
           <w:lang w:eastAsia="zh-CN"/>
         </w:rPr>
-        <w:instrText xml:space="preserve"> HYPERLINK \l _Toc31463 </w:instrText>
+        <w:instrText xml:space="preserve"> HYPERLINK \l _Toc28242 </w:instrText>
       </w:r>
       <w:r>
         <w:rPr>
@@ -1972,7 +1869,7 @@
           <w:color w:val="62B541"/>
           <w:sz w:val="32"/>
         </w:rPr>
-        <w:instrText xml:space="preserve"> PAGEREF _Toc31463 \h </w:instrText>
+        <w:instrText xml:space="preserve"> PAGEREF _Toc28242 \h </w:instrText>
       </w:r>
       <w:r>
         <w:rPr>
@@ -2031,87 +1928,94 @@
         </w:tabs>
         <w:ind w:left="440"/>
         <w:rPr>
-          <w:rFonts w:ascii="Times New Roman" w:hAnsi="Times New Roman" w:eastAsia="微软雅黑"/>
-          <w:sz w:val="28"/>
-        </w:rPr>
-      </w:pPr>
-      <w:r>
-        <w:rPr>
-          <w:rFonts w:ascii="Times New Roman" w:hAnsi="Times New Roman" w:eastAsia="微软雅黑"/>
-          <w:sz w:val="28"/>
-          <w:lang w:eastAsia="zh-CN"/>
-        </w:rPr>
-        <w:fldChar w:fldCharType="begin"/>
-      </w:r>
-      <w:r>
-        <w:rPr>
-          <w:rFonts w:ascii="Times New Roman" w:hAnsi="Times New Roman" w:eastAsia="微软雅黑"/>
-          <w:sz w:val="28"/>
-          <w:lang w:eastAsia="zh-CN"/>
-        </w:rPr>
-        <w:instrText xml:space="preserve"> HYPERLINK \l _Toc20735 </w:instrText>
-      </w:r>
-      <w:r>
-        <w:rPr>
-          <w:rFonts w:ascii="Times New Roman" w:hAnsi="Times New Roman" w:eastAsia="微软雅黑"/>
-          <w:sz w:val="28"/>
-          <w:lang w:eastAsia="zh-CN"/>
-        </w:rPr>
-        <w:fldChar w:fldCharType="separate"/>
-      </w:r>
-      <w:r>
-        <w:rPr>
           <w:rFonts w:hint="eastAsia" w:ascii="Times New Roman" w:hAnsi="Times New Roman" w:eastAsia="微软雅黑"/>
           <w:sz w:val="28"/>
           <w:lang w:eastAsia="zh-CN"/>
         </w:rPr>
+      </w:pPr>
+      <w:r>
+        <w:rPr>
+          <w:rFonts w:hint="eastAsia" w:ascii="Times New Roman" w:hAnsi="Times New Roman" w:eastAsia="微软雅黑"/>
+          <w:sz w:val="28"/>
+          <w:lang w:eastAsia="zh-CN"/>
+        </w:rPr>
+        <w:fldChar w:fldCharType="begin"/>
+      </w:r>
+      <w:r>
+        <w:rPr>
+          <w:rFonts w:hint="eastAsia" w:ascii="Times New Roman" w:hAnsi="Times New Roman" w:eastAsia="微软雅黑"/>
+          <w:sz w:val="28"/>
+          <w:lang w:eastAsia="zh-CN"/>
+        </w:rPr>
+        <w:instrText xml:space="preserve"> HYPERLINK \l _Toc6703 </w:instrText>
+      </w:r>
+      <w:r>
+        <w:rPr>
+          <w:rFonts w:hint="eastAsia" w:ascii="Times New Roman" w:hAnsi="Times New Roman" w:eastAsia="微软雅黑"/>
+          <w:sz w:val="28"/>
+          <w:lang w:eastAsia="zh-CN"/>
+        </w:rPr>
+        <w:fldChar w:fldCharType="separate"/>
+      </w:r>
+      <w:r>
+        <w:rPr>
+          <w:rFonts w:hint="eastAsia" w:ascii="Times New Roman" w:hAnsi="Times New Roman" w:eastAsia="微软雅黑"/>
+          <w:sz w:val="28"/>
+          <w:lang w:eastAsia="zh-CN"/>
+        </w:rPr>
         <w:t>体细胞变异结果解析</w:t>
       </w:r>
       <w:r>
         <w:rPr>
-          <w:rFonts w:ascii="Times New Roman" w:hAnsi="Times New Roman" w:eastAsia="微软雅黑"/>
+          <w:rFonts w:hint="eastAsia" w:ascii="Times New Roman" w:hAnsi="Times New Roman" w:eastAsia="微软雅黑"/>
           <w:sz w:val="28"/>
+          <w:lang w:eastAsia="zh-CN"/>
         </w:rPr>
         <w:tab/>
       </w:r>
       <w:r>
         <w:rPr>
-          <w:rFonts w:ascii="Times New Roman" w:hAnsi="Times New Roman" w:eastAsia="微软雅黑"/>
+          <w:rFonts w:hint="eastAsia" w:ascii="Times New Roman" w:hAnsi="Times New Roman" w:eastAsia="微软雅黑"/>
           <w:sz w:val="28"/>
+          <w:lang w:eastAsia="zh-CN"/>
         </w:rPr>
         <w:fldChar w:fldCharType="begin"/>
       </w:r>
       <w:r>
         <w:rPr>
-          <w:rFonts w:ascii="Times New Roman" w:hAnsi="Times New Roman" w:eastAsia="微软雅黑"/>
+          <w:rFonts w:hint="eastAsia" w:ascii="Times New Roman" w:hAnsi="Times New Roman" w:eastAsia="微软雅黑"/>
           <w:sz w:val="28"/>
-        </w:rPr>
-        <w:instrText xml:space="preserve"> PAGEREF _Toc20735 \h </w:instrText>
-      </w:r>
-      <w:r>
-        <w:rPr>
-          <w:rFonts w:ascii="Times New Roman" w:hAnsi="Times New Roman" w:eastAsia="微软雅黑"/>
+          <w:lang w:eastAsia="zh-CN"/>
+        </w:rPr>
+        <w:instrText xml:space="preserve"> PAGEREF _Toc6703 \h </w:instrText>
+      </w:r>
+      <w:r>
+        <w:rPr>
+          <w:rFonts w:hint="eastAsia" w:ascii="Times New Roman" w:hAnsi="Times New Roman" w:eastAsia="微软雅黑"/>
           <w:sz w:val="28"/>
+          <w:lang w:eastAsia="zh-CN"/>
         </w:rPr>
         <w:fldChar w:fldCharType="separate"/>
       </w:r>
       <w:r>
         <w:rPr>
-          <w:rFonts w:ascii="Times New Roman" w:hAnsi="Times New Roman" w:eastAsia="微软雅黑"/>
+          <w:rFonts w:hint="eastAsia" w:ascii="Times New Roman" w:hAnsi="Times New Roman" w:eastAsia="微软雅黑"/>
           <w:sz w:val="28"/>
+          <w:lang w:eastAsia="zh-CN"/>
         </w:rPr>
         <w:t>12</w:t>
       </w:r>
       <w:r>
         <w:rPr>
-          <w:rFonts w:ascii="Times New Roman" w:hAnsi="Times New Roman" w:eastAsia="微软雅黑"/>
+          <w:rFonts w:hint="eastAsia" w:ascii="Times New Roman" w:hAnsi="Times New Roman" w:eastAsia="微软雅黑"/>
           <w:sz w:val="28"/>
+          <w:lang w:eastAsia="zh-CN"/>
         </w:rPr>
         <w:fldChar w:fldCharType="end"/>
       </w:r>
       <w:r>
         <w:rPr>
-          <w:rFonts w:ascii="Times New Roman" w:hAnsi="Times New Roman" w:eastAsia="微软雅黑"/>
+          <w:rFonts w:hint="eastAsia" w:ascii="Times New Roman" w:hAnsi="Times New Roman" w:eastAsia="微软雅黑"/>
           <w:sz w:val="28"/>
           <w:lang w:eastAsia="zh-CN"/>
         </w:rPr>
@@ -2134,100 +2038,109 @@
         </w:tabs>
         <w:ind w:left="440"/>
         <w:rPr>
-          <w:rFonts w:ascii="Times New Roman" w:hAnsi="Times New Roman" w:eastAsia="微软雅黑"/>
-          <w:sz w:val="28"/>
-        </w:rPr>
-      </w:pPr>
-      <w:r>
-        <w:rPr>
-          <w:rFonts w:ascii="Times New Roman" w:hAnsi="Times New Roman" w:eastAsia="微软雅黑"/>
-          <w:sz w:val="28"/>
-          <w:lang w:eastAsia="zh-CN"/>
-        </w:rPr>
-        <w:fldChar w:fldCharType="begin"/>
-      </w:r>
-      <w:r>
-        <w:rPr>
-          <w:rFonts w:ascii="Times New Roman" w:hAnsi="Times New Roman" w:eastAsia="微软雅黑"/>
-          <w:sz w:val="28"/>
-          <w:lang w:eastAsia="zh-CN"/>
-        </w:rPr>
-        <w:instrText xml:space="preserve"> HYPERLINK \l _Toc27341 </w:instrText>
-      </w:r>
-      <w:r>
-        <w:rPr>
-          <w:rFonts w:ascii="Times New Roman" w:hAnsi="Times New Roman" w:eastAsia="微软雅黑"/>
-          <w:sz w:val="28"/>
-          <w:lang w:eastAsia="zh-CN"/>
-        </w:rPr>
-        <w:fldChar w:fldCharType="separate"/>
-      </w:r>
-      <w:r>
-        <w:rPr>
           <w:rFonts w:hint="eastAsia" w:ascii="Times New Roman" w:hAnsi="Times New Roman" w:eastAsia="微软雅黑"/>
           <w:sz w:val="28"/>
           <w:lang w:eastAsia="zh-CN"/>
         </w:rPr>
-        <w:t>胚系变异结果解析</w:t>
-      </w:r>
-      <w:r>
-        <w:rPr>
-          <w:rFonts w:ascii="Times New Roman" w:hAnsi="Times New Roman" w:eastAsia="微软雅黑"/>
-          <w:sz w:val="28"/>
-        </w:rPr>
-        <w:tab/>
-      </w:r>
-      <w:r>
-        <w:rPr>
-          <w:rFonts w:ascii="Times New Roman" w:hAnsi="Times New Roman" w:eastAsia="微软雅黑"/>
-          <w:sz w:val="28"/>
-        </w:rPr>
-        <w:fldChar w:fldCharType="begin"/>
-      </w:r>
-      <w:r>
-        <w:rPr>
-          <w:rFonts w:ascii="Times New Roman" w:hAnsi="Times New Roman" w:eastAsia="微软雅黑"/>
-          <w:sz w:val="28"/>
-        </w:rPr>
-        <w:instrText xml:space="preserve"> PAGEREF _Toc27341 \h </w:instrText>
-      </w:r>
-      <w:r>
-        <w:rPr>
-          <w:rFonts w:ascii="Times New Roman" w:hAnsi="Times New Roman" w:eastAsia="微软雅黑"/>
-          <w:sz w:val="28"/>
-        </w:rPr>
-        <w:fldChar w:fldCharType="separate"/>
-      </w:r>
-      <w:r>
-        <w:rPr>
-          <w:rFonts w:ascii="Times New Roman" w:hAnsi="Times New Roman" w:eastAsia="微软雅黑"/>
-          <w:sz w:val="28"/>
-        </w:rPr>
-        <w:t>15</w:t>
-      </w:r>
-      <w:r>
-        <w:rPr>
-          <w:rFonts w:ascii="Times New Roman" w:hAnsi="Times New Roman" w:eastAsia="微软雅黑"/>
-          <w:sz w:val="28"/>
-        </w:rPr>
-        <w:fldChar w:fldCharType="end"/>
-      </w:r>
-      <w:r>
-        <w:rPr>
-          <w:rFonts w:ascii="Times New Roman" w:hAnsi="Times New Roman" w:eastAsia="微软雅黑"/>
-          <w:sz w:val="28"/>
-          <w:lang w:eastAsia="zh-CN"/>
-        </w:rPr>
-        <w:fldChar w:fldCharType="end"/>
-      </w:r>
+      </w:pPr>
       <w:r>
         <w:rPr>
           <w:rFonts w:hint="eastAsia" w:ascii="Times New Roman" w:hAnsi="Times New Roman" w:eastAsia="微软雅黑"/>
           <w:sz w:val="28"/>
           <w:lang w:eastAsia="zh-CN"/>
         </w:rPr>
+        <w:fldChar w:fldCharType="begin"/>
+      </w:r>
+      <w:r>
+        <w:rPr>
+          <w:rFonts w:hint="eastAsia" w:ascii="Times New Roman" w:hAnsi="Times New Roman" w:eastAsia="微软雅黑"/>
+          <w:sz w:val="28"/>
+          <w:lang w:eastAsia="zh-CN"/>
+        </w:rPr>
+        <w:instrText xml:space="preserve"> HYPERLINK \l _Toc12502 </w:instrText>
+      </w:r>
+      <w:r>
+        <w:rPr>
+          <w:rFonts w:hint="eastAsia" w:ascii="Times New Roman" w:hAnsi="Times New Roman" w:eastAsia="微软雅黑"/>
+          <w:sz w:val="28"/>
+          <w:lang w:eastAsia="zh-CN"/>
+        </w:rPr>
+        <w:fldChar w:fldCharType="separate"/>
+      </w:r>
+      <w:r>
+        <w:rPr>
+          <w:rFonts w:hint="eastAsia" w:ascii="Times New Roman" w:hAnsi="Times New Roman" w:eastAsia="微软雅黑"/>
+          <w:sz w:val="28"/>
+          <w:lang w:eastAsia="zh-CN"/>
+        </w:rPr>
+        <w:t>胚系变异结果解析</w:t>
+      </w:r>
+      <w:r>
+        <w:rPr>
+          <w:rFonts w:hint="eastAsia" w:ascii="Times New Roman" w:hAnsi="Times New Roman" w:eastAsia="微软雅黑"/>
+          <w:sz w:val="28"/>
+          <w:lang w:eastAsia="zh-CN"/>
+        </w:rPr>
+        <w:tab/>
+      </w:r>
+      <w:r>
+        <w:rPr>
+          <w:rFonts w:hint="eastAsia" w:ascii="Times New Roman" w:hAnsi="Times New Roman" w:eastAsia="微软雅黑"/>
+          <w:sz w:val="28"/>
+          <w:lang w:eastAsia="zh-CN"/>
+        </w:rPr>
+        <w:fldChar w:fldCharType="begin"/>
+      </w:r>
+      <w:r>
+        <w:rPr>
+          <w:rFonts w:hint="eastAsia" w:ascii="Times New Roman" w:hAnsi="Times New Roman" w:eastAsia="微软雅黑"/>
+          <w:sz w:val="28"/>
+          <w:lang w:eastAsia="zh-CN"/>
+        </w:rPr>
+        <w:instrText xml:space="preserve"> PAGEREF _Toc12502 \h </w:instrText>
+      </w:r>
+      <w:r>
+        <w:rPr>
+          <w:rFonts w:hint="eastAsia" w:ascii="Times New Roman" w:hAnsi="Times New Roman" w:eastAsia="微软雅黑"/>
+          <w:sz w:val="28"/>
+          <w:lang w:eastAsia="zh-CN"/>
+        </w:rPr>
+        <w:fldChar w:fldCharType="separate"/>
+      </w:r>
+      <w:r>
+        <w:rPr>
+          <w:rFonts w:hint="eastAsia" w:ascii="Times New Roman" w:hAnsi="Times New Roman" w:eastAsia="微软雅黑"/>
+          <w:sz w:val="28"/>
+          <w:lang w:eastAsia="zh-CN"/>
+        </w:rPr>
+        <w:t>15</w:t>
+      </w:r>
+      <w:r>
+        <w:rPr>
+          <w:rFonts w:hint="eastAsia" w:ascii="Times New Roman" w:hAnsi="Times New Roman" w:eastAsia="微软雅黑"/>
+          <w:sz w:val="28"/>
+          <w:lang w:eastAsia="zh-CN"/>
+        </w:rPr>
+        <w:fldChar w:fldCharType="end"/>
+      </w:r>
+      <w:r>
+        <w:rPr>
+          <w:rFonts w:hint="eastAsia" w:ascii="Times New Roman" w:hAnsi="Times New Roman" w:eastAsia="微软雅黑"/>
+          <w:sz w:val="28"/>
+          <w:lang w:eastAsia="zh-CN"/>
+        </w:rPr>
+        <w:fldChar w:fldCharType="end"/>
+      </w:r>
+      <w:r>
+        <w:rPr>
+          <w:rFonts w:hint="eastAsia" w:ascii="Times New Roman" w:hAnsi="Times New Roman" w:eastAsia="微软雅黑"/>
+          <w:sz w:val="28"/>
+          <w:lang w:eastAsia="zh-CN"/>
+        </w:rPr>
         <w:t>{% endif %}{% endif %}</w:t>
       </w:r>
+      <w:bookmarkStart w:id="92" w:name="_GoBack"/>
+      <w:bookmarkEnd w:id="92"/>
     </w:p>
     <w:p>
       <w:pPr>
@@ -2260,7 +2173,7 @@
           <w:sz w:val="32"/>
           <w:lang w:eastAsia="zh-CN"/>
         </w:rPr>
-        <w:instrText xml:space="preserve"> HYPERLINK \l _Toc9167 </w:instrText>
+        <w:instrText xml:space="preserve"> HYPERLINK \l _Toc2328 </w:instrText>
       </w:r>
       <w:r>
         <w:rPr>
@@ -2306,7 +2219,7 @@
           <w:color w:val="62B541"/>
           <w:sz w:val="32"/>
         </w:rPr>
-        <w:instrText xml:space="preserve"> PAGEREF _Toc9167 \h </w:instrText>
+        <w:instrText xml:space="preserve"> PAGEREF _Toc2328 \h </w:instrText>
       </w:r>
       <w:r>
         <w:rPr>
@@ -2354,87 +2267,94 @@
         </w:tabs>
         <w:ind w:left="440"/>
         <w:rPr>
-          <w:rFonts w:ascii="Times New Roman" w:hAnsi="Times New Roman" w:eastAsia="微软雅黑"/>
-          <w:sz w:val="28"/>
-        </w:rPr>
-      </w:pPr>
-      <w:r>
-        <w:rPr>
-          <w:rFonts w:ascii="Times New Roman" w:hAnsi="Times New Roman" w:eastAsia="微软雅黑"/>
-          <w:sz w:val="28"/>
-          <w:lang w:eastAsia="zh-CN"/>
-        </w:rPr>
-        <w:fldChar w:fldCharType="begin"/>
-      </w:r>
-      <w:r>
-        <w:rPr>
-          <w:rFonts w:ascii="Times New Roman" w:hAnsi="Times New Roman" w:eastAsia="微软雅黑"/>
-          <w:sz w:val="28"/>
-          <w:lang w:eastAsia="zh-CN"/>
-        </w:rPr>
-        <w:instrText xml:space="preserve"> HYPERLINK \l _Toc5496 </w:instrText>
-      </w:r>
-      <w:r>
-        <w:rPr>
-          <w:rFonts w:ascii="Times New Roman" w:hAnsi="Times New Roman" w:eastAsia="微软雅黑"/>
-          <w:sz w:val="28"/>
-          <w:lang w:eastAsia="zh-CN"/>
-        </w:rPr>
-        <w:fldChar w:fldCharType="separate"/>
-      </w:r>
-      <w:r>
-        <w:rPr>
           <w:rFonts w:hint="eastAsia" w:ascii="Times New Roman" w:hAnsi="Times New Roman" w:eastAsia="微软雅黑"/>
           <w:sz w:val="28"/>
           <w:lang w:eastAsia="zh-CN"/>
         </w:rPr>
+      </w:pPr>
+      <w:r>
+        <w:rPr>
+          <w:rFonts w:hint="eastAsia" w:ascii="Times New Roman" w:hAnsi="Times New Roman" w:eastAsia="微软雅黑"/>
+          <w:sz w:val="28"/>
+          <w:lang w:eastAsia="zh-CN"/>
+        </w:rPr>
+        <w:fldChar w:fldCharType="begin"/>
+      </w:r>
+      <w:r>
+        <w:rPr>
+          <w:rFonts w:hint="eastAsia" w:ascii="Times New Roman" w:hAnsi="Times New Roman" w:eastAsia="微软雅黑"/>
+          <w:sz w:val="28"/>
+          <w:lang w:eastAsia="zh-CN"/>
+        </w:rPr>
+        <w:instrText xml:space="preserve"> HYPERLINK \l _Toc10976 </w:instrText>
+      </w:r>
+      <w:r>
+        <w:rPr>
+          <w:rFonts w:hint="eastAsia" w:ascii="Times New Roman" w:hAnsi="Times New Roman" w:eastAsia="微软雅黑"/>
+          <w:sz w:val="28"/>
+          <w:lang w:eastAsia="zh-CN"/>
+        </w:rPr>
+        <w:fldChar w:fldCharType="separate"/>
+      </w:r>
+      <w:r>
+        <w:rPr>
+          <w:rFonts w:hint="eastAsia" w:ascii="Times New Roman" w:hAnsi="Times New Roman" w:eastAsia="微软雅黑"/>
+          <w:sz w:val="28"/>
+          <w:lang w:eastAsia="zh-CN"/>
+        </w:rPr>
         <w:t>样本质控情况</w:t>
       </w:r>
       <w:r>
         <w:rPr>
-          <w:rFonts w:ascii="Times New Roman" w:hAnsi="Times New Roman" w:eastAsia="微软雅黑"/>
+          <w:rFonts w:hint="eastAsia" w:ascii="Times New Roman" w:hAnsi="Times New Roman" w:eastAsia="微软雅黑"/>
           <w:sz w:val="28"/>
+          <w:lang w:eastAsia="zh-CN"/>
         </w:rPr>
         <w:tab/>
       </w:r>
       <w:r>
         <w:rPr>
-          <w:rFonts w:ascii="Times New Roman" w:hAnsi="Times New Roman" w:eastAsia="微软雅黑"/>
+          <w:rFonts w:hint="eastAsia" w:ascii="Times New Roman" w:hAnsi="Times New Roman" w:eastAsia="微软雅黑"/>
           <w:sz w:val="28"/>
+          <w:lang w:eastAsia="zh-CN"/>
         </w:rPr>
         <w:fldChar w:fldCharType="begin"/>
       </w:r>
       <w:r>
         <w:rPr>
-          <w:rFonts w:ascii="Times New Roman" w:hAnsi="Times New Roman" w:eastAsia="微软雅黑"/>
+          <w:rFonts w:hint="eastAsia" w:ascii="Times New Roman" w:hAnsi="Times New Roman" w:eastAsia="微软雅黑"/>
           <w:sz w:val="28"/>
-        </w:rPr>
-        <w:instrText xml:space="preserve"> PAGEREF _Toc5496 \h </w:instrText>
-      </w:r>
-      <w:r>
-        <w:rPr>
-          <w:rFonts w:ascii="Times New Roman" w:hAnsi="Times New Roman" w:eastAsia="微软雅黑"/>
+          <w:lang w:eastAsia="zh-CN"/>
+        </w:rPr>
+        <w:instrText xml:space="preserve"> PAGEREF _Toc10976 \h </w:instrText>
+      </w:r>
+      <w:r>
+        <w:rPr>
+          <w:rFonts w:hint="eastAsia" w:ascii="Times New Roman" w:hAnsi="Times New Roman" w:eastAsia="微软雅黑"/>
           <w:sz w:val="28"/>
+          <w:lang w:eastAsia="zh-CN"/>
         </w:rPr>
         <w:fldChar w:fldCharType="separate"/>
       </w:r>
       <w:r>
         <w:rPr>
-          <w:rFonts w:ascii="Times New Roman" w:hAnsi="Times New Roman" w:eastAsia="微软雅黑"/>
+          <w:rFonts w:hint="eastAsia" w:ascii="Times New Roman" w:hAnsi="Times New Roman" w:eastAsia="微软雅黑"/>
           <w:sz w:val="28"/>
+          <w:lang w:eastAsia="zh-CN"/>
         </w:rPr>
         <w:t>17</w:t>
       </w:r>
       <w:r>
         <w:rPr>
-          <w:rFonts w:ascii="Times New Roman" w:hAnsi="Times New Roman" w:eastAsia="微软雅黑"/>
+          <w:rFonts w:hint="eastAsia" w:ascii="Times New Roman" w:hAnsi="Times New Roman" w:eastAsia="微软雅黑"/>
           <w:sz w:val="28"/>
+          <w:lang w:eastAsia="zh-CN"/>
         </w:rPr>
         <w:fldChar w:fldCharType="end"/>
       </w:r>
       <w:r>
         <w:rPr>
-          <w:rFonts w:ascii="Times New Roman" w:hAnsi="Times New Roman" w:eastAsia="微软雅黑"/>
+          <w:rFonts w:hint="eastAsia" w:ascii="Times New Roman" w:hAnsi="Times New Roman" w:eastAsia="微软雅黑"/>
           <w:sz w:val="28"/>
           <w:lang w:eastAsia="zh-CN"/>
         </w:rPr>
@@ -2449,87 +2369,94 @@
         </w:tabs>
         <w:ind w:left="440"/>
         <w:rPr>
-          <w:rFonts w:ascii="Times New Roman" w:hAnsi="Times New Roman" w:eastAsia="微软雅黑"/>
-          <w:sz w:val="28"/>
-        </w:rPr>
-      </w:pPr>
-      <w:r>
-        <w:rPr>
-          <w:rFonts w:ascii="Times New Roman" w:hAnsi="Times New Roman" w:eastAsia="微软雅黑"/>
-          <w:sz w:val="28"/>
-          <w:lang w:eastAsia="zh-CN"/>
-        </w:rPr>
-        <w:fldChar w:fldCharType="begin"/>
-      </w:r>
-      <w:r>
-        <w:rPr>
-          <w:rFonts w:ascii="Times New Roman" w:hAnsi="Times New Roman" w:eastAsia="微软雅黑"/>
-          <w:sz w:val="28"/>
-          <w:lang w:eastAsia="zh-CN"/>
-        </w:rPr>
-        <w:instrText xml:space="preserve"> HYPERLINK \l _Toc6819 </w:instrText>
-      </w:r>
-      <w:r>
-        <w:rPr>
-          <w:rFonts w:ascii="Times New Roman" w:hAnsi="Times New Roman" w:eastAsia="微软雅黑"/>
-          <w:sz w:val="28"/>
-          <w:lang w:eastAsia="zh-CN"/>
-        </w:rPr>
-        <w:fldChar w:fldCharType="separate"/>
-      </w:r>
-      <w:r>
-        <w:rPr>
           <w:rFonts w:hint="eastAsia" w:ascii="Times New Roman" w:hAnsi="Times New Roman" w:eastAsia="微软雅黑"/>
           <w:sz w:val="28"/>
           <w:lang w:eastAsia="zh-CN"/>
         </w:rPr>
+      </w:pPr>
+      <w:r>
+        <w:rPr>
+          <w:rFonts w:hint="eastAsia" w:ascii="Times New Roman" w:hAnsi="Times New Roman" w:eastAsia="微软雅黑"/>
+          <w:sz w:val="28"/>
+          <w:lang w:eastAsia="zh-CN"/>
+        </w:rPr>
+        <w:fldChar w:fldCharType="begin"/>
+      </w:r>
+      <w:r>
+        <w:rPr>
+          <w:rFonts w:hint="eastAsia" w:ascii="Times New Roman" w:hAnsi="Times New Roman" w:eastAsia="微软雅黑"/>
+          <w:sz w:val="28"/>
+          <w:lang w:eastAsia="zh-CN"/>
+        </w:rPr>
+        <w:instrText xml:space="preserve"> HYPERLINK \l _Toc2128 </w:instrText>
+      </w:r>
+      <w:r>
+        <w:rPr>
+          <w:rFonts w:hint="eastAsia" w:ascii="Times New Roman" w:hAnsi="Times New Roman" w:eastAsia="微软雅黑"/>
+          <w:sz w:val="28"/>
+          <w:lang w:eastAsia="zh-CN"/>
+        </w:rPr>
+        <w:fldChar w:fldCharType="separate"/>
+      </w:r>
+      <w:r>
+        <w:rPr>
+          <w:rFonts w:hint="eastAsia" w:ascii="Times New Roman" w:hAnsi="Times New Roman" w:eastAsia="微软雅黑"/>
+          <w:sz w:val="28"/>
+          <w:lang w:eastAsia="zh-CN"/>
+        </w:rPr>
         <w:t>BRCA1&amp;BRCA2基因背景介绍</w:t>
       </w:r>
       <w:r>
         <w:rPr>
-          <w:rFonts w:ascii="Times New Roman" w:hAnsi="Times New Roman" w:eastAsia="微软雅黑"/>
+          <w:rFonts w:hint="eastAsia" w:ascii="Times New Roman" w:hAnsi="Times New Roman" w:eastAsia="微软雅黑"/>
           <w:sz w:val="28"/>
+          <w:lang w:eastAsia="zh-CN"/>
         </w:rPr>
         <w:tab/>
       </w:r>
       <w:r>
         <w:rPr>
-          <w:rFonts w:ascii="Times New Roman" w:hAnsi="Times New Roman" w:eastAsia="微软雅黑"/>
+          <w:rFonts w:hint="eastAsia" w:ascii="Times New Roman" w:hAnsi="Times New Roman" w:eastAsia="微软雅黑"/>
           <w:sz w:val="28"/>
+          <w:lang w:eastAsia="zh-CN"/>
         </w:rPr>
         <w:fldChar w:fldCharType="begin"/>
       </w:r>
       <w:r>
         <w:rPr>
-          <w:rFonts w:ascii="Times New Roman" w:hAnsi="Times New Roman" w:eastAsia="微软雅黑"/>
+          <w:rFonts w:hint="eastAsia" w:ascii="Times New Roman" w:hAnsi="Times New Roman" w:eastAsia="微软雅黑"/>
           <w:sz w:val="28"/>
-        </w:rPr>
-        <w:instrText xml:space="preserve"> PAGEREF _Toc6819 \h </w:instrText>
-      </w:r>
-      <w:r>
-        <w:rPr>
-          <w:rFonts w:ascii="Times New Roman" w:hAnsi="Times New Roman" w:eastAsia="微软雅黑"/>
+          <w:lang w:eastAsia="zh-CN"/>
+        </w:rPr>
+        <w:instrText xml:space="preserve"> PAGEREF _Toc2128 \h </w:instrText>
+      </w:r>
+      <w:r>
+        <w:rPr>
+          <w:rFonts w:hint="eastAsia" w:ascii="Times New Roman" w:hAnsi="Times New Roman" w:eastAsia="微软雅黑"/>
           <w:sz w:val="28"/>
+          <w:lang w:eastAsia="zh-CN"/>
         </w:rPr>
         <w:fldChar w:fldCharType="separate"/>
       </w:r>
       <w:r>
         <w:rPr>
-          <w:rFonts w:ascii="Times New Roman" w:hAnsi="Times New Roman" w:eastAsia="微软雅黑"/>
+          <w:rFonts w:hint="eastAsia" w:ascii="Times New Roman" w:hAnsi="Times New Roman" w:eastAsia="微软雅黑"/>
           <w:sz w:val="28"/>
+          <w:lang w:eastAsia="zh-CN"/>
         </w:rPr>
         <w:t>18</w:t>
       </w:r>
       <w:r>
         <w:rPr>
-          <w:rFonts w:ascii="Times New Roman" w:hAnsi="Times New Roman" w:eastAsia="微软雅黑"/>
+          <w:rFonts w:hint="eastAsia" w:ascii="Times New Roman" w:hAnsi="Times New Roman" w:eastAsia="微软雅黑"/>
           <w:sz w:val="28"/>
+          <w:lang w:eastAsia="zh-CN"/>
         </w:rPr>
         <w:fldChar w:fldCharType="end"/>
       </w:r>
       <w:r>
         <w:rPr>
-          <w:rFonts w:ascii="Times New Roman" w:hAnsi="Times New Roman" w:eastAsia="微软雅黑"/>
+          <w:rFonts w:hint="eastAsia" w:ascii="Times New Roman" w:hAnsi="Times New Roman" w:eastAsia="微软雅黑"/>
           <w:sz w:val="28"/>
           <w:lang w:eastAsia="zh-CN"/>
         </w:rPr>
@@ -2544,87 +2471,94 @@
         </w:tabs>
         <w:ind w:left="440"/>
         <w:rPr>
-          <w:rFonts w:ascii="Times New Roman" w:hAnsi="Times New Roman" w:eastAsia="微软雅黑"/>
-          <w:sz w:val="28"/>
-        </w:rPr>
-      </w:pPr>
-      <w:r>
-        <w:rPr>
-          <w:rFonts w:ascii="Times New Roman" w:hAnsi="Times New Roman" w:eastAsia="微软雅黑"/>
-          <w:sz w:val="28"/>
-          <w:lang w:eastAsia="zh-CN"/>
-        </w:rPr>
-        <w:fldChar w:fldCharType="begin"/>
-      </w:r>
-      <w:r>
-        <w:rPr>
-          <w:rFonts w:ascii="Times New Roman" w:hAnsi="Times New Roman" w:eastAsia="微软雅黑"/>
-          <w:sz w:val="28"/>
-          <w:lang w:eastAsia="zh-CN"/>
-        </w:rPr>
-        <w:instrText xml:space="preserve"> HYPERLINK \l _Toc18002 </w:instrText>
-      </w:r>
-      <w:r>
-        <w:rPr>
-          <w:rFonts w:ascii="Times New Roman" w:hAnsi="Times New Roman" w:eastAsia="微软雅黑"/>
-          <w:sz w:val="28"/>
-          <w:lang w:eastAsia="zh-CN"/>
-        </w:rPr>
-        <w:fldChar w:fldCharType="separate"/>
-      </w:r>
-      <w:r>
-        <w:rPr>
           <w:rFonts w:hint="eastAsia" w:ascii="Times New Roman" w:hAnsi="Times New Roman" w:eastAsia="微软雅黑"/>
           <w:sz w:val="28"/>
           <w:lang w:eastAsia="zh-CN"/>
         </w:rPr>
+      </w:pPr>
+      <w:r>
+        <w:rPr>
+          <w:rFonts w:hint="eastAsia" w:ascii="Times New Roman" w:hAnsi="Times New Roman" w:eastAsia="微软雅黑"/>
+          <w:sz w:val="28"/>
+          <w:lang w:eastAsia="zh-CN"/>
+        </w:rPr>
+        <w:fldChar w:fldCharType="begin"/>
+      </w:r>
+      <w:r>
+        <w:rPr>
+          <w:rFonts w:hint="eastAsia" w:ascii="Times New Roman" w:hAnsi="Times New Roman" w:eastAsia="微软雅黑"/>
+          <w:sz w:val="28"/>
+          <w:lang w:eastAsia="zh-CN"/>
+        </w:rPr>
+        <w:instrText xml:space="preserve"> HYPERLINK \l _Toc8283 </w:instrText>
+      </w:r>
+      <w:r>
+        <w:rPr>
+          <w:rFonts w:hint="eastAsia" w:ascii="Times New Roman" w:hAnsi="Times New Roman" w:eastAsia="微软雅黑"/>
+          <w:sz w:val="28"/>
+          <w:lang w:eastAsia="zh-CN"/>
+        </w:rPr>
+        <w:fldChar w:fldCharType="separate"/>
+      </w:r>
+      <w:r>
+        <w:rPr>
+          <w:rFonts w:hint="eastAsia" w:ascii="Times New Roman" w:hAnsi="Times New Roman" w:eastAsia="微软雅黑"/>
+          <w:sz w:val="28"/>
+          <w:lang w:eastAsia="zh-CN"/>
+        </w:rPr>
         <w:t>易感人群特征</w:t>
       </w:r>
       <w:r>
         <w:rPr>
-          <w:rFonts w:ascii="Times New Roman" w:hAnsi="Times New Roman" w:eastAsia="微软雅黑"/>
+          <w:rFonts w:hint="eastAsia" w:ascii="Times New Roman" w:hAnsi="Times New Roman" w:eastAsia="微软雅黑"/>
           <w:sz w:val="28"/>
+          <w:lang w:eastAsia="zh-CN"/>
         </w:rPr>
         <w:tab/>
       </w:r>
       <w:r>
         <w:rPr>
-          <w:rFonts w:ascii="Times New Roman" w:hAnsi="Times New Roman" w:eastAsia="微软雅黑"/>
+          <w:rFonts w:hint="eastAsia" w:ascii="Times New Roman" w:hAnsi="Times New Roman" w:eastAsia="微软雅黑"/>
           <w:sz w:val="28"/>
+          <w:lang w:eastAsia="zh-CN"/>
         </w:rPr>
         <w:fldChar w:fldCharType="begin"/>
       </w:r>
       <w:r>
         <w:rPr>
-          <w:rFonts w:ascii="Times New Roman" w:hAnsi="Times New Roman" w:eastAsia="微软雅黑"/>
+          <w:rFonts w:hint="eastAsia" w:ascii="Times New Roman" w:hAnsi="Times New Roman" w:eastAsia="微软雅黑"/>
           <w:sz w:val="28"/>
-        </w:rPr>
-        <w:instrText xml:space="preserve"> PAGEREF _Toc18002 \h </w:instrText>
-      </w:r>
-      <w:r>
-        <w:rPr>
-          <w:rFonts w:ascii="Times New Roman" w:hAnsi="Times New Roman" w:eastAsia="微软雅黑"/>
+          <w:lang w:eastAsia="zh-CN"/>
+        </w:rPr>
+        <w:instrText xml:space="preserve"> PAGEREF _Toc8283 \h </w:instrText>
+      </w:r>
+      <w:r>
+        <w:rPr>
+          <w:rFonts w:hint="eastAsia" w:ascii="Times New Roman" w:hAnsi="Times New Roman" w:eastAsia="微软雅黑"/>
           <w:sz w:val="28"/>
+          <w:lang w:eastAsia="zh-CN"/>
         </w:rPr>
         <w:fldChar w:fldCharType="separate"/>
       </w:r>
       <w:r>
         <w:rPr>
-          <w:rFonts w:ascii="Times New Roman" w:hAnsi="Times New Roman" w:eastAsia="微软雅黑"/>
+          <w:rFonts w:hint="eastAsia" w:ascii="Times New Roman" w:hAnsi="Times New Roman" w:eastAsia="微软雅黑"/>
           <w:sz w:val="28"/>
+          <w:lang w:eastAsia="zh-CN"/>
         </w:rPr>
         <w:t>19</w:t>
       </w:r>
       <w:r>
         <w:rPr>
-          <w:rFonts w:ascii="Times New Roman" w:hAnsi="Times New Roman" w:eastAsia="微软雅黑"/>
+          <w:rFonts w:hint="eastAsia" w:ascii="Times New Roman" w:hAnsi="Times New Roman" w:eastAsia="微软雅黑"/>
           <w:sz w:val="28"/>
+          <w:lang w:eastAsia="zh-CN"/>
         </w:rPr>
         <w:fldChar w:fldCharType="end"/>
       </w:r>
       <w:r>
         <w:rPr>
-          <w:rFonts w:ascii="Times New Roman" w:hAnsi="Times New Roman" w:eastAsia="微软雅黑"/>
+          <w:rFonts w:hint="eastAsia" w:ascii="Times New Roman" w:hAnsi="Times New Roman" w:eastAsia="微软雅黑"/>
           <w:sz w:val="28"/>
           <w:lang w:eastAsia="zh-CN"/>
         </w:rPr>
@@ -2639,86 +2573,94 @@
         </w:tabs>
         <w:ind w:left="440"/>
         <w:rPr>
-          <w:rFonts w:ascii="Times New Roman" w:hAnsi="Times New Roman" w:eastAsia="微软雅黑"/>
-          <w:sz w:val="28"/>
-        </w:rPr>
-      </w:pPr>
-      <w:r>
-        <w:rPr>
-          <w:rFonts w:ascii="Times New Roman" w:hAnsi="Times New Roman" w:eastAsia="微软雅黑"/>
-          <w:sz w:val="28"/>
-          <w:lang w:eastAsia="zh-CN"/>
-        </w:rPr>
-        <w:fldChar w:fldCharType="begin"/>
-      </w:r>
-      <w:r>
-        <w:rPr>
-          <w:rFonts w:ascii="Times New Roman" w:hAnsi="Times New Roman" w:eastAsia="微软雅黑"/>
-          <w:sz w:val="28"/>
-          <w:lang w:eastAsia="zh-CN"/>
-        </w:rPr>
-        <w:instrText xml:space="preserve"> HYPERLINK \l _Toc13993 </w:instrText>
-      </w:r>
-      <w:r>
-        <w:rPr>
-          <w:rFonts w:ascii="Times New Roman" w:hAnsi="Times New Roman" w:eastAsia="微软雅黑"/>
-          <w:sz w:val="28"/>
-          <w:lang w:eastAsia="zh-CN"/>
-        </w:rPr>
-        <w:fldChar w:fldCharType="separate"/>
-      </w:r>
-      <w:r>
-        <w:rPr>
           <w:rFonts w:hint="eastAsia" w:ascii="Times New Roman" w:hAnsi="Times New Roman" w:eastAsia="微软雅黑"/>
           <w:sz w:val="28"/>
+          <w:lang w:eastAsia="zh-CN"/>
+        </w:rPr>
+      </w:pPr>
+      <w:r>
+        <w:rPr>
+          <w:rFonts w:hint="eastAsia" w:ascii="Times New Roman" w:hAnsi="Times New Roman" w:eastAsia="微软雅黑"/>
+          <w:sz w:val="28"/>
+          <w:lang w:eastAsia="zh-CN"/>
+        </w:rPr>
+        <w:fldChar w:fldCharType="begin"/>
+      </w:r>
+      <w:r>
+        <w:rPr>
+          <w:rFonts w:hint="eastAsia" w:ascii="Times New Roman" w:hAnsi="Times New Roman" w:eastAsia="微软雅黑"/>
+          <w:sz w:val="28"/>
+          <w:lang w:eastAsia="zh-CN"/>
+        </w:rPr>
+        <w:instrText xml:space="preserve"> HYPERLINK \l _Toc7444 </w:instrText>
+      </w:r>
+      <w:r>
+        <w:rPr>
+          <w:rFonts w:hint="eastAsia" w:ascii="Times New Roman" w:hAnsi="Times New Roman" w:eastAsia="微软雅黑"/>
+          <w:sz w:val="28"/>
+          <w:lang w:eastAsia="zh-CN"/>
+        </w:rPr>
+        <w:fldChar w:fldCharType="separate"/>
+      </w:r>
+      <w:r>
+        <w:rPr>
+          <w:rFonts w:hint="eastAsia" w:ascii="Times New Roman" w:hAnsi="Times New Roman" w:eastAsia="微软雅黑"/>
+          <w:sz w:val="28"/>
+          <w:lang w:eastAsia="zh-CN"/>
         </w:rPr>
         <w:t>检测基因列表</w:t>
       </w:r>
       <w:r>
         <w:rPr>
-          <w:rFonts w:ascii="Times New Roman" w:hAnsi="Times New Roman" w:eastAsia="微软雅黑"/>
+          <w:rFonts w:hint="eastAsia" w:ascii="Times New Roman" w:hAnsi="Times New Roman" w:eastAsia="微软雅黑"/>
           <w:sz w:val="28"/>
+          <w:lang w:eastAsia="zh-CN"/>
         </w:rPr>
         <w:tab/>
       </w:r>
       <w:r>
         <w:rPr>
-          <w:rFonts w:ascii="Times New Roman" w:hAnsi="Times New Roman" w:eastAsia="微软雅黑"/>
+          <w:rFonts w:hint="eastAsia" w:ascii="Times New Roman" w:hAnsi="Times New Roman" w:eastAsia="微软雅黑"/>
           <w:sz w:val="28"/>
+          <w:lang w:eastAsia="zh-CN"/>
         </w:rPr>
         <w:fldChar w:fldCharType="begin"/>
       </w:r>
       <w:r>
         <w:rPr>
-          <w:rFonts w:ascii="Times New Roman" w:hAnsi="Times New Roman" w:eastAsia="微软雅黑"/>
+          <w:rFonts w:hint="eastAsia" w:ascii="Times New Roman" w:hAnsi="Times New Roman" w:eastAsia="微软雅黑"/>
           <w:sz w:val="28"/>
-        </w:rPr>
-        <w:instrText xml:space="preserve"> PAGEREF _Toc13993 \h </w:instrText>
-      </w:r>
-      <w:r>
-        <w:rPr>
-          <w:rFonts w:ascii="Times New Roman" w:hAnsi="Times New Roman" w:eastAsia="微软雅黑"/>
+          <w:lang w:eastAsia="zh-CN"/>
+        </w:rPr>
+        <w:instrText xml:space="preserve"> PAGEREF _Toc7444 \h </w:instrText>
+      </w:r>
+      <w:r>
+        <w:rPr>
+          <w:rFonts w:hint="eastAsia" w:ascii="Times New Roman" w:hAnsi="Times New Roman" w:eastAsia="微软雅黑"/>
           <w:sz w:val="28"/>
+          <w:lang w:eastAsia="zh-CN"/>
         </w:rPr>
         <w:fldChar w:fldCharType="separate"/>
       </w:r>
       <w:r>
         <w:rPr>
-          <w:rFonts w:ascii="Times New Roman" w:hAnsi="Times New Roman" w:eastAsia="微软雅黑"/>
+          <w:rFonts w:hint="eastAsia" w:ascii="Times New Roman" w:hAnsi="Times New Roman" w:eastAsia="微软雅黑"/>
           <w:sz w:val="28"/>
+          <w:lang w:eastAsia="zh-CN"/>
         </w:rPr>
         <w:t>21</w:t>
       </w:r>
       <w:r>
         <w:rPr>
-          <w:rFonts w:ascii="Times New Roman" w:hAnsi="Times New Roman" w:eastAsia="微软雅黑"/>
+          <w:rFonts w:hint="eastAsia" w:ascii="Times New Roman" w:hAnsi="Times New Roman" w:eastAsia="微软雅黑"/>
           <w:sz w:val="28"/>
+          <w:lang w:eastAsia="zh-CN"/>
         </w:rPr>
         <w:fldChar w:fldCharType="end"/>
       </w:r>
       <w:r>
         <w:rPr>
-          <w:rFonts w:ascii="Times New Roman" w:hAnsi="Times New Roman" w:eastAsia="微软雅黑"/>
+          <w:rFonts w:hint="eastAsia" w:ascii="Times New Roman" w:hAnsi="Times New Roman" w:eastAsia="微软雅黑"/>
           <w:sz w:val="28"/>
           <w:lang w:eastAsia="zh-CN"/>
         </w:rPr>
@@ -2733,87 +2675,94 @@
         </w:tabs>
         <w:ind w:left="440"/>
         <w:rPr>
-          <w:rFonts w:ascii="Times New Roman" w:hAnsi="Times New Roman" w:eastAsia="微软雅黑"/>
-          <w:sz w:val="28"/>
-        </w:rPr>
-      </w:pPr>
-      <w:r>
-        <w:rPr>
-          <w:rFonts w:ascii="Times New Roman" w:hAnsi="Times New Roman" w:eastAsia="微软雅黑"/>
-          <w:sz w:val="28"/>
-          <w:lang w:eastAsia="zh-CN"/>
-        </w:rPr>
-        <w:fldChar w:fldCharType="begin"/>
-      </w:r>
-      <w:r>
-        <w:rPr>
-          <w:rFonts w:ascii="Times New Roman" w:hAnsi="Times New Roman" w:eastAsia="微软雅黑"/>
-          <w:sz w:val="28"/>
-          <w:lang w:eastAsia="zh-CN"/>
-        </w:rPr>
-        <w:instrText xml:space="preserve"> HYPERLINK \l _Toc26657 </w:instrText>
-      </w:r>
-      <w:r>
-        <w:rPr>
-          <w:rFonts w:ascii="Times New Roman" w:hAnsi="Times New Roman" w:eastAsia="微软雅黑"/>
-          <w:sz w:val="28"/>
-          <w:lang w:eastAsia="zh-CN"/>
-        </w:rPr>
-        <w:fldChar w:fldCharType="separate"/>
-      </w:r>
-      <w:r>
-        <w:rPr>
           <w:rFonts w:hint="eastAsia" w:ascii="Times New Roman" w:hAnsi="Times New Roman" w:eastAsia="微软雅黑"/>
           <w:sz w:val="28"/>
           <w:lang w:eastAsia="zh-CN"/>
         </w:rPr>
+      </w:pPr>
+      <w:r>
+        <w:rPr>
+          <w:rFonts w:hint="eastAsia" w:ascii="Times New Roman" w:hAnsi="Times New Roman" w:eastAsia="微软雅黑"/>
+          <w:sz w:val="28"/>
+          <w:lang w:eastAsia="zh-CN"/>
+        </w:rPr>
+        <w:fldChar w:fldCharType="begin"/>
+      </w:r>
+      <w:r>
+        <w:rPr>
+          <w:rFonts w:hint="eastAsia" w:ascii="Times New Roman" w:hAnsi="Times New Roman" w:eastAsia="微软雅黑"/>
+          <w:sz w:val="28"/>
+          <w:lang w:eastAsia="zh-CN"/>
+        </w:rPr>
+        <w:instrText xml:space="preserve"> HYPERLINK \l _Toc5772 </w:instrText>
+      </w:r>
+      <w:r>
+        <w:rPr>
+          <w:rFonts w:hint="eastAsia" w:ascii="Times New Roman" w:hAnsi="Times New Roman" w:eastAsia="微软雅黑"/>
+          <w:sz w:val="28"/>
+          <w:lang w:eastAsia="zh-CN"/>
+        </w:rPr>
+        <w:fldChar w:fldCharType="separate"/>
+      </w:r>
+      <w:r>
+        <w:rPr>
+          <w:rFonts w:hint="eastAsia" w:ascii="Times New Roman" w:hAnsi="Times New Roman" w:eastAsia="微软雅黑"/>
+          <w:sz w:val="28"/>
+          <w:lang w:eastAsia="zh-CN"/>
+        </w:rPr>
         <w:t>检测方法与局限性</w:t>
       </w:r>
       <w:r>
         <w:rPr>
-          <w:rFonts w:ascii="Times New Roman" w:hAnsi="Times New Roman" w:eastAsia="微软雅黑"/>
+          <w:rFonts w:hint="eastAsia" w:ascii="Times New Roman" w:hAnsi="Times New Roman" w:eastAsia="微软雅黑"/>
           <w:sz w:val="28"/>
+          <w:lang w:eastAsia="zh-CN"/>
         </w:rPr>
         <w:tab/>
       </w:r>
       <w:r>
         <w:rPr>
-          <w:rFonts w:ascii="Times New Roman" w:hAnsi="Times New Roman" w:eastAsia="微软雅黑"/>
+          <w:rFonts w:hint="eastAsia" w:ascii="Times New Roman" w:hAnsi="Times New Roman" w:eastAsia="微软雅黑"/>
           <w:sz w:val="28"/>
+          <w:lang w:eastAsia="zh-CN"/>
         </w:rPr>
         <w:fldChar w:fldCharType="begin"/>
       </w:r>
       <w:r>
         <w:rPr>
-          <w:rFonts w:ascii="Times New Roman" w:hAnsi="Times New Roman" w:eastAsia="微软雅黑"/>
+          <w:rFonts w:hint="eastAsia" w:ascii="Times New Roman" w:hAnsi="Times New Roman" w:eastAsia="微软雅黑"/>
           <w:sz w:val="28"/>
-        </w:rPr>
-        <w:instrText xml:space="preserve"> PAGEREF _Toc26657 \h </w:instrText>
-      </w:r>
-      <w:r>
-        <w:rPr>
-          <w:rFonts w:ascii="Times New Roman" w:hAnsi="Times New Roman" w:eastAsia="微软雅黑"/>
+          <w:lang w:eastAsia="zh-CN"/>
+        </w:rPr>
+        <w:instrText xml:space="preserve"> PAGEREF _Toc5772 \h </w:instrText>
+      </w:r>
+      <w:r>
+        <w:rPr>
+          <w:rFonts w:hint="eastAsia" w:ascii="Times New Roman" w:hAnsi="Times New Roman" w:eastAsia="微软雅黑"/>
           <w:sz w:val="28"/>
+          <w:lang w:eastAsia="zh-CN"/>
         </w:rPr>
         <w:fldChar w:fldCharType="separate"/>
       </w:r>
       <w:r>
         <w:rPr>
-          <w:rFonts w:ascii="Times New Roman" w:hAnsi="Times New Roman" w:eastAsia="微软雅黑"/>
+          <w:rFonts w:hint="eastAsia" w:ascii="Times New Roman" w:hAnsi="Times New Roman" w:eastAsia="微软雅黑"/>
           <w:sz w:val="28"/>
+          <w:lang w:eastAsia="zh-CN"/>
         </w:rPr>
         <w:t>22</w:t>
       </w:r>
       <w:r>
         <w:rPr>
-          <w:rFonts w:ascii="Times New Roman" w:hAnsi="Times New Roman" w:eastAsia="微软雅黑"/>
+          <w:rFonts w:hint="eastAsia" w:ascii="Times New Roman" w:hAnsi="Times New Roman" w:eastAsia="微软雅黑"/>
           <w:sz w:val="28"/>
+          <w:lang w:eastAsia="zh-CN"/>
         </w:rPr>
         <w:fldChar w:fldCharType="end"/>
       </w:r>
       <w:r>
         <w:rPr>
-          <w:rFonts w:ascii="Times New Roman" w:hAnsi="Times New Roman" w:eastAsia="微软雅黑"/>
+          <w:rFonts w:hint="eastAsia" w:ascii="Times New Roman" w:hAnsi="Times New Roman" w:eastAsia="微软雅黑"/>
           <w:sz w:val="28"/>
           <w:lang w:eastAsia="zh-CN"/>
         </w:rPr>
@@ -2828,87 +2777,94 @@
         </w:tabs>
         <w:ind w:left="440"/>
         <w:rPr>
-          <w:rFonts w:ascii="Times New Roman" w:hAnsi="Times New Roman" w:eastAsia="微软雅黑"/>
-          <w:sz w:val="28"/>
-        </w:rPr>
-      </w:pPr>
-      <w:r>
-        <w:rPr>
-          <w:rFonts w:ascii="Times New Roman" w:hAnsi="Times New Roman" w:eastAsia="微软雅黑"/>
-          <w:sz w:val="28"/>
-          <w:lang w:eastAsia="zh-CN"/>
-        </w:rPr>
-        <w:fldChar w:fldCharType="begin"/>
-      </w:r>
-      <w:r>
-        <w:rPr>
-          <w:rFonts w:ascii="Times New Roman" w:hAnsi="Times New Roman" w:eastAsia="微软雅黑"/>
-          <w:sz w:val="28"/>
-          <w:lang w:eastAsia="zh-CN"/>
-        </w:rPr>
-        <w:instrText xml:space="preserve"> HYPERLINK \l _Toc25294 </w:instrText>
-      </w:r>
-      <w:r>
-        <w:rPr>
-          <w:rFonts w:ascii="Times New Roman" w:hAnsi="Times New Roman" w:eastAsia="微软雅黑"/>
-          <w:sz w:val="28"/>
-          <w:lang w:eastAsia="zh-CN"/>
-        </w:rPr>
-        <w:fldChar w:fldCharType="separate"/>
-      </w:r>
-      <w:r>
-        <w:rPr>
           <w:rFonts w:hint="eastAsia" w:ascii="Times New Roman" w:hAnsi="Times New Roman" w:eastAsia="微软雅黑"/>
           <w:sz w:val="28"/>
           <w:lang w:eastAsia="zh-CN"/>
         </w:rPr>
+      </w:pPr>
+      <w:r>
+        <w:rPr>
+          <w:rFonts w:hint="eastAsia" w:ascii="Times New Roman" w:hAnsi="Times New Roman" w:eastAsia="微软雅黑"/>
+          <w:sz w:val="28"/>
+          <w:lang w:eastAsia="zh-CN"/>
+        </w:rPr>
+        <w:fldChar w:fldCharType="begin"/>
+      </w:r>
+      <w:r>
+        <w:rPr>
+          <w:rFonts w:hint="eastAsia" w:ascii="Times New Roman" w:hAnsi="Times New Roman" w:eastAsia="微软雅黑"/>
+          <w:sz w:val="28"/>
+          <w:lang w:eastAsia="zh-CN"/>
+        </w:rPr>
+        <w:instrText xml:space="preserve"> HYPERLINK \l _Toc24749 </w:instrText>
+      </w:r>
+      <w:r>
+        <w:rPr>
+          <w:rFonts w:hint="eastAsia" w:ascii="Times New Roman" w:hAnsi="Times New Roman" w:eastAsia="微软雅黑"/>
+          <w:sz w:val="28"/>
+          <w:lang w:eastAsia="zh-CN"/>
+        </w:rPr>
+        <w:fldChar w:fldCharType="separate"/>
+      </w:r>
+      <w:r>
+        <w:rPr>
+          <w:rFonts w:hint="eastAsia" w:ascii="Times New Roman" w:hAnsi="Times New Roman" w:eastAsia="微软雅黑"/>
+          <w:sz w:val="28"/>
+          <w:lang w:eastAsia="zh-CN"/>
+        </w:rPr>
         <w:t>参考文献</w:t>
       </w:r>
       <w:r>
         <w:rPr>
-          <w:rFonts w:ascii="Times New Roman" w:hAnsi="Times New Roman" w:eastAsia="微软雅黑"/>
+          <w:rFonts w:hint="eastAsia" w:ascii="Times New Roman" w:hAnsi="Times New Roman" w:eastAsia="微软雅黑"/>
           <w:sz w:val="28"/>
+          <w:lang w:eastAsia="zh-CN"/>
         </w:rPr>
         <w:tab/>
       </w:r>
       <w:r>
         <w:rPr>
-          <w:rFonts w:ascii="Times New Roman" w:hAnsi="Times New Roman" w:eastAsia="微软雅黑"/>
+          <w:rFonts w:hint="eastAsia" w:ascii="Times New Roman" w:hAnsi="Times New Roman" w:eastAsia="微软雅黑"/>
           <w:sz w:val="28"/>
+          <w:lang w:eastAsia="zh-CN"/>
         </w:rPr>
         <w:fldChar w:fldCharType="begin"/>
       </w:r>
       <w:r>
         <w:rPr>
-          <w:rFonts w:ascii="Times New Roman" w:hAnsi="Times New Roman" w:eastAsia="微软雅黑"/>
+          <w:rFonts w:hint="eastAsia" w:ascii="Times New Roman" w:hAnsi="Times New Roman" w:eastAsia="微软雅黑"/>
           <w:sz w:val="28"/>
-        </w:rPr>
-        <w:instrText xml:space="preserve"> PAGEREF _Toc25294 \h </w:instrText>
-      </w:r>
-      <w:r>
-        <w:rPr>
-          <w:rFonts w:ascii="Times New Roman" w:hAnsi="Times New Roman" w:eastAsia="微软雅黑"/>
+          <w:lang w:eastAsia="zh-CN"/>
+        </w:rPr>
+        <w:instrText xml:space="preserve"> PAGEREF _Toc24749 \h </w:instrText>
+      </w:r>
+      <w:r>
+        <w:rPr>
+          <w:rFonts w:hint="eastAsia" w:ascii="Times New Roman" w:hAnsi="Times New Roman" w:eastAsia="微软雅黑"/>
           <w:sz w:val="28"/>
+          <w:lang w:eastAsia="zh-CN"/>
         </w:rPr>
         <w:fldChar w:fldCharType="separate"/>
       </w:r>
       <w:r>
         <w:rPr>
-          <w:rFonts w:ascii="Times New Roman" w:hAnsi="Times New Roman" w:eastAsia="微软雅黑"/>
+          <w:rFonts w:hint="eastAsia" w:ascii="Times New Roman" w:hAnsi="Times New Roman" w:eastAsia="微软雅黑"/>
           <w:sz w:val="28"/>
+          <w:lang w:eastAsia="zh-CN"/>
         </w:rPr>
         <w:t>23</w:t>
       </w:r>
       <w:r>
         <w:rPr>
-          <w:rFonts w:ascii="Times New Roman" w:hAnsi="Times New Roman" w:eastAsia="微软雅黑"/>
+          <w:rFonts w:hint="eastAsia" w:ascii="Times New Roman" w:hAnsi="Times New Roman" w:eastAsia="微软雅黑"/>
           <w:sz w:val="28"/>
+          <w:lang w:eastAsia="zh-CN"/>
         </w:rPr>
         <w:fldChar w:fldCharType="end"/>
       </w:r>
       <w:r>
         <w:rPr>
-          <w:rFonts w:ascii="Times New Roman" w:hAnsi="Times New Roman" w:eastAsia="微软雅黑"/>
+          <w:rFonts w:hint="eastAsia" w:ascii="Times New Roman" w:hAnsi="Times New Roman" w:eastAsia="微软雅黑"/>
           <w:sz w:val="28"/>
           <w:lang w:eastAsia="zh-CN"/>
         </w:rPr>
@@ -2957,15 +2913,15 @@
           </w14:shadow>
         </w:rPr>
       </w:pPr>
-      <w:bookmarkStart w:id="0" w:name="_Toc16997"/>
-      <w:bookmarkStart w:id="1" w:name="_Toc30143_WPSOffice_Level1"/>
-      <w:bookmarkStart w:id="2" w:name="_Toc21009_WPSOffice_Level1"/>
-      <w:bookmarkStart w:id="3" w:name="_Toc13806"/>
-      <w:bookmarkStart w:id="4" w:name="_Toc21669"/>
-      <w:bookmarkStart w:id="5" w:name="_Toc24178_WPSOffice_Level1"/>
-      <w:bookmarkStart w:id="6" w:name="_Toc11015_WPSOffice_Level1"/>
-      <w:bookmarkStart w:id="7" w:name="_Toc18062_WPSOffice_Level1"/>
-      <w:bookmarkStart w:id="8" w:name="_Toc17451"/>
+      <w:bookmarkStart w:id="0" w:name="_Toc30143_WPSOffice_Level1"/>
+      <w:bookmarkStart w:id="1" w:name="_Toc21009_WPSOffice_Level1"/>
+      <w:bookmarkStart w:id="2" w:name="_Toc21669"/>
+      <w:bookmarkStart w:id="3" w:name="_Toc24178_WPSOffice_Level1"/>
+      <w:bookmarkStart w:id="4" w:name="_Toc13806"/>
+      <w:bookmarkStart w:id="5" w:name="_Toc26685"/>
+      <w:bookmarkStart w:id="6" w:name="_Toc17451"/>
+      <w:bookmarkStart w:id="7" w:name="_Toc11015_WPSOffice_Level1"/>
+      <w:bookmarkStart w:id="8" w:name="_Toc18062_WPSOffice_Level1"/>
       <w:bookmarkStart w:id="9" w:name="_Toc7021_WPSOffice_Level1"/>
       <w:bookmarkStart w:id="10" w:name="_Toc3823"/>
       <w:r>
@@ -3859,7 +3815,7 @@
           </w14:shadow>
         </w:rPr>
       </w:pPr>
-      <w:bookmarkStart w:id="11" w:name="_Toc15039"/>
+      <w:bookmarkStart w:id="11" w:name="_Toc7528"/>
       <w:r>
         <w:rPr>
           <w:color w:val="62B541"/>
@@ -4089,7 +4045,7 @@
       </w:pPr>
       <w:bookmarkStart w:id="12" w:name="_Toc16576"/>
       <w:bookmarkStart w:id="13" w:name="_Toc149837253"/>
-      <w:bookmarkStart w:id="14" w:name="_Toc15040"/>
+      <w:bookmarkStart w:id="14" w:name="_Toc26784"/>
       <w:r>
         <w:rPr>
           <w:rStyle w:val="42"/>
@@ -4152,7 +4108,7 @@
         </w:rPr>
       </w:pPr>
       <w:bookmarkStart w:id="15" w:name="_Toc149837254"/>
-      <w:bookmarkStart w:id="16" w:name="_Toc8896"/>
+      <w:bookmarkStart w:id="16" w:name="_Toc24642"/>
       <w:r>
         <w:rPr>
           <w:rFonts w:hint="eastAsia"/>
@@ -5458,11 +5414,10 @@
       </w:pPr>
       <w:bookmarkStart w:id="18" w:name="_Toc21059"/>
       <w:bookmarkStart w:id="19" w:name="_Toc149837255"/>
-      <w:bookmarkStart w:id="20" w:name="_Toc2344"/>
-      <w:bookmarkStart w:id="21" w:name="_Toc20136_WPSOffice_Level1"/>
-      <w:bookmarkStart w:id="22" w:name="_Toc2781"/>
-      <w:bookmarkStart w:id="23" w:name="_Toc22132"/>
-      <w:bookmarkStart w:id="24" w:name="_Toc19898_WPSOffice_Level1"/>
+      <w:bookmarkStart w:id="20" w:name="_Toc2781"/>
+      <w:bookmarkStart w:id="21" w:name="_Toc22132"/>
+      <w:bookmarkStart w:id="22" w:name="_Toc19898_WPSOffice_Level1"/>
+      <w:bookmarkStart w:id="23" w:name="_Toc20136_WPSOffice_Level1"/>
       <w:r>
         <w:rPr>
           <w:rFonts w:hint="eastAsia" w:ascii="Times New Roman" w:hAnsi="Times New Roman" w:eastAsia="微软雅黑" w:cs="Times New Roman"/>
@@ -5611,15 +5566,15 @@
                     <wp:anchor distT="0" distB="0" distL="114300" distR="114300" simplePos="0" relativeHeight="251662336" behindDoc="0" locked="0" layoutInCell="1" allowOverlap="1">
                       <wp:simplePos x="0" y="0"/>
                       <wp:positionH relativeFrom="column">
-                        <wp:posOffset>0</wp:posOffset>
+                        <wp:posOffset>7620</wp:posOffset>
                       </wp:positionH>
                       <wp:positionV relativeFrom="paragraph">
-                        <wp:posOffset>-460375</wp:posOffset>
+                        <wp:posOffset>-480060</wp:posOffset>
                       </wp:positionV>
-                      <wp:extent cx="3080385" cy="1442720"/>
-                      <wp:effectExtent l="0" t="0" r="13335" b="5080"/>
+                      <wp:extent cx="3058160" cy="1442720"/>
+                      <wp:effectExtent l="0" t="0" r="5080" b="5080"/>
                       <wp:wrapNone/>
-                      <wp:docPr id="34" name="组合 34"/>
+                      <wp:docPr id="9" name="组合 9"/>
                       <wp:cNvGraphicFramePr/>
                       <a:graphic xmlns:a="http://schemas.openxmlformats.org/drawingml/2006/main">
                         <a:graphicData uri="http://schemas.microsoft.com/office/word/2010/wordprocessingGroup">
@@ -5628,25 +5583,25 @@
                             <wpg:grpSpPr>
                               <a:xfrm>
                                 <a:off x="0" y="0"/>
-                                <a:ext cx="3080385" cy="1442720"/>
-                                <a:chOff x="17956" y="37747"/>
-                                <a:chExt cx="4851" cy="2272"/>
+                                <a:ext cx="3058160" cy="1442720"/>
+                                <a:chOff x="19211" y="18842"/>
+                                <a:chExt cx="4816" cy="2272"/>
                               </a:xfrm>
                             </wpg:grpSpPr>
                             <wpg:grpSp>
-                              <wpg:cNvPr id="35" name="组合 16"/>
+                              <wpg:cNvPr id="10" name="组合 6"/>
                               <wpg:cNvGrpSpPr/>
                               <wpg:grpSpPr>
                                 <a:xfrm>
-                                  <a:off x="17956" y="38313"/>
-                                  <a:ext cx="4049" cy="646"/>
-                                  <a:chOff x="17956" y="38313"/>
-                                  <a:chExt cx="4049" cy="646"/>
+                                  <a:off x="19211" y="18842"/>
+                                  <a:ext cx="4816" cy="2273"/>
+                                  <a:chOff x="19199" y="18902"/>
+                                  <a:chExt cx="4816" cy="2273"/>
                                 </a:xfrm>
                               </wpg:grpSpPr>
                               <pic:pic xmlns:pic="http://schemas.openxmlformats.org/drawingml/2006/picture">
                                 <pic:nvPicPr>
-                                  <pic:cNvPr id="12" name="图片 29" descr="IMG_256"/>
+                                  <pic:cNvPr id="16" name="图片 6" descr="蔡冬雪"/>
                                   <pic:cNvPicPr>
                                     <a:picLocks noChangeAspect="1"/>
                                   </pic:cNvPicPr>
@@ -5667,81 +5622,91 @@
                                       </a:clrTo>
                                     </a:clrChange>
                                   </a:blip>
+                                  <a:srcRect l="18656" t="33322" r="18897" b="26699"/>
                                   <a:stretch>
                                     <a:fillRect/>
                                   </a:stretch>
                                 </pic:blipFill>
                                 <pic:spPr>
                                   <a:xfrm>
-                                    <a:off x="21031" y="38313"/>
-                                    <a:ext cx="975" cy="570"/>
+                                    <a:off x="19199" y="19551"/>
+                                    <a:ext cx="1261" cy="566"/>
                                   </a:xfrm>
                                   <a:prstGeom prst="rect">
                                     <a:avLst/>
                                   </a:prstGeom>
-                                  <a:noFill/>
-                                  <a:ln w="9525">
-                                    <a:noFill/>
-                                  </a:ln>
                                 </pic:spPr>
                               </pic:pic>
                               <pic:pic xmlns:pic="http://schemas.openxmlformats.org/drawingml/2006/picture">
                                 <pic:nvPicPr>
-                                  <pic:cNvPr id="15" name="图片 15" descr="c9514d16fd70679bf0495aeebb03c72d_compress"/>
+                                  <pic:cNvPr id="5" name="图片 25"/>
                                   <pic:cNvPicPr>
-                                    <a:picLocks noChangeAspect="1"/>
+                                    <a:picLocks noChangeAspect="1" noChangeArrowheads="1"/>
                                   </pic:cNvPicPr>
                                 </pic:nvPicPr>
                                 <pic:blipFill>
-                                  <a:blip r:embed="rId13"/>
-                                  <a:srcRect l="21003" t="56913" r="27176" b="26386"/>
+                                  <a:blip r:embed="rId13">
+                                    <a:extLst>
+                                      <a:ext uri="{28A0092B-C50C-407E-A947-70E740481C1C}">
+                                        <a14:useLocalDpi xmlns:a14="http://schemas.microsoft.com/office/drawing/2010/main" val="0"/>
+                                      </a:ext>
+                                    </a:extLst>
+                                  </a:blip>
+                                  <a:srcRect/>
                                   <a:stretch>
                                     <a:fillRect/>
                                   </a:stretch>
                                 </pic:blipFill>
                                 <pic:spPr>
                                   <a:xfrm>
-                                    <a:off x="17956" y="38485"/>
-                                    <a:ext cx="1550" cy="475"/>
+                                    <a:off x="21742" y="18902"/>
+                                    <a:ext cx="2273" cy="2273"/>
                                   </a:xfrm>
                                   <a:prstGeom prst="rect">
                                     <a:avLst/>
                                   </a:prstGeom>
+                                  <a:noFill/>
+                                  <a:ln>
+                                    <a:noFill/>
+                                  </a:ln>
                                 </pic:spPr>
                               </pic:pic>
                             </wpg:grpSp>
                             <pic:pic xmlns:pic="http://schemas.openxmlformats.org/drawingml/2006/picture">
                               <pic:nvPicPr>
-                                <pic:cNvPr id="18" name="图片 25"/>
+                                <pic:cNvPr id="6" name="图片 4" descr="王建丽"/>
                                 <pic:cNvPicPr>
-                                  <a:picLocks noChangeAspect="1" noChangeArrowheads="1"/>
+                                  <a:picLocks noChangeAspect="1"/>
                                 </pic:cNvPicPr>
                               </pic:nvPicPr>
                               <pic:blipFill>
                                 <a:blip r:embed="rId14">
-                                  <a:extLst>
-                                    <a:ext uri="{28A0092B-C50C-407E-A947-70E740481C1C}">
-                                      <a14:useLocalDpi xmlns:a14="http://schemas.microsoft.com/office/drawing/2010/main" val="0"/>
-                                    </a:ext>
-                                  </a:extLst>
+                                  <a:clrChange>
+                                    <a:clrFrom>
+                                      <a:srgbClr val="FFFFFF">
+                                        <a:alpha val="100000"/>
+                                      </a:srgbClr>
+                                    </a:clrFrom>
+                                    <a:clrTo>
+                                      <a:srgbClr val="FFFFFF">
+                                        <a:alpha val="100000"/>
+                                        <a:alpha val="0"/>
+                                      </a:srgbClr>
+                                    </a:clrTo>
+                                  </a:clrChange>
                                 </a:blip>
-                                <a:srcRect/>
                                 <a:stretch>
                                   <a:fillRect/>
                                 </a:stretch>
                               </pic:blipFill>
                               <pic:spPr>
                                 <a:xfrm>
-                                  <a:off x="20535" y="37747"/>
-                                  <a:ext cx="2273" cy="2273"/>
+                                  <a:off x="22261" y="19395"/>
+                                  <a:ext cx="1258" cy="713"/>
                                 </a:xfrm>
                                 <a:prstGeom prst="rect">
                                   <a:avLst/>
                                 </a:prstGeom>
-                                <a:noFill/>
-                                <a:ln>
-                                  <a:noFill/>
-                                </a:ln>
                               </pic:spPr>
                             </pic:pic>
                           </wpg:wgp>
@@ -5752,27 +5717,27 @@
                 </mc:Choice>
                 <mc:Fallback>
                   <w:pict>
-                    <v:group id="_x0000_s1026" o:spid="_x0000_s1026" o:spt="203" style="position:absolute;left:0pt;margin-left:0pt;margin-top:-36.25pt;height:113.6pt;width:242.55pt;z-index:251662336;mso-width-relative:page;mso-height-relative:page;" coordorigin="17956,37747" coordsize="4851,2272" o:gfxdata="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">
+                    <v:group id="_x0000_s1026" o:spid="_x0000_s1026" o:spt="203" style="position:absolute;left:0pt;margin-left:0.6pt;margin-top:-37.8pt;height:113.6pt;width:240.8pt;z-index:251662336;mso-width-relative:page;mso-height-relative:page;" coordorigin="19211,18842" coordsize="4816,2272" o:gfxdata="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">
                       <o:lock v:ext="edit" aspectratio="f"/>
-                      <v:group id="组合 16" o:spid="_x0000_s1026" o:spt="203" style="position:absolute;left:17956;top:38313;height:646;width:4049;" coordorigin="17956,38313" coordsize="4049,646" o:gfxdata="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">
+                      <v:group id="组合 6" o:spid="_x0000_s1026" o:spt="203" style="position:absolute;left:19211;top:18842;height:2273;width:4816;" coordorigin="19199,18902" coordsize="4816,2273" o:gfxdata="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">
                         <o:lock v:ext="edit" aspectratio="f"/>
-                        <v:shape id="图片 29" o:spid="_x0000_s1026" o:spt="75" alt="IMG_256" type="#_x0000_t75" style="position:absolute;left:21031;top:38313;height:570;width:975;" filled="f" o:preferrelative="t" stroked="f" coordsize="21600,21600" o:gfxdata="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">
+                        <v:shape id="图片 6" o:spid="_x0000_s1026" o:spt="75" alt="蔡冬雪" type="#_x0000_t75" style="position:absolute;left:19199;top:19551;height:566;width:1261;" filled="f" o:preferrelative="t" stroked="f" coordsize="21600,21600" o:gfxdata="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">
                           <v:fill on="f" focussize="0,0"/>
                           <v:stroke on="f"/>
-                          <v:imagedata r:id="rId12" chromakey="#FFFFFF" o:title=""/>
+                          <v:imagedata r:id="rId12" cropleft="12226f" croptop="21838f" cropright="12384f" cropbottom="17497f" chromakey="#FFFFFF" o:title=""/>
                           <o:lock v:ext="edit" aspectratio="t"/>
                         </v:shape>
-                        <v:shape id="_x0000_s1026" o:spid="_x0000_s1026" o:spt="75" alt="c9514d16fd70679bf0495aeebb03c72d_compress" type="#_x0000_t75" style="position:absolute;left:17956;top:38485;height:475;width:1550;" filled="f" o:preferrelative="t" stroked="f" coordsize="21600,21600" o:gfxdata="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">
+                        <v:shape id="图片 25" o:spid="_x0000_s1026" o:spt="75" type="#_x0000_t75" style="position:absolute;left:21742;top:18902;height:2273;width:2273;" filled="f" o:preferrelative="t" stroked="f" coordsize="21600,21600" o:gfxdata="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">
                           <v:fill on="f" focussize="0,0"/>
                           <v:stroke on="f"/>
-                          <v:imagedata r:id="rId13" cropleft="13765f" croptop="37299f" cropright="17810f" cropbottom="17292f" o:title=""/>
+                          <v:imagedata r:id="rId13" o:title=""/>
                           <o:lock v:ext="edit" aspectratio="t"/>
                         </v:shape>
                       </v:group>
-                      <v:shape id="图片 25" o:spid="_x0000_s1026" o:spt="75" type="#_x0000_t75" style="position:absolute;left:20535;top:37747;height:2273;width:2273;" filled="f" o:preferrelative="t" stroked="f" coordsize="21600,21600" o:gfxdata="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">
+                      <v:shape id="图片 4" o:spid="_x0000_s1026" o:spt="75" alt="王建丽" type="#_x0000_t75" style="position:absolute;left:22261;top:19395;height:713;width:1258;" filled="f" o:preferrelative="t" stroked="f" coordsize="21600,21600" o:gfxdata="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">
                         <v:fill on="f" focussize="0,0"/>
                         <v:stroke on="f"/>
-                        <v:imagedata r:id="rId14" o:title=""/>
+                        <v:imagedata r:id="rId14" chromakey="#FFFFFF" o:title=""/>
                         <o:lock v:ext="edit" aspectratio="t"/>
                       </v:shape>
                     </v:group>
@@ -6171,12 +6136,12 @@
                         <wp:posOffset>0</wp:posOffset>
                       </wp:positionH>
                       <wp:positionV relativeFrom="paragraph">
-                        <wp:posOffset>-490855</wp:posOffset>
+                        <wp:posOffset>-370840</wp:posOffset>
                       </wp:positionV>
-                      <wp:extent cx="3135630" cy="1442720"/>
-                      <wp:effectExtent l="0" t="0" r="3810" b="5080"/>
+                      <wp:extent cx="3134360" cy="1443355"/>
+                      <wp:effectExtent l="0" t="0" r="5080" b="4445"/>
                       <wp:wrapNone/>
-                      <wp:docPr id="36" name="组合 36"/>
+                      <wp:docPr id="14" name="组合 14"/>
                       <wp:cNvGraphicFramePr/>
                       <a:graphic xmlns:a="http://schemas.openxmlformats.org/drawingml/2006/main">
                         <a:graphicData uri="http://schemas.microsoft.com/office/word/2010/wordprocessingGroup">
@@ -6185,55 +6150,31 @@
                             <wpg:grpSpPr>
                               <a:xfrm>
                                 <a:off x="0" y="0"/>
-                                <a:ext cx="3135630" cy="1442720"/>
-                                <a:chOff x="17956" y="39496"/>
-                                <a:chExt cx="4938" cy="2272"/>
+                                <a:ext cx="3134360" cy="1443355"/>
+                                <a:chOff x="19199" y="20810"/>
+                                <a:chExt cx="4936" cy="2273"/>
                               </a:xfrm>
                             </wpg:grpSpPr>
                             <wpg:grpSp>
-                              <wpg:cNvPr id="37" name="组合 30"/>
+                              <wpg:cNvPr id="15" name="组合 23"/>
                               <wpg:cNvGrpSpPr/>
                               <wpg:grpSpPr>
                                 <a:xfrm>
-                                  <a:off x="17956" y="40098"/>
-                                  <a:ext cx="4213" cy="570"/>
-                                  <a:chOff x="17956" y="40098"/>
-                                  <a:chExt cx="4213" cy="570"/>
+                                  <a:off x="19199" y="20810"/>
+                                  <a:ext cx="4936" cy="2273"/>
+                                  <a:chOff x="19199" y="20810"/>
+                                  <a:chExt cx="4936" cy="2273"/>
                                 </a:xfrm>
                               </wpg:grpSpPr>
                               <pic:pic xmlns:pic="http://schemas.openxmlformats.org/drawingml/2006/picture">
                                 <pic:nvPicPr>
-                                  <pic:cNvPr id="5" name="图片 1" descr="24f613a0-66be-430b-9e80-270d3393fac5"/>
+                                  <pic:cNvPr id="12" name="图片 1"/>
                                   <pic:cNvPicPr>
                                     <a:picLocks noChangeAspect="1"/>
                                   </pic:cNvPicPr>
                                 </pic:nvPicPr>
                                 <pic:blipFill>
-                                  <a:blip r:embed="rId15"/>
-                                  <a:srcRect l="43292" t="26660" r="21693" b="24394"/>
-                                  <a:stretch>
-                                    <a:fillRect/>
-                                  </a:stretch>
-                                </pic:blipFill>
-                                <pic:spPr>
-                                  <a:xfrm rot="16200000">
-                                    <a:off x="18366" y="39740"/>
-                                    <a:ext cx="506" cy="1327"/>
-                                  </a:xfrm>
-                                  <a:prstGeom prst="rect">
-                                    <a:avLst/>
-                                  </a:prstGeom>
-                                </pic:spPr>
-                              </pic:pic>
-                              <pic:pic xmlns:pic="http://schemas.openxmlformats.org/drawingml/2006/picture">
-                                <pic:nvPicPr>
-                                  <pic:cNvPr id="29" name="图片 29" descr="IMG_256"/>
-                                  <pic:cNvPicPr>
-                                    <a:picLocks noChangeAspect="1"/>
-                                  </pic:cNvPicPr>
-                                </pic:nvPicPr>
-                                <pic:blipFill>
-                                  <a:blip r:embed="rId12">
+                                  <a:blip r:embed="rId15">
                                     <a:clrChange>
                                       <a:clrFrom>
                                         <a:srgbClr val="FFFFFF">
@@ -6248,20 +6189,55 @@
                                       </a:clrTo>
                                     </a:clrChange>
                                   </a:blip>
+                                  <a:srcRect l="10922" t="11667"/>
                                   <a:stretch>
                                     <a:fillRect/>
                                   </a:stretch>
                                 </pic:blipFill>
                                 <pic:spPr>
                                   <a:xfrm>
-                                    <a:off x="21195" y="40098"/>
-                                    <a:ext cx="975" cy="570"/>
+                                    <a:off x="19199" y="21203"/>
+                                    <a:ext cx="1672" cy="901"/>
                                   </a:xfrm>
                                   <a:prstGeom prst="rect">
                                     <a:avLst/>
                                   </a:prstGeom>
                                   <a:noFill/>
-                                  <a:ln w="9525">
+                                  <a:ln>
+                                    <a:noFill/>
+                                  </a:ln>
+                                </pic:spPr>
+                              </pic:pic>
+                              <pic:pic xmlns:pic="http://schemas.openxmlformats.org/drawingml/2006/picture">
+                                <pic:nvPicPr>
+                                  <pic:cNvPr id="18" name="图片 25"/>
+                                  <pic:cNvPicPr>
+                                    <a:picLocks noChangeAspect="1" noChangeArrowheads="1"/>
+                                  </pic:cNvPicPr>
+                                </pic:nvPicPr>
+                                <pic:blipFill>
+                                  <a:blip r:embed="rId13">
+                                    <a:extLst>
+                                      <a:ext uri="{28A0092B-C50C-407E-A947-70E740481C1C}">
+                                        <a14:useLocalDpi xmlns:a14="http://schemas.microsoft.com/office/drawing/2010/main" val="0"/>
+                                      </a:ext>
+                                    </a:extLst>
+                                  </a:blip>
+                                  <a:srcRect/>
+                                  <a:stretch>
+                                    <a:fillRect/>
+                                  </a:stretch>
+                                </pic:blipFill>
+                                <pic:spPr>
+                                  <a:xfrm>
+                                    <a:off x="21862" y="20810"/>
+                                    <a:ext cx="2273" cy="2273"/>
+                                  </a:xfrm>
+                                  <a:prstGeom prst="rect">
+                                    <a:avLst/>
+                                  </a:prstGeom>
+                                  <a:noFill/>
+                                  <a:ln>
                                     <a:noFill/>
                                   </a:ln>
                                 </pic:spPr>
@@ -6269,36 +6245,39 @@
                             </wpg:grpSp>
                             <pic:pic xmlns:pic="http://schemas.openxmlformats.org/drawingml/2006/picture">
                               <pic:nvPicPr>
-                                <pic:cNvPr id="31" name="图片 25"/>
+                                <pic:cNvPr id="11" name="图片 11" descr="王建丽"/>
                                 <pic:cNvPicPr>
-                                  <a:picLocks noChangeAspect="1" noChangeArrowheads="1"/>
+                                  <a:picLocks noChangeAspect="1"/>
                                 </pic:cNvPicPr>
                               </pic:nvPicPr>
                               <pic:blipFill>
                                 <a:blip r:embed="rId14">
-                                  <a:extLst>
-                                    <a:ext uri="{28A0092B-C50C-407E-A947-70E740481C1C}">
-                                      <a14:useLocalDpi xmlns:a14="http://schemas.microsoft.com/office/drawing/2010/main" val="0"/>
-                                    </a:ext>
-                                  </a:extLst>
+                                  <a:clrChange>
+                                    <a:clrFrom>
+                                      <a:srgbClr val="FFFFFF">
+                                        <a:alpha val="100000"/>
+                                      </a:srgbClr>
+                                    </a:clrFrom>
+                                    <a:clrTo>
+                                      <a:srgbClr val="FFFFFF">
+                                        <a:alpha val="100000"/>
+                                        <a:alpha val="0"/>
+                                      </a:srgbClr>
+                                    </a:clrTo>
+                                  </a:clrChange>
                                 </a:blip>
-                                <a:srcRect/>
                                 <a:stretch>
                                   <a:fillRect/>
                                 </a:stretch>
                               </pic:blipFill>
                               <pic:spPr>
                                 <a:xfrm>
-                                  <a:off x="20622" y="39496"/>
-                                  <a:ext cx="2273" cy="2273"/>
+                                  <a:off x="22321" y="21215"/>
+                                  <a:ext cx="1488" cy="842"/>
                                 </a:xfrm>
                                 <a:prstGeom prst="rect">
                                   <a:avLst/>
                                 </a:prstGeom>
-                                <a:noFill/>
-                                <a:ln>
-                                  <a:noFill/>
-                                </a:ln>
                               </pic:spPr>
                             </pic:pic>
                           </wpg:wgp>
@@ -6309,27 +6288,27 @@
                 </mc:Choice>
                 <mc:Fallback>
                   <w:pict>
-                    <v:group id="_x0000_s1026" o:spid="_x0000_s1026" o:spt="203" style="position:absolute;left:0pt;margin-left:0pt;margin-top:-38.65pt;height:113.6pt;width:246.9pt;z-index:251663360;mso-width-relative:page;mso-height-relative:page;" coordorigin="17956,39496" coordsize="4938,2272" o:gfxdata="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">
+                    <v:group id="_x0000_s1026" o:spid="_x0000_s1026" o:spt="203" style="position:absolute;left:0pt;margin-left:0pt;margin-top:-29.2pt;height:113.65pt;width:246.8pt;z-index:251663360;mso-width-relative:page;mso-height-relative:page;" coordorigin="19199,20810" coordsize="4936,2273" o:gfxdata="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">
                       <o:lock v:ext="edit" aspectratio="f"/>
-                      <v:group id="组合 30" o:spid="_x0000_s1026" o:spt="203" style="position:absolute;left:17956;top:40098;height:570;width:4213;" coordorigin="17956,40098" coordsize="4213,570" o:gfxdata="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">
+                      <v:group id="组合 23" o:spid="_x0000_s1026" o:spt="203" style="position:absolute;left:19199;top:20810;height:2273;width:4936;" coordorigin="19199,20810" coordsize="4936,2273" o:gfxdata="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">
                         <o:lock v:ext="edit" aspectratio="f"/>
-                        <v:shape id="图片 1" o:spid="_x0000_s1026" o:spt="75" alt="24f613a0-66be-430b-9e80-270d3393fac5" type="#_x0000_t75" style="position:absolute;left:18366;top:39740;height:1327;width:506;rotation:-5898240f;" filled="f" o:preferrelative="t" stroked="f" coordsize="21600,21600" o:gfxdata="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">
+                        <v:shape id="图片 1" o:spid="_x0000_s1026" o:spt="75" type="#_x0000_t75" style="position:absolute;left:19199;top:21203;height:901;width:1672;" filled="f" o:preferrelative="t" stroked="f" coordsize="21600,21600" o:gfxdata="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">
                           <v:fill on="f" focussize="0,0"/>
                           <v:stroke on="f"/>
-                          <v:imagedata r:id="rId15" cropleft="28372f" croptop="17472f" cropright="14217f" cropbottom="15987f" o:title=""/>
+                          <v:imagedata r:id="rId15" cropleft="7158f" croptop="7646f" chromakey="#FFFFFF" o:title=""/>
                           <o:lock v:ext="edit" aspectratio="t"/>
                         </v:shape>
-                        <v:shape id="_x0000_s1026" o:spid="_x0000_s1026" o:spt="75" alt="IMG_256" type="#_x0000_t75" style="position:absolute;left:21195;top:40098;height:570;width:975;" filled="f" o:preferrelative="t" stroked="f" coordsize="21600,21600" o:gfxdata="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">
+                        <v:shape id="图片 25" o:spid="_x0000_s1026" o:spt="75" type="#_x0000_t75" style="position:absolute;left:21862;top:20810;height:2273;width:2273;" filled="f" o:preferrelative="t" stroked="f" coordsize="21600,21600" o:gfxdata="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">
                           <v:fill on="f" focussize="0,0"/>
                           <v:stroke on="f"/>
-                          <v:imagedata r:id="rId12" chromakey="#FFFFFF" o:title=""/>
+                          <v:imagedata r:id="rId13" o:title=""/>
                           <o:lock v:ext="edit" aspectratio="t"/>
                         </v:shape>
                       </v:group>
-                      <v:shape id="图片 25" o:spid="_x0000_s1026" o:spt="75" type="#_x0000_t75" style="position:absolute;left:20622;top:39496;height:2273;width:2273;" filled="f" o:preferrelative="t" stroked="f" coordsize="21600,21600" o:gfxdata="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">
+                      <v:shape id="_x0000_s1026" o:spid="_x0000_s1026" o:spt="75" alt="王建丽" type="#_x0000_t75" style="position:absolute;left:22321;top:21215;height:842;width:1488;" filled="f" o:preferrelative="t" stroked="f" coordsize="21600,21600" o:gfxdata="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">
                         <v:fill on="f" focussize="0,0"/>
                         <v:stroke on="f"/>
-                        <v:imagedata r:id="rId14" o:title=""/>
+                        <v:imagedata r:id="rId14" chromakey="#FFFFFF" o:title=""/>
                         <o:lock v:ext="edit" aspectratio="t"/>
                       </v:shape>
                     </v:group>
@@ -6568,1888 +6547,6 @@
     <w:p>
       <w:pPr>
         <w:rPr>
-          <w:rFonts w:ascii="Times New Roman" w:hAnsi="Times New Roman" w:eastAsia="微软雅黑" w:cs="Times New Roman"/>
-          <w:sz w:val="24"/>
-          <w:szCs w:val="24"/>
-          <w:lang w:eastAsia="zh-CN"/>
-        </w:rPr>
-      </w:pPr>
-      <w:r>
-        <w:rPr>
-          <w:rFonts w:hint="eastAsia" w:ascii="Times New Roman" w:hAnsi="Times New Roman" w:eastAsia="微软雅黑" w:cs="Times New Roman"/>
-          <w:sz w:val="24"/>
-          <w:szCs w:val="24"/>
-          <w:lang w:eastAsia="zh-CN"/>
-        </w:rPr>
-        <w:t xml:space="preserve">{% endif %}{% if testedby == </w:t>
-      </w:r>
-      <w:r>
-        <w:rPr>
-          <w:rFonts w:ascii="Times New Roman" w:hAnsi="Times New Roman" w:eastAsia="微软雅黑" w:cs="Times New Roman"/>
-          <w:sz w:val="24"/>
-          <w:szCs w:val="24"/>
-          <w:lang w:eastAsia="zh-CN"/>
-        </w:rPr>
-        <w:t>“</w:t>
-      </w:r>
-      <w:r>
-        <w:rPr>
-          <w:rFonts w:hint="eastAsia" w:ascii="Times New Roman" w:hAnsi="Times New Roman" w:eastAsia="微软雅黑" w:cs="Times New Roman"/>
-          <w:sz w:val="24"/>
-          <w:szCs w:val="24"/>
-          <w:lang w:eastAsia="zh-CN"/>
-        </w:rPr>
-        <w:t>3</w:t>
-      </w:r>
-      <w:r>
-        <w:rPr>
-          <w:rFonts w:ascii="Times New Roman" w:hAnsi="Times New Roman" w:eastAsia="微软雅黑" w:cs="Times New Roman"/>
-          <w:sz w:val="24"/>
-          <w:szCs w:val="24"/>
-          <w:lang w:eastAsia="zh-CN"/>
-        </w:rPr>
-        <w:t>”</w:t>
-      </w:r>
-      <w:r>
-        <w:rPr>
-          <w:rFonts w:hint="eastAsia" w:ascii="Times New Roman" w:hAnsi="Times New Roman" w:eastAsia="微软雅黑" w:cs="Times New Roman"/>
-          <w:sz w:val="24"/>
-          <w:szCs w:val="24"/>
-          <w:lang w:eastAsia="zh-CN"/>
-        </w:rPr>
-        <w:t xml:space="preserve"> %}</w:t>
-      </w:r>
-    </w:p>
-    <w:p>
-      <w:pPr>
-        <w:rPr>
-          <w:rFonts w:ascii="Times New Roman" w:hAnsi="Times New Roman" w:eastAsia="微软雅黑" w:cs="Times New Roman"/>
-          <w:sz w:val="24"/>
-          <w:szCs w:val="24"/>
-          <w:lang w:eastAsia="zh-CN"/>
-        </w:rPr>
-      </w:pPr>
-    </w:p>
-    <w:p>
-      <w:pPr>
-        <w:rPr>
-          <w:sz w:val="24"/>
-          <w:lang w:eastAsia="zh-CN"/>
-        </w:rPr>
-      </w:pPr>
-    </w:p>
-    <w:tbl>
-      <w:tblPr>
-        <w:tblStyle w:val="41"/>
-        <w:tblW w:w="6772" w:type="dxa"/>
-        <w:jc w:val="right"/>
-        <w:tblLayout w:type="fixed"/>
-        <w:tblCellMar>
-          <w:top w:w="0" w:type="dxa"/>
-          <w:left w:w="0" w:type="dxa"/>
-          <w:bottom w:w="0" w:type="dxa"/>
-          <w:right w:w="0" w:type="dxa"/>
-        </w:tblCellMar>
-      </w:tblPr>
-      <w:tblGrid>
-        <w:gridCol w:w="1272"/>
-        <w:gridCol w:w="2040"/>
-        <w:gridCol w:w="1166"/>
-        <w:gridCol w:w="2294"/>
-      </w:tblGrid>
-      <w:tr>
-        <w:tblPrEx>
-          <w:tblCellMar>
-            <w:top w:w="0" w:type="dxa"/>
-            <w:left w:w="0" w:type="dxa"/>
-            <w:bottom w:w="0" w:type="dxa"/>
-            <w:right w:w="0" w:type="dxa"/>
-          </w:tblCellMar>
-        </w:tblPrEx>
-        <w:trPr>
-          <w:trHeight w:val="441" w:hRule="exact"/>
-          <w:jc w:val="right"/>
-        </w:trPr>
-        <w:tc>
-          <w:tcPr>
-            <w:tcW w:w="1272" w:type="dxa"/>
-            <w:vAlign w:val="center"/>
-          </w:tcPr>
-          <w:p>
-            <w:pPr>
-              <w:pStyle w:val="21"/>
-              <w:spacing w:before="13"/>
-              <w:ind w:left="13" w:right="95"/>
-              <w:jc w:val="both"/>
-              <w:rPr>
-                <w:rFonts w:ascii="Times New Roman" w:hAnsi="Times New Roman" w:cs="Times New Roman"/>
-                <w:b/>
-                <w:sz w:val="24"/>
-                <w:szCs w:val="24"/>
-              </w:rPr>
-            </w:pPr>
-            <w:r>
-              <w:rPr>
-                <w:rFonts w:ascii="Times New Roman" w:hAnsi="Times New Roman" w:cs="Times New Roman"/>
-                <w:b/>
-                <w:sz w:val="24"/>
-                <w:szCs w:val="24"/>
-              </w:rPr>
-              <w:t>检测人：</w:t>
-            </w:r>
-          </w:p>
-        </w:tc>
-        <w:tc>
-          <w:tcPr>
-            <w:tcW w:w="2040" w:type="dxa"/>
-            <w:vAlign w:val="center"/>
-          </w:tcPr>
-          <w:p>
-            <w:pPr>
-              <w:pStyle w:val="21"/>
-              <w:spacing w:before="13"/>
-              <w:jc w:val="both"/>
-              <w:rPr>
-                <w:rFonts w:ascii="Times New Roman" w:hAnsi="Times New Roman" w:cs="Times New Roman"/>
-                <w:b/>
-                <w:sz w:val="24"/>
-                <w:szCs w:val="24"/>
-              </w:rPr>
-            </w:pPr>
-            <w:r>
-              <w:rPr>
-                <w:sz w:val="24"/>
-              </w:rPr>
-              <mc:AlternateContent>
-                <mc:Choice Requires="wpg">
-                  <w:drawing>
-                    <wp:anchor distT="0" distB="0" distL="114300" distR="114300" simplePos="0" relativeHeight="251664384" behindDoc="0" locked="0" layoutInCell="1" allowOverlap="1">
-                      <wp:simplePos x="0" y="0"/>
-                      <wp:positionH relativeFrom="column">
-                        <wp:posOffset>-59690</wp:posOffset>
-                      </wp:positionH>
-                      <wp:positionV relativeFrom="paragraph">
-                        <wp:posOffset>-527685</wp:posOffset>
-                      </wp:positionV>
-                      <wp:extent cx="3114040" cy="1442720"/>
-                      <wp:effectExtent l="0" t="0" r="10160" b="5080"/>
-                      <wp:wrapNone/>
-                      <wp:docPr id="38" name="组合 38"/>
-                      <wp:cNvGraphicFramePr/>
-                      <a:graphic xmlns:a="http://schemas.openxmlformats.org/drawingml/2006/main">
-                        <a:graphicData uri="http://schemas.microsoft.com/office/word/2010/wordprocessingGroup">
-                          <wpg:wgp>
-                            <wpg:cNvGrpSpPr/>
-                            <wpg:grpSpPr>
-                              <a:xfrm>
-                                <a:off x="0" y="0"/>
-                                <a:ext cx="3114040" cy="1442720"/>
-                                <a:chOff x="17862" y="41199"/>
-                                <a:chExt cx="4904" cy="2272"/>
-                              </a:xfrm>
-                            </wpg:grpSpPr>
-                            <pic:pic xmlns:pic="http://schemas.openxmlformats.org/drawingml/2006/picture">
-                              <pic:nvPicPr>
-                                <pic:cNvPr id="6" name="图片 23"/>
-                                <pic:cNvPicPr>
-                                  <a:picLocks noChangeAspect="1" noChangeArrowheads="1"/>
-                                </pic:cNvPicPr>
-                              </pic:nvPicPr>
-                              <pic:blipFill>
-                                <a:blip r:embed="rId14">
-                                  <a:extLst>
-                                    <a:ext uri="{28A0092B-C50C-407E-A947-70E740481C1C}">
-                                      <a14:useLocalDpi xmlns:a14="http://schemas.microsoft.com/office/drawing/2010/main" val="0"/>
-                                    </a:ext>
-                                  </a:extLst>
-                                </a:blip>
-                                <a:srcRect/>
-                                <a:stretch>
-                                  <a:fillRect/>
-                                </a:stretch>
-                              </pic:blipFill>
-                              <pic:spPr>
-                                <a:xfrm>
-                                  <a:off x="20494" y="41199"/>
-                                  <a:ext cx="2273" cy="2273"/>
-                                </a:xfrm>
-                                <a:prstGeom prst="rect">
-                                  <a:avLst/>
-                                </a:prstGeom>
-                                <a:noFill/>
-                                <a:ln>
-                                  <a:noFill/>
-                                </a:ln>
-                              </pic:spPr>
-                            </pic:pic>
-                            <wpg:grpSp>
-                              <wpg:cNvPr id="39" name="组合 23"/>
-                              <wpg:cNvGrpSpPr/>
-                              <wpg:grpSpPr>
-                                <a:xfrm>
-                                  <a:off x="17862" y="41843"/>
-                                  <a:ext cx="4208" cy="652"/>
-                                  <a:chOff x="17862" y="41843"/>
-                                  <a:chExt cx="4208" cy="652"/>
-                                </a:xfrm>
-                              </wpg:grpSpPr>
-                              <pic:pic xmlns:pic="http://schemas.openxmlformats.org/drawingml/2006/picture">
-                                <pic:nvPicPr>
-                                  <pic:cNvPr id="22" name="图片 59" descr="图片1"/>
-                                  <pic:cNvPicPr>
-                                    <a:picLocks noChangeAspect="1"/>
-                                  </pic:cNvPicPr>
-                                </pic:nvPicPr>
-                                <pic:blipFill>
-                                  <a:blip r:embed="rId16">
-                                    <a:biLevel thresh="50000"/>
-                                  </a:blip>
-                                  <a:srcRect l="7865" t="11797" r="5322" b="19074"/>
-                                  <a:stretch>
-                                    <a:fillRect/>
-                                  </a:stretch>
-                                </pic:blipFill>
-                                <pic:spPr>
-                                  <a:xfrm>
-                                    <a:off x="17862" y="41869"/>
-                                    <a:ext cx="1468" cy="627"/>
-                                  </a:xfrm>
-                                  <a:prstGeom prst="rect">
-                                    <a:avLst/>
-                                  </a:prstGeom>
-                                  <a:noFill/>
-                                </pic:spPr>
-                              </pic:pic>
-                              <pic:pic xmlns:pic="http://schemas.openxmlformats.org/drawingml/2006/picture">
-                                <pic:nvPicPr>
-                                  <pic:cNvPr id="8" name="图片 29" descr="IMG_256"/>
-                                  <pic:cNvPicPr>
-                                    <a:picLocks noChangeAspect="1"/>
-                                  </pic:cNvPicPr>
-                                </pic:nvPicPr>
-                                <pic:blipFill>
-                                  <a:blip r:embed="rId12">
-                                    <a:clrChange>
-                                      <a:clrFrom>
-                                        <a:srgbClr val="FFFFFF">
-                                          <a:alpha val="100000"/>
-                                        </a:srgbClr>
-                                      </a:clrFrom>
-                                      <a:clrTo>
-                                        <a:srgbClr val="FFFFFF">
-                                          <a:alpha val="100000"/>
-                                          <a:alpha val="0"/>
-                                        </a:srgbClr>
-                                      </a:clrTo>
-                                    </a:clrChange>
-                                  </a:blip>
-                                  <a:stretch>
-                                    <a:fillRect/>
-                                  </a:stretch>
-                                </pic:blipFill>
-                                <pic:spPr>
-                                  <a:xfrm>
-                                    <a:off x="21096" y="41843"/>
-                                    <a:ext cx="975" cy="570"/>
-                                  </a:xfrm>
-                                  <a:prstGeom prst="rect">
-                                    <a:avLst/>
-                                  </a:prstGeom>
-                                  <a:noFill/>
-                                  <a:ln w="9525">
-                                    <a:noFill/>
-                                  </a:ln>
-                                </pic:spPr>
-                              </pic:pic>
-                            </wpg:grpSp>
-                          </wpg:wgp>
-                        </a:graphicData>
-                      </a:graphic>
-                    </wp:anchor>
-                  </w:drawing>
-                </mc:Choice>
-                <mc:Fallback>
-                  <w:pict>
-                    <v:group id="_x0000_s1026" o:spid="_x0000_s1026" o:spt="203" style="position:absolute;left:0pt;margin-left:-4.7pt;margin-top:-41.55pt;height:113.6pt;width:245.2pt;z-index:251664384;mso-width-relative:page;mso-height-relative:page;" coordorigin="17862,41199" coordsize="4904,2272" o:gfxdata="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">
-                      <o:lock v:ext="edit" aspectratio="f"/>
-                      <v:shape id="图片 23" o:spid="_x0000_s1026" o:spt="75" type="#_x0000_t75" style="position:absolute;left:20494;top:41199;height:2273;width:2273;" filled="f" o:preferrelative="t" stroked="f" coordsize="21600,21600" o:gfxdata="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">
-                        <v:fill on="f" focussize="0,0"/>
-                        <v:stroke on="f"/>
-                        <v:imagedata r:id="rId14" o:title=""/>
-                        <o:lock v:ext="edit" aspectratio="t"/>
-                      </v:shape>
-                      <v:group id="组合 23" o:spid="_x0000_s1026" o:spt="203" style="position:absolute;left:17862;top:41843;height:652;width:4208;" coordorigin="17862,41843" coordsize="4208,652" o:gfxdata="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">
-                        <o:lock v:ext="edit" aspectratio="f"/>
-                        <v:shape id="图片 59" o:spid="_x0000_s1026" o:spt="75" alt="图片1" type="#_x0000_t75" style="position:absolute;left:17862;top:41869;height:627;width:1468;" filled="f" o:preferrelative="t" stroked="f" coordsize="21600,21600" o:gfxdata="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">
-                          <v:fill on="f" focussize="0,0"/>
-                          <v:stroke on="f"/>
-                          <v:imagedata r:id="rId16" cropleft="5154f" croptop="7731f" cropright="3488f" cropbottom="12500f" grayscale="t" bilevel="t" o:title=""/>
-                          <o:lock v:ext="edit" aspectratio="t"/>
-                        </v:shape>
-                        <v:shape id="图片 29" o:spid="_x0000_s1026" o:spt="75" alt="IMG_256" type="#_x0000_t75" style="position:absolute;left:21096;top:41843;height:570;width:975;" filled="f" o:preferrelative="t" stroked="f" coordsize="21600,21600" o:gfxdata="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">
-                          <v:fill on="f" focussize="0,0"/>
-                          <v:stroke on="f"/>
-                          <v:imagedata r:id="rId12" chromakey="#FFFFFF" o:title=""/>
-                          <o:lock v:ext="edit" aspectratio="t"/>
-                        </v:shape>
-                      </v:group>
-                    </v:group>
-                  </w:pict>
-                </mc:Fallback>
-              </mc:AlternateContent>
-            </w:r>
-          </w:p>
-        </w:tc>
-        <w:tc>
-          <w:tcPr>
-            <w:tcW w:w="1166" w:type="dxa"/>
-            <w:vAlign w:val="center"/>
-          </w:tcPr>
-          <w:p>
-            <w:pPr>
-              <w:pStyle w:val="21"/>
-              <w:spacing w:before="13"/>
-              <w:jc w:val="both"/>
-              <w:rPr>
-                <w:rFonts w:ascii="Times New Roman" w:hAnsi="Times New Roman" w:cs="Times New Roman"/>
-                <w:b/>
-                <w:sz w:val="24"/>
-                <w:szCs w:val="24"/>
-              </w:rPr>
-            </w:pPr>
-            <w:r>
-              <w:rPr>
-                <w:rFonts w:ascii="Times New Roman" w:hAnsi="Times New Roman" w:cs="Times New Roman"/>
-                <w:b/>
-                <w:sz w:val="24"/>
-                <w:szCs w:val="24"/>
-              </w:rPr>
-              <w:t>复核人</w:t>
-            </w:r>
-            <w:r>
-              <w:rPr>
-                <w:rFonts w:ascii="Times New Roman" w:hAnsi="Times New Roman" w:cs="Times New Roman"/>
-                <w:b/>
-                <w:sz w:val="24"/>
-                <w:szCs w:val="24"/>
-                <w:lang w:eastAsia="zh-CN"/>
-              </w:rPr>
-              <w:t>：</w:t>
-            </w:r>
-          </w:p>
-        </w:tc>
-        <w:tc>
-          <w:tcPr>
-            <w:tcW w:w="2294" w:type="dxa"/>
-            <w:vAlign w:val="center"/>
-          </w:tcPr>
-          <w:p>
-            <w:pPr>
-              <w:pStyle w:val="21"/>
-              <w:spacing w:before="13"/>
-              <w:ind w:right="15"/>
-              <w:jc w:val="both"/>
-              <w:rPr>
-                <w:rFonts w:ascii="Times New Roman" w:hAnsi="Times New Roman" w:cs="Times New Roman"/>
-                <w:b/>
-                <w:sz w:val="24"/>
-                <w:szCs w:val="24"/>
-              </w:rPr>
-            </w:pPr>
-          </w:p>
-        </w:tc>
-      </w:tr>
-      <w:tr>
-        <w:tblPrEx>
-          <w:tblCellMar>
-            <w:top w:w="0" w:type="dxa"/>
-            <w:left w:w="0" w:type="dxa"/>
-            <w:bottom w:w="0" w:type="dxa"/>
-            <w:right w:w="0" w:type="dxa"/>
-          </w:tblCellMar>
-        </w:tblPrEx>
-        <w:trPr>
-          <w:trHeight w:val="457" w:hRule="exact"/>
-          <w:jc w:val="right"/>
-        </w:trPr>
-        <w:tc>
-          <w:tcPr>
-            <w:tcW w:w="1272" w:type="dxa"/>
-            <w:vAlign w:val="center"/>
-          </w:tcPr>
-          <w:p>
-            <w:pPr>
-              <w:pStyle w:val="21"/>
-              <w:spacing w:line="341" w:lineRule="exact"/>
-              <w:ind w:left="13" w:right="165"/>
-              <w:jc w:val="both"/>
-              <w:rPr>
-                <w:rFonts w:ascii="Times New Roman" w:hAnsi="Times New Roman" w:cs="Times New Roman"/>
-                <w:b/>
-                <w:sz w:val="24"/>
-                <w:szCs w:val="24"/>
-              </w:rPr>
-            </w:pPr>
-            <w:r>
-              <w:rPr>
-                <w:rFonts w:ascii="Times New Roman" w:hAnsi="Times New Roman" w:cs="Times New Roman"/>
-                <w:b/>
-                <w:sz w:val="24"/>
-                <w:szCs w:val="24"/>
-              </w:rPr>
-              <w:t>日</w:t>
-            </w:r>
-            <w:r>
-              <w:rPr>
-                <w:rFonts w:ascii="Times New Roman" w:hAnsi="Times New Roman" w:cs="Times New Roman"/>
-                <w:b/>
-                <w:sz w:val="24"/>
-                <w:szCs w:val="24"/>
-                <w:lang w:eastAsia="zh-CN"/>
-              </w:rPr>
-              <w:t xml:space="preserve">  </w:t>
-            </w:r>
-            <w:r>
-              <w:rPr>
-                <w:rFonts w:ascii="Times New Roman" w:hAnsi="Times New Roman" w:cs="Times New Roman"/>
-                <w:b/>
-                <w:sz w:val="24"/>
-                <w:szCs w:val="24"/>
-              </w:rPr>
-              <w:t>期：</w:t>
-            </w:r>
-          </w:p>
-        </w:tc>
-        <w:tc>
-          <w:tcPr>
-            <w:tcW w:w="2040" w:type="dxa"/>
-            <w:vAlign w:val="center"/>
-          </w:tcPr>
-          <w:p>
-            <w:pPr>
-              <w:pStyle w:val="21"/>
-              <w:spacing w:line="363" w:lineRule="exact"/>
-              <w:jc w:val="both"/>
-              <w:rPr>
-                <w:rFonts w:ascii="Times New Roman" w:hAnsi="Times New Roman" w:cs="Times New Roman"/>
-                <w:sz w:val="24"/>
-                <w:szCs w:val="24"/>
-              </w:rPr>
-            </w:pPr>
-            <w:r>
-              <w:rPr>
-                <w:rFonts w:ascii="Times New Roman" w:hAnsi="Times New Roman" w:cs="Times New Roman"/>
-                <w:kern w:val="2"/>
-                <w:sz w:val="24"/>
-                <w:szCs w:val="24"/>
-                <w:lang w:eastAsia="zh-CN"/>
-              </w:rPr>
-              <w:t>{{ reportdate }}</w:t>
-            </w:r>
-          </w:p>
-        </w:tc>
-        <w:tc>
-          <w:tcPr>
-            <w:tcW w:w="1166" w:type="dxa"/>
-            <w:vAlign w:val="center"/>
-          </w:tcPr>
-          <w:p>
-            <w:pPr>
-              <w:pStyle w:val="21"/>
-              <w:spacing w:line="341" w:lineRule="exact"/>
-              <w:jc w:val="both"/>
-              <w:rPr>
-                <w:rFonts w:ascii="Times New Roman" w:hAnsi="Times New Roman" w:cs="Times New Roman"/>
-                <w:b/>
-                <w:sz w:val="24"/>
-                <w:szCs w:val="24"/>
-              </w:rPr>
-            </w:pPr>
-            <w:r>
-              <w:rPr>
-                <w:rFonts w:ascii="Times New Roman" w:hAnsi="Times New Roman" w:cs="Times New Roman"/>
-                <w:b/>
-                <w:sz w:val="24"/>
-                <w:szCs w:val="24"/>
-              </w:rPr>
-              <w:t>日</w:t>
-            </w:r>
-            <w:r>
-              <w:rPr>
-                <w:rFonts w:ascii="Times New Roman" w:hAnsi="Times New Roman" w:cs="Times New Roman"/>
-                <w:b/>
-                <w:sz w:val="24"/>
-                <w:szCs w:val="24"/>
-                <w:lang w:eastAsia="zh-CN"/>
-              </w:rPr>
-              <w:t xml:space="preserve">  </w:t>
-            </w:r>
-            <w:r>
-              <w:rPr>
-                <w:rFonts w:ascii="Times New Roman" w:hAnsi="Times New Roman" w:cs="Times New Roman"/>
-                <w:b/>
-                <w:sz w:val="24"/>
-                <w:szCs w:val="24"/>
-              </w:rPr>
-              <w:t>期：</w:t>
-            </w:r>
-          </w:p>
-        </w:tc>
-        <w:tc>
-          <w:tcPr>
-            <w:tcW w:w="2294" w:type="dxa"/>
-            <w:vAlign w:val="center"/>
-          </w:tcPr>
-          <w:p>
-            <w:pPr>
-              <w:pStyle w:val="21"/>
-              <w:spacing w:line="363" w:lineRule="exact"/>
-              <w:ind w:right="15"/>
-              <w:jc w:val="both"/>
-              <w:rPr>
-                <w:rFonts w:ascii="Times New Roman" w:hAnsi="Times New Roman" w:cs="Times New Roman"/>
-                <w:sz w:val="24"/>
-                <w:szCs w:val="24"/>
-              </w:rPr>
-            </w:pPr>
-            <w:r>
-              <w:rPr>
-                <w:rFonts w:ascii="Times New Roman" w:hAnsi="Times New Roman" w:cs="Times New Roman"/>
-                <w:kern w:val="2"/>
-                <w:sz w:val="24"/>
-                <w:szCs w:val="24"/>
-                <w:lang w:eastAsia="zh-CN"/>
-              </w:rPr>
-              <w:t>{{ reportdate }}</w:t>
-            </w:r>
-          </w:p>
-        </w:tc>
-      </w:tr>
-    </w:tbl>
-    <w:p>
-      <w:pPr>
-        <w:rPr>
-          <w:rFonts w:ascii="Times New Roman" w:hAnsi="Times New Roman" w:eastAsia="微软雅黑" w:cs="Times New Roman"/>
-          <w:sz w:val="24"/>
-          <w:szCs w:val="24"/>
-          <w:lang w:eastAsia="zh-CN"/>
-        </w:rPr>
-      </w:pPr>
-      <w:r>
-        <w:rPr>
-          <w:rFonts w:hint="eastAsia" w:ascii="Times New Roman" w:hAnsi="Times New Roman" w:eastAsia="微软雅黑" w:cs="Times New Roman"/>
-          <w:sz w:val="24"/>
-          <w:szCs w:val="24"/>
-          <w:lang w:eastAsia="zh-CN"/>
-        </w:rPr>
-        <w:t xml:space="preserve">{% endif %}{% if testedby == </w:t>
-      </w:r>
-      <w:r>
-        <w:rPr>
-          <w:rFonts w:ascii="Times New Roman" w:hAnsi="Times New Roman" w:eastAsia="微软雅黑" w:cs="Times New Roman"/>
-          <w:sz w:val="24"/>
-          <w:szCs w:val="24"/>
-          <w:lang w:eastAsia="zh-CN"/>
-        </w:rPr>
-        <w:t>“</w:t>
-      </w:r>
-      <w:r>
-        <w:rPr>
-          <w:rFonts w:hint="eastAsia" w:ascii="Times New Roman" w:hAnsi="Times New Roman" w:eastAsia="微软雅黑" w:cs="Times New Roman"/>
-          <w:sz w:val="24"/>
-          <w:szCs w:val="24"/>
-          <w:lang w:eastAsia="zh-CN"/>
-        </w:rPr>
-        <w:t>4</w:t>
-      </w:r>
-      <w:r>
-        <w:rPr>
-          <w:rFonts w:ascii="Times New Roman" w:hAnsi="Times New Roman" w:eastAsia="微软雅黑" w:cs="Times New Roman"/>
-          <w:sz w:val="24"/>
-          <w:szCs w:val="24"/>
-          <w:lang w:eastAsia="zh-CN"/>
-        </w:rPr>
-        <w:t>”</w:t>
-      </w:r>
-      <w:r>
-        <w:rPr>
-          <w:rFonts w:hint="eastAsia" w:ascii="Times New Roman" w:hAnsi="Times New Roman" w:eastAsia="微软雅黑" w:cs="Times New Roman"/>
-          <w:sz w:val="24"/>
-          <w:szCs w:val="24"/>
-          <w:lang w:eastAsia="zh-CN"/>
-        </w:rPr>
-        <w:t xml:space="preserve"> %}</w:t>
-      </w:r>
-    </w:p>
-    <w:p>
-      <w:pPr>
-        <w:rPr>
-          <w:rFonts w:ascii="Times New Roman" w:hAnsi="Times New Roman" w:eastAsia="微软雅黑" w:cs="Times New Roman"/>
-          <w:sz w:val="24"/>
-          <w:szCs w:val="24"/>
-          <w:lang w:eastAsia="zh-CN"/>
-        </w:rPr>
-      </w:pPr>
-    </w:p>
-    <w:p>
-      <w:pPr>
-        <w:rPr>
-          <w:rFonts w:ascii="Times New Roman" w:hAnsi="Times New Roman" w:eastAsia="微软雅黑" w:cs="Times New Roman"/>
-          <w:sz w:val="24"/>
-          <w:szCs w:val="24"/>
-          <w:lang w:eastAsia="zh-CN"/>
-        </w:rPr>
-      </w:pPr>
-      <w:bookmarkStart w:id="92" w:name="_GoBack"/>
-      <w:bookmarkEnd w:id="92"/>
-    </w:p>
-    <w:tbl>
-      <w:tblPr>
-        <w:tblStyle w:val="41"/>
-        <w:tblW w:w="6772" w:type="dxa"/>
-        <w:jc w:val="right"/>
-        <w:tblLayout w:type="fixed"/>
-        <w:tblCellMar>
-          <w:top w:w="0" w:type="dxa"/>
-          <w:left w:w="0" w:type="dxa"/>
-          <w:bottom w:w="0" w:type="dxa"/>
-          <w:right w:w="0" w:type="dxa"/>
-        </w:tblCellMar>
-      </w:tblPr>
-      <w:tblGrid>
-        <w:gridCol w:w="1272"/>
-        <w:gridCol w:w="2040"/>
-        <w:gridCol w:w="1166"/>
-        <w:gridCol w:w="2294"/>
-      </w:tblGrid>
-      <w:tr>
-        <w:tblPrEx>
-          <w:tblCellMar>
-            <w:top w:w="0" w:type="dxa"/>
-            <w:left w:w="0" w:type="dxa"/>
-            <w:bottom w:w="0" w:type="dxa"/>
-            <w:right w:w="0" w:type="dxa"/>
-          </w:tblCellMar>
-        </w:tblPrEx>
-        <w:trPr>
-          <w:trHeight w:val="441" w:hRule="exact"/>
-          <w:jc w:val="right"/>
-        </w:trPr>
-        <w:tc>
-          <w:tcPr>
-            <w:tcW w:w="1272" w:type="dxa"/>
-            <w:vAlign w:val="center"/>
-          </w:tcPr>
-          <w:p>
-            <w:pPr>
-              <w:pStyle w:val="21"/>
-              <w:spacing w:before="13"/>
-              <w:ind w:left="13" w:right="95"/>
-              <w:jc w:val="both"/>
-              <w:rPr>
-                <w:rFonts w:ascii="Times New Roman" w:hAnsi="Times New Roman" w:cs="Times New Roman"/>
-                <w:b/>
-                <w:sz w:val="24"/>
-                <w:szCs w:val="24"/>
-              </w:rPr>
-            </w:pPr>
-            <w:r>
-              <w:rPr>
-                <w:rFonts w:ascii="Times New Roman" w:hAnsi="Times New Roman" w:cs="Times New Roman"/>
-                <w:b/>
-                <w:sz w:val="24"/>
-                <w:szCs w:val="24"/>
-              </w:rPr>
-              <w:t>检测人：</w:t>
-            </w:r>
-          </w:p>
-        </w:tc>
-        <w:tc>
-          <w:tcPr>
-            <w:tcW w:w="2040" w:type="dxa"/>
-            <w:vAlign w:val="center"/>
-          </w:tcPr>
-          <w:p>
-            <w:pPr>
-              <w:pStyle w:val="21"/>
-              <w:spacing w:before="13"/>
-              <w:jc w:val="both"/>
-              <w:rPr>
-                <w:rFonts w:ascii="Times New Roman" w:hAnsi="Times New Roman" w:cs="Times New Roman"/>
-                <w:b/>
-                <w:sz w:val="24"/>
-                <w:szCs w:val="24"/>
-              </w:rPr>
-            </w:pPr>
-            <w:r>
-              <w:rPr>
-                <w:sz w:val="24"/>
-              </w:rPr>
-              <mc:AlternateContent>
-                <mc:Choice Requires="wpg">
-                  <w:drawing>
-                    <wp:anchor distT="0" distB="0" distL="114300" distR="114300" simplePos="0" relativeHeight="251665408" behindDoc="0" locked="0" layoutInCell="1" allowOverlap="1">
-                      <wp:simplePos x="0" y="0"/>
-                      <wp:positionH relativeFrom="column">
-                        <wp:posOffset>12700</wp:posOffset>
-                      </wp:positionH>
-                      <wp:positionV relativeFrom="paragraph">
-                        <wp:posOffset>-514985</wp:posOffset>
-                      </wp:positionV>
-                      <wp:extent cx="3150235" cy="1442720"/>
-                      <wp:effectExtent l="0" t="0" r="4445" b="5080"/>
-                      <wp:wrapNone/>
-                      <wp:docPr id="40" name="组合 40"/>
-                      <wp:cNvGraphicFramePr/>
-                      <a:graphic xmlns:a="http://schemas.openxmlformats.org/drawingml/2006/main">
-                        <a:graphicData uri="http://schemas.microsoft.com/office/word/2010/wordprocessingGroup">
-                          <wpg:wgp>
-                            <wpg:cNvGrpSpPr/>
-                            <wpg:grpSpPr>
-                              <a:xfrm>
-                                <a:off x="0" y="0"/>
-                                <a:ext cx="3150235" cy="1442720"/>
-                                <a:chOff x="17976" y="42945"/>
-                                <a:chExt cx="4961" cy="2272"/>
-                              </a:xfrm>
-                            </wpg:grpSpPr>
-                            <pic:pic xmlns:pic="http://schemas.openxmlformats.org/drawingml/2006/picture">
-                              <pic:nvPicPr>
-                                <pic:cNvPr id="9" name="图片 25"/>
-                                <pic:cNvPicPr>
-                                  <a:picLocks noChangeAspect="1" noChangeArrowheads="1"/>
-                                </pic:cNvPicPr>
-                              </pic:nvPicPr>
-                              <pic:blipFill>
-                                <a:blip r:embed="rId14">
-                                  <a:extLst>
-                                    <a:ext uri="{28A0092B-C50C-407E-A947-70E740481C1C}">
-                                      <a14:useLocalDpi xmlns:a14="http://schemas.microsoft.com/office/drawing/2010/main" val="0"/>
-                                    </a:ext>
-                                  </a:extLst>
-                                </a:blip>
-                                <a:srcRect/>
-                                <a:stretch>
-                                  <a:fillRect/>
-                                </a:stretch>
-                              </pic:blipFill>
-                              <pic:spPr>
-                                <a:xfrm>
-                                  <a:off x="20665" y="42945"/>
-                                  <a:ext cx="2273" cy="2273"/>
-                                </a:xfrm>
-                                <a:prstGeom prst="rect">
-                                  <a:avLst/>
-                                </a:prstGeom>
-                                <a:noFill/>
-                                <a:ln>
-                                  <a:noFill/>
-                                </a:ln>
-                              </pic:spPr>
-                            </pic:pic>
-                            <wpg:grpSp>
-                              <wpg:cNvPr id="41" name="组合 27"/>
-                              <wpg:cNvGrpSpPr/>
-                              <wpg:grpSpPr>
-                                <a:xfrm>
-                                  <a:off x="17976" y="43614"/>
-                                  <a:ext cx="4551" cy="626"/>
-                                  <a:chOff x="17976" y="43614"/>
-                                  <a:chExt cx="4551" cy="626"/>
-                                </a:xfrm>
-                              </wpg:grpSpPr>
-                              <pic:pic xmlns:pic="http://schemas.openxmlformats.org/drawingml/2006/picture">
-                                <pic:nvPicPr>
-                                  <pic:cNvPr id="10" name="图片 29" descr="IMG_256"/>
-                                  <pic:cNvPicPr>
-                                    <a:picLocks noChangeAspect="1"/>
-                                  </pic:cNvPicPr>
-                                </pic:nvPicPr>
-                                <pic:blipFill>
-                                  <a:blip r:embed="rId12">
-                                    <a:clrChange>
-                                      <a:clrFrom>
-                                        <a:srgbClr val="FFFFFF">
-                                          <a:alpha val="100000"/>
-                                        </a:srgbClr>
-                                      </a:clrFrom>
-                                      <a:clrTo>
-                                        <a:srgbClr val="FFFFFF">
-                                          <a:alpha val="100000"/>
-                                          <a:alpha val="0"/>
-                                        </a:srgbClr>
-                                      </a:clrTo>
-                                    </a:clrChange>
-                                  </a:blip>
-                                  <a:stretch>
-                                    <a:fillRect/>
-                                  </a:stretch>
-                                </pic:blipFill>
-                                <pic:spPr>
-                                  <a:xfrm>
-                                    <a:off x="17976" y="43615"/>
-                                    <a:ext cx="975" cy="570"/>
-                                  </a:xfrm>
-                                  <a:prstGeom prst="rect">
-                                    <a:avLst/>
-                                  </a:prstGeom>
-                                  <a:noFill/>
-                                  <a:ln w="9525">
-                                    <a:noFill/>
-                                  </a:ln>
-                                </pic:spPr>
-                              </pic:pic>
-                              <pic:pic xmlns:pic="http://schemas.openxmlformats.org/drawingml/2006/picture">
-                                <pic:nvPicPr>
-                                  <pic:cNvPr id="26" name="图片 59" descr="图片1"/>
-                                  <pic:cNvPicPr>
-                                    <a:picLocks noChangeAspect="1"/>
-                                  </pic:cNvPicPr>
-                                </pic:nvPicPr>
-                                <pic:blipFill>
-                                  <a:blip r:embed="rId16">
-                                    <a:biLevel thresh="50000"/>
-                                  </a:blip>
-                                  <a:srcRect l="7865" t="11797" r="5322" b="19074"/>
-                                  <a:stretch>
-                                    <a:fillRect/>
-                                  </a:stretch>
-                                </pic:blipFill>
-                                <pic:spPr>
-                                  <a:xfrm>
-                                    <a:off x="21059" y="43614"/>
-                                    <a:ext cx="1468" cy="627"/>
-                                  </a:xfrm>
-                                  <a:prstGeom prst="rect">
-                                    <a:avLst/>
-                                  </a:prstGeom>
-                                  <a:noFill/>
-                                </pic:spPr>
-                              </pic:pic>
-                            </wpg:grpSp>
-                          </wpg:wgp>
-                        </a:graphicData>
-                      </a:graphic>
-                    </wp:anchor>
-                  </w:drawing>
-                </mc:Choice>
-                <mc:Fallback>
-                  <w:pict>
-                    <v:group id="_x0000_s1026" o:spid="_x0000_s1026" o:spt="203" style="position:absolute;left:0pt;margin-left:1pt;margin-top:-40.55pt;height:113.6pt;width:248.05pt;z-index:251665408;mso-width-relative:page;mso-height-relative:page;" coordorigin="17976,42945" coordsize="4961,2272" o:gfxdata="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">
-                      <o:lock v:ext="edit" aspectratio="f"/>
-                      <v:shape id="图片 25" o:spid="_x0000_s1026" o:spt="75" type="#_x0000_t75" style="position:absolute;left:20665;top:42945;height:2273;width:2273;" filled="f" o:preferrelative="t" stroked="f" coordsize="21600,21600" o:gfxdata="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">
-                        <v:fill on="f" focussize="0,0"/>
-                        <v:stroke on="f"/>
-                        <v:imagedata r:id="rId14" o:title=""/>
-                        <o:lock v:ext="edit" aspectratio="t"/>
-                      </v:shape>
-                      <v:group id="组合 27" o:spid="_x0000_s1026" o:spt="203" style="position:absolute;left:17976;top:43614;height:626;width:4551;" coordorigin="17976,43614" coordsize="4551,626" o:gfxdata="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">
-                        <o:lock v:ext="edit" aspectratio="f"/>
-                        <v:shape id="图片 29" o:spid="_x0000_s1026" o:spt="75" alt="IMG_256" type="#_x0000_t75" style="position:absolute;left:17976;top:43615;height:570;width:975;" filled="f" o:preferrelative="t" stroked="f" coordsize="21600,21600" o:gfxdata="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">
-                          <v:fill on="f" focussize="0,0"/>
-                          <v:stroke on="f"/>
-                          <v:imagedata r:id="rId12" chromakey="#FFFFFF" o:title=""/>
-                          <o:lock v:ext="edit" aspectratio="t"/>
-                        </v:shape>
-                        <v:shape id="图片 59" o:spid="_x0000_s1026" o:spt="75" alt="图片1" type="#_x0000_t75" style="position:absolute;left:21059;top:43614;height:627;width:1468;" filled="f" o:preferrelative="t" stroked="f" coordsize="21600,21600" o:gfxdata="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">
-                          <v:fill on="f" focussize="0,0"/>
-                          <v:stroke on="f"/>
-                          <v:imagedata r:id="rId16" cropleft="5154f" croptop="7731f" cropright="3488f" cropbottom="12500f" grayscale="t" bilevel="t" o:title=""/>
-                          <o:lock v:ext="edit" aspectratio="t"/>
-                        </v:shape>
-                      </v:group>
-                    </v:group>
-                  </w:pict>
-                </mc:Fallback>
-              </mc:AlternateContent>
-            </w:r>
-          </w:p>
-        </w:tc>
-        <w:tc>
-          <w:tcPr>
-            <w:tcW w:w="1166" w:type="dxa"/>
-            <w:vAlign w:val="center"/>
-          </w:tcPr>
-          <w:p>
-            <w:pPr>
-              <w:pStyle w:val="21"/>
-              <w:spacing w:before="13"/>
-              <w:jc w:val="both"/>
-              <w:rPr>
-                <w:rFonts w:ascii="Times New Roman" w:hAnsi="Times New Roman" w:cs="Times New Roman"/>
-                <w:b/>
-                <w:sz w:val="24"/>
-                <w:szCs w:val="24"/>
-              </w:rPr>
-            </w:pPr>
-            <w:r>
-              <w:rPr>
-                <w:rFonts w:ascii="Times New Roman" w:hAnsi="Times New Roman" w:cs="Times New Roman"/>
-                <w:b/>
-                <w:sz w:val="24"/>
-                <w:szCs w:val="24"/>
-              </w:rPr>
-              <w:t>复核人</w:t>
-            </w:r>
-            <w:r>
-              <w:rPr>
-                <w:rFonts w:ascii="Times New Roman" w:hAnsi="Times New Roman" w:cs="Times New Roman"/>
-                <w:b/>
-                <w:sz w:val="24"/>
-                <w:szCs w:val="24"/>
-                <w:lang w:eastAsia="zh-CN"/>
-              </w:rPr>
-              <w:t>：</w:t>
-            </w:r>
-          </w:p>
-        </w:tc>
-        <w:tc>
-          <w:tcPr>
-            <w:tcW w:w="2294" w:type="dxa"/>
-            <w:vAlign w:val="center"/>
-          </w:tcPr>
-          <w:p>
-            <w:pPr>
-              <w:pStyle w:val="21"/>
-              <w:spacing w:before="13"/>
-              <w:ind w:right="15"/>
-              <w:jc w:val="both"/>
-              <w:rPr>
-                <w:rFonts w:ascii="Times New Roman" w:hAnsi="Times New Roman" w:cs="Times New Roman"/>
-                <w:b/>
-                <w:sz w:val="24"/>
-                <w:szCs w:val="24"/>
-              </w:rPr>
-            </w:pPr>
-          </w:p>
-        </w:tc>
-      </w:tr>
-      <w:tr>
-        <w:tblPrEx>
-          <w:tblCellMar>
-            <w:top w:w="0" w:type="dxa"/>
-            <w:left w:w="0" w:type="dxa"/>
-            <w:bottom w:w="0" w:type="dxa"/>
-            <w:right w:w="0" w:type="dxa"/>
-          </w:tblCellMar>
-        </w:tblPrEx>
-        <w:trPr>
-          <w:trHeight w:val="457" w:hRule="exact"/>
-          <w:jc w:val="right"/>
-        </w:trPr>
-        <w:tc>
-          <w:tcPr>
-            <w:tcW w:w="1272" w:type="dxa"/>
-            <w:vAlign w:val="center"/>
-          </w:tcPr>
-          <w:p>
-            <w:pPr>
-              <w:pStyle w:val="21"/>
-              <w:spacing w:line="341" w:lineRule="exact"/>
-              <w:ind w:left="13" w:right="165"/>
-              <w:jc w:val="both"/>
-              <w:rPr>
-                <w:rFonts w:ascii="Times New Roman" w:hAnsi="Times New Roman" w:cs="Times New Roman"/>
-                <w:b/>
-                <w:sz w:val="24"/>
-                <w:szCs w:val="24"/>
-              </w:rPr>
-            </w:pPr>
-            <w:r>
-              <w:rPr>
-                <w:rFonts w:ascii="Times New Roman" w:hAnsi="Times New Roman" w:cs="Times New Roman"/>
-                <w:b/>
-                <w:sz w:val="24"/>
-                <w:szCs w:val="24"/>
-              </w:rPr>
-              <w:t>日</w:t>
-            </w:r>
-            <w:r>
-              <w:rPr>
-                <w:rFonts w:ascii="Times New Roman" w:hAnsi="Times New Roman" w:cs="Times New Roman"/>
-                <w:b/>
-                <w:sz w:val="24"/>
-                <w:szCs w:val="24"/>
-                <w:lang w:eastAsia="zh-CN"/>
-              </w:rPr>
-              <w:t xml:space="preserve">  </w:t>
-            </w:r>
-            <w:r>
-              <w:rPr>
-                <w:rFonts w:ascii="Times New Roman" w:hAnsi="Times New Roman" w:cs="Times New Roman"/>
-                <w:b/>
-                <w:sz w:val="24"/>
-                <w:szCs w:val="24"/>
-              </w:rPr>
-              <w:t>期：</w:t>
-            </w:r>
-          </w:p>
-        </w:tc>
-        <w:tc>
-          <w:tcPr>
-            <w:tcW w:w="2040" w:type="dxa"/>
-            <w:vAlign w:val="center"/>
-          </w:tcPr>
-          <w:p>
-            <w:pPr>
-              <w:pStyle w:val="21"/>
-              <w:spacing w:line="363" w:lineRule="exact"/>
-              <w:jc w:val="both"/>
-              <w:rPr>
-                <w:rFonts w:ascii="Times New Roman" w:hAnsi="Times New Roman" w:cs="Times New Roman"/>
-                <w:sz w:val="24"/>
-                <w:szCs w:val="24"/>
-              </w:rPr>
-            </w:pPr>
-            <w:r>
-              <w:rPr>
-                <w:rFonts w:ascii="Times New Roman" w:hAnsi="Times New Roman" w:cs="Times New Roman"/>
-                <w:kern w:val="2"/>
-                <w:sz w:val="24"/>
-                <w:szCs w:val="24"/>
-                <w:lang w:eastAsia="zh-CN"/>
-              </w:rPr>
-              <w:t>{{ reportdate }}</w:t>
-            </w:r>
-          </w:p>
-        </w:tc>
-        <w:tc>
-          <w:tcPr>
-            <w:tcW w:w="1166" w:type="dxa"/>
-            <w:vAlign w:val="center"/>
-          </w:tcPr>
-          <w:p>
-            <w:pPr>
-              <w:pStyle w:val="21"/>
-              <w:spacing w:line="341" w:lineRule="exact"/>
-              <w:jc w:val="both"/>
-              <w:rPr>
-                <w:rFonts w:ascii="Times New Roman" w:hAnsi="Times New Roman" w:cs="Times New Roman"/>
-                <w:b/>
-                <w:sz w:val="24"/>
-                <w:szCs w:val="24"/>
-              </w:rPr>
-            </w:pPr>
-            <w:r>
-              <w:rPr>
-                <w:rFonts w:ascii="Times New Roman" w:hAnsi="Times New Roman" w:cs="Times New Roman"/>
-                <w:b/>
-                <w:sz w:val="24"/>
-                <w:szCs w:val="24"/>
-              </w:rPr>
-              <w:t>日</w:t>
-            </w:r>
-            <w:r>
-              <w:rPr>
-                <w:rFonts w:ascii="Times New Roman" w:hAnsi="Times New Roman" w:cs="Times New Roman"/>
-                <w:b/>
-                <w:sz w:val="24"/>
-                <w:szCs w:val="24"/>
-                <w:lang w:eastAsia="zh-CN"/>
-              </w:rPr>
-              <w:t xml:space="preserve">  </w:t>
-            </w:r>
-            <w:r>
-              <w:rPr>
-                <w:rFonts w:ascii="Times New Roman" w:hAnsi="Times New Roman" w:cs="Times New Roman"/>
-                <w:b/>
-                <w:sz w:val="24"/>
-                <w:szCs w:val="24"/>
-              </w:rPr>
-              <w:t>期：</w:t>
-            </w:r>
-          </w:p>
-        </w:tc>
-        <w:tc>
-          <w:tcPr>
-            <w:tcW w:w="2294" w:type="dxa"/>
-            <w:vAlign w:val="center"/>
-          </w:tcPr>
-          <w:p>
-            <w:pPr>
-              <w:pStyle w:val="21"/>
-              <w:spacing w:line="363" w:lineRule="exact"/>
-              <w:ind w:right="15"/>
-              <w:jc w:val="both"/>
-              <w:rPr>
-                <w:rFonts w:ascii="Times New Roman" w:hAnsi="Times New Roman" w:cs="Times New Roman"/>
-                <w:sz w:val="24"/>
-                <w:szCs w:val="24"/>
-              </w:rPr>
-            </w:pPr>
-            <w:r>
-              <w:rPr>
-                <w:rFonts w:ascii="Times New Roman" w:hAnsi="Times New Roman" w:cs="Times New Roman"/>
-                <w:kern w:val="2"/>
-                <w:sz w:val="24"/>
-                <w:szCs w:val="24"/>
-                <w:lang w:eastAsia="zh-CN"/>
-              </w:rPr>
-              <w:t>{{ reportdate }}</w:t>
-            </w:r>
-          </w:p>
-        </w:tc>
-      </w:tr>
-    </w:tbl>
-    <w:p>
-      <w:pPr>
-        <w:rPr>
-          <w:rFonts w:ascii="Times New Roman" w:hAnsi="Times New Roman" w:eastAsia="微软雅黑" w:cs="Times New Roman"/>
-          <w:sz w:val="24"/>
-          <w:szCs w:val="24"/>
-          <w:lang w:eastAsia="zh-CN"/>
-        </w:rPr>
-      </w:pPr>
-      <w:r>
-        <w:rPr>
-          <w:rFonts w:hint="eastAsia" w:ascii="Times New Roman" w:hAnsi="Times New Roman" w:eastAsia="微软雅黑" w:cs="Times New Roman"/>
-          <w:sz w:val="24"/>
-          <w:szCs w:val="24"/>
-          <w:lang w:eastAsia="zh-CN"/>
-        </w:rPr>
-        <w:t xml:space="preserve">{% endif %}{% if testedby == </w:t>
-      </w:r>
-      <w:r>
-        <w:rPr>
-          <w:rFonts w:ascii="Times New Roman" w:hAnsi="Times New Roman" w:eastAsia="微软雅黑" w:cs="Times New Roman"/>
-          <w:sz w:val="24"/>
-          <w:szCs w:val="24"/>
-          <w:lang w:eastAsia="zh-CN"/>
-        </w:rPr>
-        <w:t>“</w:t>
-      </w:r>
-      <w:r>
-        <w:rPr>
-          <w:rFonts w:hint="eastAsia" w:ascii="Times New Roman" w:hAnsi="Times New Roman" w:eastAsia="微软雅黑" w:cs="Times New Roman"/>
-          <w:sz w:val="24"/>
-          <w:szCs w:val="24"/>
-          <w:lang w:eastAsia="zh-CN"/>
-        </w:rPr>
-        <w:t>5</w:t>
-      </w:r>
-      <w:r>
-        <w:rPr>
-          <w:rFonts w:ascii="Times New Roman" w:hAnsi="Times New Roman" w:eastAsia="微软雅黑" w:cs="Times New Roman"/>
-          <w:sz w:val="24"/>
-          <w:szCs w:val="24"/>
-          <w:lang w:eastAsia="zh-CN"/>
-        </w:rPr>
-        <w:t>”</w:t>
-      </w:r>
-      <w:r>
-        <w:rPr>
-          <w:rFonts w:hint="eastAsia" w:ascii="Times New Roman" w:hAnsi="Times New Roman" w:eastAsia="微软雅黑" w:cs="Times New Roman"/>
-          <w:sz w:val="24"/>
-          <w:szCs w:val="24"/>
-          <w:lang w:eastAsia="zh-CN"/>
-        </w:rPr>
-        <w:t xml:space="preserve"> %}</w:t>
-      </w:r>
-    </w:p>
-    <w:p>
-      <w:pPr>
-        <w:rPr>
-          <w:lang w:eastAsia="zh-CN"/>
-        </w:rPr>
-      </w:pPr>
-    </w:p>
-    <w:p>
-      <w:pPr>
-        <w:rPr>
-          <w:lang w:eastAsia="zh-CN"/>
-        </w:rPr>
-      </w:pPr>
-    </w:p>
-    <w:tbl>
-      <w:tblPr>
-        <w:tblStyle w:val="41"/>
-        <w:tblW w:w="6772" w:type="dxa"/>
-        <w:jc w:val="right"/>
-        <w:tblLayout w:type="fixed"/>
-        <w:tblCellMar>
-          <w:top w:w="0" w:type="dxa"/>
-          <w:left w:w="0" w:type="dxa"/>
-          <w:bottom w:w="0" w:type="dxa"/>
-          <w:right w:w="0" w:type="dxa"/>
-        </w:tblCellMar>
-      </w:tblPr>
-      <w:tblGrid>
-        <w:gridCol w:w="1272"/>
-        <w:gridCol w:w="2040"/>
-        <w:gridCol w:w="1166"/>
-        <w:gridCol w:w="2294"/>
-      </w:tblGrid>
-      <w:tr>
-        <w:tblPrEx>
-          <w:tblCellMar>
-            <w:top w:w="0" w:type="dxa"/>
-            <w:left w:w="0" w:type="dxa"/>
-            <w:bottom w:w="0" w:type="dxa"/>
-            <w:right w:w="0" w:type="dxa"/>
-          </w:tblCellMar>
-        </w:tblPrEx>
-        <w:trPr>
-          <w:trHeight w:val="441" w:hRule="exact"/>
-          <w:jc w:val="right"/>
-        </w:trPr>
-        <w:tc>
-          <w:tcPr>
-            <w:tcW w:w="1272" w:type="dxa"/>
-            <w:vAlign w:val="center"/>
-          </w:tcPr>
-          <w:p>
-            <w:pPr>
-              <w:pStyle w:val="21"/>
-              <w:spacing w:before="13"/>
-              <w:ind w:left="13" w:right="95"/>
-              <w:jc w:val="both"/>
-              <w:rPr>
-                <w:rFonts w:ascii="Times New Roman" w:hAnsi="Times New Roman" w:cs="Times New Roman"/>
-                <w:b/>
-                <w:sz w:val="24"/>
-                <w:szCs w:val="24"/>
-              </w:rPr>
-            </w:pPr>
-            <w:r>
-              <w:rPr>
-                <w:rFonts w:ascii="Times New Roman" w:hAnsi="Times New Roman" w:cs="Times New Roman"/>
-                <w:b/>
-                <w:sz w:val="24"/>
-                <w:szCs w:val="24"/>
-              </w:rPr>
-              <w:t>检测人：</w:t>
-            </w:r>
-          </w:p>
-        </w:tc>
-        <w:tc>
-          <w:tcPr>
-            <w:tcW w:w="2040" w:type="dxa"/>
-            <w:vAlign w:val="center"/>
-          </w:tcPr>
-          <w:p>
-            <w:pPr>
-              <w:pStyle w:val="21"/>
-              <w:spacing w:before="13"/>
-              <w:jc w:val="both"/>
-              <w:rPr>
-                <w:rFonts w:ascii="Times New Roman" w:hAnsi="Times New Roman" w:cs="Times New Roman"/>
-                <w:b/>
-                <w:sz w:val="24"/>
-                <w:szCs w:val="24"/>
-              </w:rPr>
-            </w:pPr>
-          </w:p>
-        </w:tc>
-        <w:tc>
-          <w:tcPr>
-            <w:tcW w:w="1166" w:type="dxa"/>
-            <w:vAlign w:val="center"/>
-          </w:tcPr>
-          <w:p>
-            <w:pPr>
-              <w:pStyle w:val="21"/>
-              <w:spacing w:before="13"/>
-              <w:jc w:val="both"/>
-              <w:rPr>
-                <w:rFonts w:ascii="Times New Roman" w:hAnsi="Times New Roman" w:cs="Times New Roman"/>
-                <w:b/>
-                <w:sz w:val="24"/>
-                <w:szCs w:val="24"/>
-              </w:rPr>
-            </w:pPr>
-            <w:r>
-              <w:rPr>
-                <w:rFonts w:ascii="Times New Roman" w:hAnsi="Times New Roman" w:cs="Times New Roman"/>
-                <w:b/>
-                <w:sz w:val="24"/>
-                <w:szCs w:val="24"/>
-              </w:rPr>
-              <w:t>复核人</w:t>
-            </w:r>
-            <w:r>
-              <w:rPr>
-                <w:rFonts w:ascii="Times New Roman" w:hAnsi="Times New Roman" w:cs="Times New Roman"/>
-                <w:b/>
-                <w:sz w:val="24"/>
-                <w:szCs w:val="24"/>
-                <w:lang w:eastAsia="zh-CN"/>
-              </w:rPr>
-              <w:t>：</w:t>
-            </w:r>
-          </w:p>
-        </w:tc>
-        <w:tc>
-          <w:tcPr>
-            <w:tcW w:w="2294" w:type="dxa"/>
-            <w:vAlign w:val="center"/>
-          </w:tcPr>
-          <w:p>
-            <w:pPr>
-              <w:pStyle w:val="21"/>
-              <w:spacing w:before="13"/>
-              <w:ind w:right="15"/>
-              <w:jc w:val="both"/>
-              <w:rPr>
-                <w:rFonts w:ascii="Times New Roman" w:hAnsi="Times New Roman" w:cs="Times New Roman"/>
-                <w:b/>
-                <w:sz w:val="24"/>
-                <w:szCs w:val="24"/>
-              </w:rPr>
-            </w:pPr>
-          </w:p>
-        </w:tc>
-      </w:tr>
-      <w:tr>
-        <w:tblPrEx>
-          <w:tblCellMar>
-            <w:top w:w="0" w:type="dxa"/>
-            <w:left w:w="0" w:type="dxa"/>
-            <w:bottom w:w="0" w:type="dxa"/>
-            <w:right w:w="0" w:type="dxa"/>
-          </w:tblCellMar>
-        </w:tblPrEx>
-        <w:trPr>
-          <w:trHeight w:val="457" w:hRule="exact"/>
-          <w:jc w:val="right"/>
-        </w:trPr>
-        <w:tc>
-          <w:tcPr>
-            <w:tcW w:w="1272" w:type="dxa"/>
-            <w:vAlign w:val="center"/>
-          </w:tcPr>
-          <w:p>
-            <w:pPr>
-              <w:pStyle w:val="21"/>
-              <w:spacing w:line="341" w:lineRule="exact"/>
-              <w:ind w:left="13" w:right="165"/>
-              <w:jc w:val="both"/>
-              <w:rPr>
-                <w:rFonts w:ascii="Times New Roman" w:hAnsi="Times New Roman" w:cs="Times New Roman"/>
-                <w:b/>
-                <w:sz w:val="24"/>
-                <w:szCs w:val="24"/>
-              </w:rPr>
-            </w:pPr>
-            <w:r>
-              <w:rPr>
-                <w:rFonts w:ascii="Times New Roman" w:hAnsi="Times New Roman" w:cs="Times New Roman"/>
-                <w:b/>
-                <w:sz w:val="24"/>
-                <w:szCs w:val="24"/>
-              </w:rPr>
-              <w:t>日</w:t>
-            </w:r>
-            <w:r>
-              <w:rPr>
-                <w:rFonts w:ascii="Times New Roman" w:hAnsi="Times New Roman" w:cs="Times New Roman"/>
-                <w:b/>
-                <w:sz w:val="24"/>
-                <w:szCs w:val="24"/>
-                <w:lang w:eastAsia="zh-CN"/>
-              </w:rPr>
-              <w:t xml:space="preserve">  </w:t>
-            </w:r>
-            <w:r>
-              <w:rPr>
-                <w:rFonts w:ascii="Times New Roman" w:hAnsi="Times New Roman" w:cs="Times New Roman"/>
-                <w:b/>
-                <w:sz w:val="24"/>
-                <w:szCs w:val="24"/>
-              </w:rPr>
-              <w:t>期：</w:t>
-            </w:r>
-          </w:p>
-        </w:tc>
-        <w:tc>
-          <w:tcPr>
-            <w:tcW w:w="2040" w:type="dxa"/>
-            <w:vAlign w:val="center"/>
-          </w:tcPr>
-          <w:p>
-            <w:pPr>
-              <w:pStyle w:val="21"/>
-              <w:spacing w:line="363" w:lineRule="exact"/>
-              <w:jc w:val="both"/>
-              <w:rPr>
-                <w:rFonts w:ascii="Times New Roman" w:hAnsi="Times New Roman" w:cs="Times New Roman"/>
-                <w:sz w:val="24"/>
-                <w:szCs w:val="24"/>
-              </w:rPr>
-            </w:pPr>
-            <w:r>
-              <w:rPr>
-                <w:rFonts w:ascii="Times New Roman" w:hAnsi="Times New Roman" w:cs="Times New Roman"/>
-                <w:kern w:val="2"/>
-                <w:sz w:val="24"/>
-                <w:szCs w:val="24"/>
-                <w:lang w:eastAsia="zh-CN"/>
-              </w:rPr>
-              <w:t>{{ reportdate }}</w:t>
-            </w:r>
-          </w:p>
-        </w:tc>
-        <w:tc>
-          <w:tcPr>
-            <w:tcW w:w="1166" w:type="dxa"/>
-            <w:vAlign w:val="center"/>
-          </w:tcPr>
-          <w:p>
-            <w:pPr>
-              <w:pStyle w:val="21"/>
-              <w:spacing w:line="341" w:lineRule="exact"/>
-              <w:jc w:val="both"/>
-              <w:rPr>
-                <w:rFonts w:ascii="Times New Roman" w:hAnsi="Times New Roman" w:cs="Times New Roman"/>
-                <w:b/>
-                <w:sz w:val="24"/>
-                <w:szCs w:val="24"/>
-              </w:rPr>
-            </w:pPr>
-            <w:r>
-              <w:rPr>
-                <w:rFonts w:ascii="Times New Roman" w:hAnsi="Times New Roman" w:cs="Times New Roman"/>
-                <w:b/>
-                <w:sz w:val="24"/>
-                <w:szCs w:val="24"/>
-              </w:rPr>
-              <w:t>日</w:t>
-            </w:r>
-            <w:r>
-              <w:rPr>
-                <w:rFonts w:ascii="Times New Roman" w:hAnsi="Times New Roman" w:cs="Times New Roman"/>
-                <w:b/>
-                <w:sz w:val="24"/>
-                <w:szCs w:val="24"/>
-                <w:lang w:eastAsia="zh-CN"/>
-              </w:rPr>
-              <w:t xml:space="preserve">  </w:t>
-            </w:r>
-            <w:r>
-              <w:rPr>
-                <w:rFonts w:ascii="Times New Roman" w:hAnsi="Times New Roman" w:cs="Times New Roman"/>
-                <w:b/>
-                <w:sz w:val="24"/>
-                <w:szCs w:val="24"/>
-              </w:rPr>
-              <w:t>期：</w:t>
-            </w:r>
-          </w:p>
-        </w:tc>
-        <w:tc>
-          <w:tcPr>
-            <w:tcW w:w="2294" w:type="dxa"/>
-            <w:vAlign w:val="center"/>
-          </w:tcPr>
-          <w:p>
-            <w:pPr>
-              <w:pStyle w:val="21"/>
-              <w:spacing w:line="363" w:lineRule="exact"/>
-              <w:ind w:right="15"/>
-              <w:jc w:val="both"/>
-              <w:rPr>
-                <w:rFonts w:ascii="Times New Roman" w:hAnsi="Times New Roman" w:cs="Times New Roman"/>
-                <w:sz w:val="24"/>
-                <w:szCs w:val="24"/>
-              </w:rPr>
-            </w:pPr>
-            <w:r>
-              <w:rPr>
-                <w:rFonts w:ascii="Times New Roman" w:hAnsi="Times New Roman" w:cs="Times New Roman"/>
-                <w:kern w:val="2"/>
-                <w:sz w:val="24"/>
-                <w:szCs w:val="24"/>
-                <w:lang w:eastAsia="zh-CN"/>
-              </w:rPr>
-              <w:t>{{ reportdate }}</w:t>
-            </w:r>
-          </w:p>
-        </w:tc>
-      </w:tr>
-    </w:tbl>
-    <w:p>
-      <w:pPr>
-        <w:rPr>
-          <w:rFonts w:ascii="Times New Roman" w:hAnsi="Times New Roman" w:eastAsia="微软雅黑" w:cs="Times New Roman"/>
-          <w:sz w:val="24"/>
-          <w:szCs w:val="24"/>
-          <w:lang w:eastAsia="zh-CN"/>
-        </w:rPr>
-      </w:pPr>
-      <w:r>
-        <w:rPr>
-          <w:rFonts w:hint="eastAsia" w:ascii="Times New Roman" w:hAnsi="Times New Roman" w:eastAsia="微软雅黑" w:cs="Times New Roman"/>
-          <w:sz w:val="24"/>
-          <w:szCs w:val="24"/>
-          <w:lang w:eastAsia="zh-CN"/>
-        </w:rPr>
-        <w:t xml:space="preserve">{% endif %}{% if testedby == </w:t>
-      </w:r>
-      <w:r>
-        <w:rPr>
-          <w:rFonts w:ascii="Times New Roman" w:hAnsi="Times New Roman" w:eastAsia="微软雅黑" w:cs="Times New Roman"/>
-          <w:sz w:val="24"/>
-          <w:szCs w:val="24"/>
-          <w:lang w:eastAsia="zh-CN"/>
-        </w:rPr>
-        <w:t>“</w:t>
-      </w:r>
-      <w:r>
-        <w:rPr>
-          <w:rFonts w:hint="eastAsia" w:ascii="Times New Roman" w:hAnsi="Times New Roman" w:eastAsia="微软雅黑" w:cs="Times New Roman"/>
-          <w:sz w:val="24"/>
-          <w:szCs w:val="24"/>
-          <w:lang w:eastAsia="zh-CN"/>
-        </w:rPr>
-        <w:t>6</w:t>
-      </w:r>
-      <w:r>
-        <w:rPr>
-          <w:rFonts w:ascii="Times New Roman" w:hAnsi="Times New Roman" w:eastAsia="微软雅黑" w:cs="Times New Roman"/>
-          <w:sz w:val="24"/>
-          <w:szCs w:val="24"/>
-          <w:lang w:eastAsia="zh-CN"/>
-        </w:rPr>
-        <w:t>”</w:t>
-      </w:r>
-      <w:r>
-        <w:rPr>
-          <w:rFonts w:hint="eastAsia" w:ascii="Times New Roman" w:hAnsi="Times New Roman" w:eastAsia="微软雅黑" w:cs="Times New Roman"/>
-          <w:sz w:val="24"/>
-          <w:szCs w:val="24"/>
-          <w:lang w:eastAsia="zh-CN"/>
-        </w:rPr>
-        <w:t xml:space="preserve"> %}</w:t>
-      </w:r>
-    </w:p>
-    <w:p>
-      <w:pPr>
-        <w:rPr>
-          <w:rFonts w:ascii="Times New Roman" w:hAnsi="Times New Roman" w:eastAsia="微软雅黑" w:cs="Times New Roman"/>
-          <w:sz w:val="24"/>
-          <w:szCs w:val="24"/>
-          <w:lang w:eastAsia="zh-CN"/>
-        </w:rPr>
-      </w:pPr>
-    </w:p>
-    <w:p>
-      <w:pPr>
-        <w:rPr>
-          <w:rFonts w:ascii="Times New Roman" w:hAnsi="Times New Roman" w:eastAsia="微软雅黑" w:cs="Times New Roman"/>
-          <w:sz w:val="24"/>
-          <w:szCs w:val="24"/>
-          <w:lang w:eastAsia="zh-CN"/>
-        </w:rPr>
-      </w:pPr>
-    </w:p>
-    <w:tbl>
-      <w:tblPr>
-        <w:tblStyle w:val="41"/>
-        <w:tblW w:w="6772" w:type="dxa"/>
-        <w:jc w:val="right"/>
-        <w:tblLayout w:type="fixed"/>
-        <w:tblCellMar>
-          <w:top w:w="0" w:type="dxa"/>
-          <w:left w:w="0" w:type="dxa"/>
-          <w:bottom w:w="0" w:type="dxa"/>
-          <w:right w:w="0" w:type="dxa"/>
-        </w:tblCellMar>
-      </w:tblPr>
-      <w:tblGrid>
-        <w:gridCol w:w="1272"/>
-        <w:gridCol w:w="2040"/>
-        <w:gridCol w:w="1166"/>
-        <w:gridCol w:w="2294"/>
-      </w:tblGrid>
-      <w:tr>
-        <w:tblPrEx>
-          <w:tblCellMar>
-            <w:top w:w="0" w:type="dxa"/>
-            <w:left w:w="0" w:type="dxa"/>
-            <w:bottom w:w="0" w:type="dxa"/>
-            <w:right w:w="0" w:type="dxa"/>
-          </w:tblCellMar>
-        </w:tblPrEx>
-        <w:trPr>
-          <w:trHeight w:val="441" w:hRule="exact"/>
-          <w:jc w:val="right"/>
-        </w:trPr>
-        <w:tc>
-          <w:tcPr>
-            <w:tcW w:w="1272" w:type="dxa"/>
-            <w:vAlign w:val="center"/>
-          </w:tcPr>
-          <w:p>
-            <w:pPr>
-              <w:pStyle w:val="21"/>
-              <w:spacing w:before="13"/>
-              <w:ind w:left="13" w:right="95"/>
-              <w:jc w:val="both"/>
-              <w:rPr>
-                <w:rFonts w:ascii="Times New Roman" w:hAnsi="Times New Roman" w:cs="Times New Roman"/>
-                <w:b/>
-                <w:sz w:val="24"/>
-                <w:szCs w:val="24"/>
-              </w:rPr>
-            </w:pPr>
-            <w:r>
-              <w:rPr>
-                <w:rFonts w:ascii="Times New Roman" w:hAnsi="Times New Roman" w:cs="Times New Roman"/>
-                <w:b/>
-                <w:sz w:val="24"/>
-                <w:szCs w:val="24"/>
-              </w:rPr>
-              <w:t>检测人：</w:t>
-            </w:r>
-          </w:p>
-        </w:tc>
-        <w:tc>
-          <w:tcPr>
-            <w:tcW w:w="2040" w:type="dxa"/>
-            <w:vAlign w:val="center"/>
-          </w:tcPr>
-          <w:p>
-            <w:pPr>
-              <w:pStyle w:val="21"/>
-              <w:spacing w:before="13"/>
-              <w:jc w:val="both"/>
-              <w:rPr>
-                <w:rFonts w:ascii="Times New Roman" w:hAnsi="Times New Roman" w:cs="Times New Roman"/>
-                <w:b/>
-                <w:sz w:val="24"/>
-                <w:szCs w:val="24"/>
-              </w:rPr>
-            </w:pPr>
-          </w:p>
-        </w:tc>
-        <w:tc>
-          <w:tcPr>
-            <w:tcW w:w="1166" w:type="dxa"/>
-            <w:vAlign w:val="center"/>
-          </w:tcPr>
-          <w:p>
-            <w:pPr>
-              <w:pStyle w:val="21"/>
-              <w:spacing w:before="13"/>
-              <w:jc w:val="both"/>
-              <w:rPr>
-                <w:rFonts w:ascii="Times New Roman" w:hAnsi="Times New Roman" w:cs="Times New Roman"/>
-                <w:b/>
-                <w:sz w:val="24"/>
-                <w:szCs w:val="24"/>
-              </w:rPr>
-            </w:pPr>
-            <w:r>
-              <w:rPr>
-                <w:rFonts w:ascii="Times New Roman" w:hAnsi="Times New Roman" w:cs="Times New Roman"/>
-                <w:b/>
-                <w:sz w:val="24"/>
-                <w:szCs w:val="24"/>
-              </w:rPr>
-              <w:t>复核人</w:t>
-            </w:r>
-            <w:r>
-              <w:rPr>
-                <w:rFonts w:ascii="Times New Roman" w:hAnsi="Times New Roman" w:cs="Times New Roman"/>
-                <w:b/>
-                <w:sz w:val="24"/>
-                <w:szCs w:val="24"/>
-                <w:lang w:eastAsia="zh-CN"/>
-              </w:rPr>
-              <w:t>：</w:t>
-            </w:r>
-          </w:p>
-        </w:tc>
-        <w:tc>
-          <w:tcPr>
-            <w:tcW w:w="2294" w:type="dxa"/>
-            <w:vAlign w:val="center"/>
-          </w:tcPr>
-          <w:p>
-            <w:pPr>
-              <w:pStyle w:val="21"/>
-              <w:spacing w:before="13"/>
-              <w:ind w:right="15"/>
-              <w:jc w:val="both"/>
-              <w:rPr>
-                <w:rFonts w:ascii="Times New Roman" w:hAnsi="Times New Roman" w:cs="Times New Roman"/>
-                <w:b/>
-                <w:sz w:val="24"/>
-                <w:szCs w:val="24"/>
-              </w:rPr>
-            </w:pPr>
-          </w:p>
-        </w:tc>
-      </w:tr>
-      <w:tr>
-        <w:tblPrEx>
-          <w:tblCellMar>
-            <w:top w:w="0" w:type="dxa"/>
-            <w:left w:w="0" w:type="dxa"/>
-            <w:bottom w:w="0" w:type="dxa"/>
-            <w:right w:w="0" w:type="dxa"/>
-          </w:tblCellMar>
-        </w:tblPrEx>
-        <w:trPr>
-          <w:trHeight w:val="457" w:hRule="exact"/>
-          <w:jc w:val="right"/>
-        </w:trPr>
-        <w:tc>
-          <w:tcPr>
-            <w:tcW w:w="1272" w:type="dxa"/>
-            <w:vAlign w:val="center"/>
-          </w:tcPr>
-          <w:p>
-            <w:pPr>
-              <w:pStyle w:val="21"/>
-              <w:spacing w:line="341" w:lineRule="exact"/>
-              <w:ind w:left="13" w:right="165"/>
-              <w:jc w:val="both"/>
-              <w:rPr>
-                <w:rFonts w:ascii="Times New Roman" w:hAnsi="Times New Roman" w:cs="Times New Roman"/>
-                <w:b/>
-                <w:sz w:val="24"/>
-                <w:szCs w:val="24"/>
-              </w:rPr>
-            </w:pPr>
-            <w:r>
-              <w:rPr>
-                <w:rFonts w:ascii="Times New Roman" w:hAnsi="Times New Roman" w:cs="Times New Roman"/>
-                <w:b/>
-                <w:sz w:val="24"/>
-                <w:szCs w:val="24"/>
-              </w:rPr>
-              <w:t>日</w:t>
-            </w:r>
-            <w:r>
-              <w:rPr>
-                <w:rFonts w:ascii="Times New Roman" w:hAnsi="Times New Roman" w:cs="Times New Roman"/>
-                <w:b/>
-                <w:sz w:val="24"/>
-                <w:szCs w:val="24"/>
-                <w:lang w:eastAsia="zh-CN"/>
-              </w:rPr>
-              <w:t xml:space="preserve">  </w:t>
-            </w:r>
-            <w:r>
-              <w:rPr>
-                <w:rFonts w:ascii="Times New Roman" w:hAnsi="Times New Roman" w:cs="Times New Roman"/>
-                <w:b/>
-                <w:sz w:val="24"/>
-                <w:szCs w:val="24"/>
-              </w:rPr>
-              <w:t>期：</w:t>
-            </w:r>
-          </w:p>
-        </w:tc>
-        <w:tc>
-          <w:tcPr>
-            <w:tcW w:w="2040" w:type="dxa"/>
-            <w:vAlign w:val="center"/>
-          </w:tcPr>
-          <w:p>
-            <w:pPr>
-              <w:pStyle w:val="21"/>
-              <w:spacing w:line="363" w:lineRule="exact"/>
-              <w:jc w:val="both"/>
-              <w:rPr>
-                <w:rFonts w:ascii="Times New Roman" w:hAnsi="Times New Roman" w:cs="Times New Roman"/>
-                <w:sz w:val="24"/>
-                <w:szCs w:val="24"/>
-              </w:rPr>
-            </w:pPr>
-            <w:r>
-              <w:rPr>
-                <w:rFonts w:ascii="Times New Roman" w:hAnsi="Times New Roman" w:cs="Times New Roman"/>
-                <w:kern w:val="2"/>
-                <w:sz w:val="24"/>
-                <w:szCs w:val="24"/>
-                <w:lang w:eastAsia="zh-CN"/>
-              </w:rPr>
-              <w:t>{{ reportdate }}</w:t>
-            </w:r>
-          </w:p>
-        </w:tc>
-        <w:tc>
-          <w:tcPr>
-            <w:tcW w:w="1166" w:type="dxa"/>
-            <w:vAlign w:val="center"/>
-          </w:tcPr>
-          <w:p>
-            <w:pPr>
-              <w:pStyle w:val="21"/>
-              <w:spacing w:line="341" w:lineRule="exact"/>
-              <w:jc w:val="both"/>
-              <w:rPr>
-                <w:rFonts w:ascii="Times New Roman" w:hAnsi="Times New Roman" w:cs="Times New Roman"/>
-                <w:b/>
-                <w:sz w:val="24"/>
-                <w:szCs w:val="24"/>
-              </w:rPr>
-            </w:pPr>
-            <w:r>
-              <w:rPr>
-                <w:rFonts w:ascii="Times New Roman" w:hAnsi="Times New Roman" w:cs="Times New Roman"/>
-                <w:b/>
-                <w:sz w:val="24"/>
-                <w:szCs w:val="24"/>
-              </w:rPr>
-              <w:t>日</w:t>
-            </w:r>
-            <w:r>
-              <w:rPr>
-                <w:rFonts w:ascii="Times New Roman" w:hAnsi="Times New Roman" w:cs="Times New Roman"/>
-                <w:b/>
-                <w:sz w:val="24"/>
-                <w:szCs w:val="24"/>
-                <w:lang w:eastAsia="zh-CN"/>
-              </w:rPr>
-              <w:t xml:space="preserve">  </w:t>
-            </w:r>
-            <w:r>
-              <w:rPr>
-                <w:rFonts w:ascii="Times New Roman" w:hAnsi="Times New Roman" w:cs="Times New Roman"/>
-                <w:b/>
-                <w:sz w:val="24"/>
-                <w:szCs w:val="24"/>
-              </w:rPr>
-              <w:t>期：</w:t>
-            </w:r>
-          </w:p>
-        </w:tc>
-        <w:tc>
-          <w:tcPr>
-            <w:tcW w:w="2294" w:type="dxa"/>
-            <w:vAlign w:val="center"/>
-          </w:tcPr>
-          <w:p>
-            <w:pPr>
-              <w:pStyle w:val="21"/>
-              <w:spacing w:line="363" w:lineRule="exact"/>
-              <w:ind w:right="15"/>
-              <w:jc w:val="both"/>
-              <w:rPr>
-                <w:rFonts w:ascii="Times New Roman" w:hAnsi="Times New Roman" w:cs="Times New Roman"/>
-                <w:sz w:val="24"/>
-                <w:szCs w:val="24"/>
-              </w:rPr>
-            </w:pPr>
-            <w:r>
-              <w:rPr>
-                <w:rFonts w:ascii="Times New Roman" w:hAnsi="Times New Roman" w:cs="Times New Roman"/>
-                <w:kern w:val="2"/>
-                <w:sz w:val="24"/>
-                <w:szCs w:val="24"/>
-                <w:lang w:eastAsia="zh-CN"/>
-              </w:rPr>
-              <w:t>{{ reportdate }}</w:t>
-            </w:r>
-          </w:p>
-        </w:tc>
-      </w:tr>
-    </w:tbl>
-    <w:p>
-      <w:pPr>
-        <w:rPr>
           <w:rFonts w:ascii="Times New Roman" w:hAnsi="Times New Roman" w:eastAsia="微软雅黑" w:cs="黑体"/>
           <w:b/>
           <w:bCs/>
@@ -8495,6 +6592,7 @@
           <w:lang w:eastAsia="zh-CN"/>
         </w:rPr>
       </w:pPr>
+      <w:bookmarkStart w:id="24" w:name="_Toc24879"/>
       <w:r>
         <w:rPr>
           <w:rFonts w:hint="eastAsia"/>
@@ -8659,7 +6757,7 @@
         <w:t xml:space="preserve"> %}乳腺癌{% endif %}精准诊疗{% endif %}相关基因结果汇总</w:t>
       </w:r>
       <w:bookmarkEnd w:id="19"/>
-      <w:bookmarkEnd w:id="20"/>
+      <w:bookmarkEnd w:id="24"/>
     </w:p>
     <w:p>
       <w:pPr>
@@ -10212,10 +8310,10 @@
       </w:r>
     </w:p>
     <w:bookmarkEnd w:id="17"/>
+    <w:bookmarkEnd w:id="20"/>
     <w:bookmarkEnd w:id="21"/>
     <w:bookmarkEnd w:id="22"/>
     <w:bookmarkEnd w:id="23"/>
-    <w:bookmarkEnd w:id="24"/>
     <w:p>
       <w:pPr>
         <w:pStyle w:val="2"/>
@@ -10240,11 +8338,11 @@
       </w:pPr>
       <w:bookmarkStart w:id="25" w:name="_Toc24235"/>
       <w:bookmarkStart w:id="26" w:name="_Toc149837256"/>
-      <w:bookmarkStart w:id="27" w:name="_Toc14185"/>
-      <w:bookmarkStart w:id="28" w:name="_Toc9088"/>
-      <w:bookmarkStart w:id="29" w:name="_Toc11015_WPSOffice_Level2"/>
-      <w:bookmarkStart w:id="30" w:name="_Toc18062_WPSOffice_Level2"/>
-      <w:bookmarkStart w:id="31" w:name="_Toc23375"/>
+      <w:bookmarkStart w:id="27" w:name="_Toc3035"/>
+      <w:bookmarkStart w:id="28" w:name="_Toc23375"/>
+      <w:bookmarkStart w:id="29" w:name="_Toc9088"/>
+      <w:bookmarkStart w:id="30" w:name="_Toc11015_WPSOffice_Level2"/>
+      <w:bookmarkStart w:id="31" w:name="_Toc18062_WPSOffice_Level2"/>
       <w:r>
         <w:rPr>
           <w:rStyle w:val="42"/>
@@ -10284,8 +8382,8 @@
           <w:lang w:eastAsia="zh-CN"/>
         </w:rPr>
       </w:pPr>
-      <w:bookmarkStart w:id="32" w:name="_Toc4649"/>
-      <w:bookmarkStart w:id="33" w:name="_Toc149837258"/>
+      <w:bookmarkStart w:id="32" w:name="_Toc149837258"/>
+      <w:bookmarkStart w:id="33" w:name="_Toc5295"/>
       <w:r>
         <w:rPr>
           <w:rFonts w:hint="eastAsia"/>
@@ -15093,8 +13191,8 @@
         </w:numPr>
         <w:jc w:val="left"/>
       </w:pPr>
-      <w:bookmarkStart w:id="34" w:name="_Toc29585"/>
-      <w:bookmarkStart w:id="35" w:name="_Toc149837259"/>
+      <w:bookmarkStart w:id="34" w:name="_Toc149837259"/>
+      <w:bookmarkStart w:id="35" w:name="_Toc27675"/>
       <w:r>
         <w:rPr>
           <w:rFonts w:hint="eastAsia"/>
@@ -18958,13 +17056,13 @@
           <w:lang w:eastAsia="zh-CN"/>
         </w:rPr>
       </w:pPr>
-      <w:bookmarkStart w:id="36" w:name="_Toc21457"/>
-      <w:bookmarkStart w:id="37" w:name="_Toc149837260"/>
-      <w:bookmarkStart w:id="38" w:name="_Toc25727"/>
-      <w:bookmarkStart w:id="39" w:name="_Toc4331_WPSOffice_Level1"/>
-      <w:bookmarkStart w:id="40" w:name="_Toc23846_WPSOffice_Level1"/>
-      <w:bookmarkStart w:id="41" w:name="_Toc32443_WPSOffice_Level1"/>
-      <w:bookmarkStart w:id="42" w:name="_Toc23903"/>
+      <w:bookmarkStart w:id="36" w:name="_Toc149837260"/>
+      <w:bookmarkStart w:id="37" w:name="_Toc10962"/>
+      <w:bookmarkStart w:id="38" w:name="_Toc23903"/>
+      <w:bookmarkStart w:id="39" w:name="_Toc23846_WPSOffice_Level1"/>
+      <w:bookmarkStart w:id="40" w:name="_Toc4331_WPSOffice_Level1"/>
+      <w:bookmarkStart w:id="41" w:name="_Toc25727"/>
+      <w:bookmarkStart w:id="42" w:name="_Toc32443_WPSOffice_Level1"/>
       <w:r>
         <w:rPr>
           <w:rFonts w:hint="eastAsia"/>
@@ -19546,9 +17644,9 @@
         </w:rPr>
       </w:pPr>
       <w:bookmarkStart w:id="43" w:name="_Toc10223"/>
-      <w:bookmarkStart w:id="44" w:name="_Toc22871"/>
-      <w:bookmarkStart w:id="45" w:name="_Toc20034"/>
-      <w:bookmarkStart w:id="46" w:name="_Toc106719764"/>
+      <w:bookmarkStart w:id="44" w:name="_Toc20034"/>
+      <w:bookmarkStart w:id="45" w:name="_Toc106719764"/>
+      <w:bookmarkStart w:id="46" w:name="_Toc4012"/>
       <w:r>
         <w:rPr>
           <w:rFonts w:hint="eastAsia"/>
@@ -19624,12 +17722,6 @@
             <w:insideH w:val="dotted" w:color="033F86" w:sz="4" w:space="0"/>
             <w:insideV w:val="dotted" w:color="033F86" w:sz="4" w:space="0"/>
           </w:tblBorders>
-          <w:tblCellMar>
-            <w:top w:w="0" w:type="dxa"/>
-            <w:left w:w="108" w:type="dxa"/>
-            <w:bottom w:w="0" w:type="dxa"/>
-            <w:right w:w="108" w:type="dxa"/>
-          </w:tblCellMar>
         </w:tblPrEx>
         <w:trPr>
           <w:jc w:val="center"/>
@@ -22613,9 +20705,9 @@
       <w:bookmarkEnd w:id="40"/>
       <w:bookmarkEnd w:id="41"/>
       <w:bookmarkEnd w:id="42"/>
-      <w:bookmarkStart w:id="47" w:name="_Toc21764_WPSOffice_Level1"/>
-      <w:bookmarkStart w:id="48" w:name="_Toc1707_WPSOffice_Level1"/>
-      <w:bookmarkStart w:id="49" w:name="_Toc13196_WPSOffice_Level1"/>
+      <w:bookmarkStart w:id="47" w:name="_Toc13196_WPSOffice_Level1"/>
+      <w:bookmarkStart w:id="48" w:name="_Toc21764_WPSOffice_Level1"/>
+      <w:bookmarkStart w:id="49" w:name="_Toc1707_WPSOffice_Level1"/>
       <w:bookmarkStart w:id="50" w:name="_Toc15289_WPSOffice_Level3"/>
       <w:bookmarkStart w:id="51" w:name="_Toc27302"/>
       <w:bookmarkStart w:id="52" w:name="_Toc6931_WPSOffice_Level3"/>
@@ -22650,7 +20742,7 @@
       </w:pPr>
       <w:bookmarkStart w:id="53" w:name="_Toc180"/>
       <w:bookmarkStart w:id="54" w:name="_Toc149837263"/>
-      <w:bookmarkStart w:id="55" w:name="_Toc31463"/>
+      <w:bookmarkStart w:id="55" w:name="_Toc28242"/>
       <w:r>
         <w:rPr>
           <w:color w:val="62B541"/>
@@ -22703,11 +20795,11 @@
           <w:lang w:eastAsia="zh-CN"/>
         </w:rPr>
       </w:pPr>
-      <w:bookmarkStart w:id="56" w:name="_Toc32302"/>
-      <w:bookmarkStart w:id="57" w:name="_Toc32443_WPSOffice_Level2"/>
-      <w:bookmarkStart w:id="58" w:name="_Toc20735"/>
-      <w:bookmarkStart w:id="59" w:name="_Toc23606"/>
-      <w:bookmarkStart w:id="60" w:name="_Toc4331_WPSOffice_Level2"/>
+      <w:bookmarkStart w:id="56" w:name="_Toc23606"/>
+      <w:bookmarkStart w:id="57" w:name="_Toc4331_WPSOffice_Level2"/>
+      <w:bookmarkStart w:id="58" w:name="_Toc32302"/>
+      <w:bookmarkStart w:id="59" w:name="_Toc32443_WPSOffice_Level2"/>
+      <w:bookmarkStart w:id="60" w:name="_Toc6703"/>
       <w:bookmarkStart w:id="61" w:name="_Toc149837264"/>
       <w:r>
         <w:rPr>
@@ -31682,7 +29774,7 @@
           <w:lang w:eastAsia="zh-CN"/>
         </w:rPr>
       </w:pPr>
-      <w:bookmarkStart w:id="62" w:name="_Toc27341"/>
+      <w:bookmarkStart w:id="62" w:name="_Toc12502"/>
       <w:bookmarkStart w:id="63" w:name="_Toc149837265"/>
       <w:r>
         <w:rPr>
@@ -36036,7 +34128,7 @@
           </w14:shadow>
         </w:rPr>
       </w:pPr>
-      <w:bookmarkStart w:id="64" w:name="_Toc9167"/>
+      <w:bookmarkStart w:id="64" w:name="_Toc2328"/>
       <w:r>
         <w:rPr>
           <w:color w:val="62B541"/>
@@ -36070,9 +34162,9 @@
           <w:lang w:eastAsia="zh-CN"/>
         </w:rPr>
       </w:pPr>
-      <w:bookmarkStart w:id="65" w:name="_Toc5496"/>
+      <w:bookmarkStart w:id="65" w:name="_Toc15840_WPSOffice_Level1"/>
       <w:bookmarkStart w:id="66" w:name="_Toc14255_WPSOffice_Level1"/>
-      <w:bookmarkStart w:id="67" w:name="_Toc15840_WPSOffice_Level1"/>
+      <w:bookmarkStart w:id="67" w:name="_Toc10976"/>
       <w:r>
         <w:rPr>
           <w:rFonts w:hint="eastAsia"/>
@@ -38633,7 +36725,7 @@
         </w:rPr>
       </w:pPr>
       <w:bookmarkStart w:id="68" w:name="_Hlk33190413"/>
-      <w:bookmarkStart w:id="69" w:name="_Toc6819"/>
+      <w:bookmarkStart w:id="69" w:name="_Toc2128"/>
       <w:r>
         <w:rPr>
           <w:rFonts w:hint="eastAsia"/>
@@ -39436,7 +37528,7 @@
           <w:lang w:eastAsia="zh-CN"/>
         </w:rPr>
       </w:pPr>
-      <w:bookmarkStart w:id="71" w:name="_Toc18002"/>
+      <w:bookmarkStart w:id="71" w:name="_Toc8283"/>
       <w:bookmarkStart w:id="72" w:name="_Toc26985_WPSOffice_Level1"/>
       <w:bookmarkStart w:id="73" w:name="_Toc28454_WPSOffice_Level1"/>
       <w:bookmarkStart w:id="74" w:name="_Toc20170_WPSOffice_Level1"/>
@@ -40152,9 +38244,9 @@
           <w:lang w:eastAsia="zh-CN"/>
         </w:rPr>
       </w:pPr>
-      <w:bookmarkStart w:id="75" w:name="_Toc3846"/>
+      <w:bookmarkStart w:id="75" w:name="_Toc5400"/>
       <w:bookmarkStart w:id="76" w:name="_Toc2622"/>
-      <w:bookmarkStart w:id="77" w:name="_Toc5400"/>
+      <w:bookmarkStart w:id="77" w:name="_Toc3846"/>
       <w:r>
         <w:rPr>
           <w:rFonts w:ascii="Times New Roman" w:hAnsi="Times New Roman" w:eastAsia="微软雅黑" w:cs="Times New Roman"/>
@@ -40308,9 +38400,9 @@
           <w:lang w:eastAsia="zh-CN"/>
         </w:rPr>
       </w:pPr>
-      <w:bookmarkStart w:id="78" w:name="_Toc10299"/>
-      <w:bookmarkStart w:id="79" w:name="_Toc7995"/>
-      <w:bookmarkStart w:id="80" w:name="_Toc126"/>
+      <w:bookmarkStart w:id="78" w:name="_Toc126"/>
+      <w:bookmarkStart w:id="79" w:name="_Toc10299"/>
+      <w:bookmarkStart w:id="80" w:name="_Toc7995"/>
       <w:r>
         <w:rPr>
           <w:rFonts w:ascii="Times New Roman" w:hAnsi="Times New Roman" w:eastAsia="微软雅黑" w:cs="Times New Roman"/>
@@ -40486,7 +38578,7 @@
       <w:r>
         <w:br w:type="page"/>
       </w:r>
-      <w:bookmarkStart w:id="81" w:name="_Toc13993"/>
+      <w:bookmarkStart w:id="81" w:name="_Toc7444"/>
       <w:r>
         <w:rPr>
           <w:rFonts w:hint="eastAsia" w:cs="黑体"/>
@@ -41041,9 +39133,9 @@
           <w:lang w:eastAsia="zh-CN"/>
         </w:rPr>
       </w:pPr>
-      <w:bookmarkStart w:id="82" w:name="_Toc26657"/>
+      <w:bookmarkStart w:id="82" w:name="_Toc15114"/>
       <w:bookmarkStart w:id="83" w:name="_Toc3409"/>
-      <w:bookmarkStart w:id="84" w:name="_Toc15114"/>
+      <w:bookmarkStart w:id="84" w:name="_Toc5772"/>
       <w:r>
         <w:rPr>
           <w:rFonts w:hint="eastAsia"/>
@@ -41260,13 +39352,13 @@
           <w:lang w:eastAsia="zh-CN"/>
         </w:rPr>
       </w:pPr>
-      <w:bookmarkStart w:id="85" w:name="_Toc25294"/>
-      <w:bookmarkStart w:id="86" w:name="_Toc22162_WPSOffice_Level1"/>
-      <w:bookmarkStart w:id="87" w:name="_Toc14611_WPSOffice_Level1"/>
-      <w:bookmarkStart w:id="88" w:name="_Toc22623"/>
-      <w:bookmarkStart w:id="89" w:name="_Toc19584_WPSOffice_Level1"/>
-      <w:bookmarkStart w:id="90" w:name="_Toc17792_WPSOffice_Level2"/>
-      <w:bookmarkStart w:id="91" w:name="_Toc13275"/>
+      <w:bookmarkStart w:id="85" w:name="_Toc24749"/>
+      <w:bookmarkStart w:id="86" w:name="_Toc14611_WPSOffice_Level1"/>
+      <w:bookmarkStart w:id="87" w:name="_Toc22623"/>
+      <w:bookmarkStart w:id="88" w:name="_Toc17792_WPSOffice_Level2"/>
+      <w:bookmarkStart w:id="89" w:name="_Toc13275"/>
+      <w:bookmarkStart w:id="90" w:name="_Toc19584_WPSOffice_Level1"/>
+      <w:bookmarkStart w:id="91" w:name="_Toc22162_WPSOffice_Level1"/>
       <w:r>
         <w:rPr>
           <w:rFonts w:hint="eastAsia"/>

--- a/WebContent/docx/BRCA45基因报告-苏州九院.docx
+++ b/WebContent/docx/BRCA45基因报告-苏州九院.docx
@@ -2139,8 +2139,6 @@
         </w:rPr>
         <w:t>{% endif %}{% endif %}</w:t>
       </w:r>
-      <w:bookmarkStart w:id="92" w:name="_GoBack"/>
-      <w:bookmarkEnd w:id="92"/>
     </w:p>
     <w:p>
       <w:pPr>
@@ -2913,15 +2911,15 @@
           </w14:shadow>
         </w:rPr>
       </w:pPr>
-      <w:bookmarkStart w:id="0" w:name="_Toc30143_WPSOffice_Level1"/>
-      <w:bookmarkStart w:id="1" w:name="_Toc21009_WPSOffice_Level1"/>
-      <w:bookmarkStart w:id="2" w:name="_Toc21669"/>
-      <w:bookmarkStart w:id="3" w:name="_Toc24178_WPSOffice_Level1"/>
-      <w:bookmarkStart w:id="4" w:name="_Toc13806"/>
-      <w:bookmarkStart w:id="5" w:name="_Toc26685"/>
-      <w:bookmarkStart w:id="6" w:name="_Toc17451"/>
-      <w:bookmarkStart w:id="7" w:name="_Toc11015_WPSOffice_Level1"/>
-      <w:bookmarkStart w:id="8" w:name="_Toc18062_WPSOffice_Level1"/>
+      <w:bookmarkStart w:id="0" w:name="_Toc24178_WPSOffice_Level1"/>
+      <w:bookmarkStart w:id="1" w:name="_Toc30143_WPSOffice_Level1"/>
+      <w:bookmarkStart w:id="2" w:name="_Toc13806"/>
+      <w:bookmarkStart w:id="3" w:name="_Toc26685"/>
+      <w:bookmarkStart w:id="4" w:name="_Toc21669"/>
+      <w:bookmarkStart w:id="5" w:name="_Toc21009_WPSOffice_Level1"/>
+      <w:bookmarkStart w:id="6" w:name="_Toc11015_WPSOffice_Level1"/>
+      <w:bookmarkStart w:id="7" w:name="_Toc18062_WPSOffice_Level1"/>
+      <w:bookmarkStart w:id="8" w:name="_Toc17451"/>
       <w:bookmarkStart w:id="9" w:name="_Toc7021_WPSOffice_Level1"/>
       <w:bookmarkStart w:id="10" w:name="_Toc3823"/>
       <w:r>
@@ -5415,8 +5413,8 @@
       <w:bookmarkStart w:id="18" w:name="_Toc21059"/>
       <w:bookmarkStart w:id="19" w:name="_Toc149837255"/>
       <w:bookmarkStart w:id="20" w:name="_Toc2781"/>
-      <w:bookmarkStart w:id="21" w:name="_Toc22132"/>
-      <w:bookmarkStart w:id="22" w:name="_Toc19898_WPSOffice_Level1"/>
+      <w:bookmarkStart w:id="21" w:name="_Toc19898_WPSOffice_Level1"/>
+      <w:bookmarkStart w:id="22" w:name="_Toc22132"/>
       <w:bookmarkStart w:id="23" w:name="_Toc20136_WPSOffice_Level1"/>
       <w:r>
         <w:rPr>
@@ -5717,7 +5715,7 @@
                 </mc:Choice>
                 <mc:Fallback>
                   <w:pict>
-                    <v:group id="_x0000_s1026" o:spid="_x0000_s1026" o:spt="203" style="position:absolute;left:0pt;margin-left:0.6pt;margin-top:-37.8pt;height:113.6pt;width:240.8pt;z-index:251662336;mso-width-relative:page;mso-height-relative:page;" coordorigin="19211,18842" coordsize="4816,2272" o:gfxdata="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">
+                    <v:group id="_x0000_s1026" o:spid="_x0000_s1026" o:spt="203" style="position:absolute;left:0pt;margin-left:0.6pt;margin-top:-37.8pt;height:113.6pt;width:240.8pt;z-index:251662336;mso-width-relative:page;mso-height-relative:page;" coordorigin="19211,18842" coordsize="4816,2272" o:gfxdata="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">
                       <o:lock v:ext="edit" aspectratio="f"/>
                       <v:group id="组合 6" o:spid="_x0000_s1026" o:spt="203" style="position:absolute;left:19211;top:18842;height:2273;width:4816;" coordorigin="19199,18902" coordsize="4816,2273" o:gfxdata="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">
                         <o:lock v:ext="edit" aspectratio="f"/>
@@ -6288,7 +6286,7 @@
                 </mc:Choice>
                 <mc:Fallback>
                   <w:pict>
-                    <v:group id="_x0000_s1026" o:spid="_x0000_s1026" o:spt="203" style="position:absolute;left:0pt;margin-left:0pt;margin-top:-29.2pt;height:113.65pt;width:246.8pt;z-index:251663360;mso-width-relative:page;mso-height-relative:page;" coordorigin="19199,20810" coordsize="4936,2273" o:gfxdata="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">
+                    <v:group id="_x0000_s1026" o:spid="_x0000_s1026" o:spt="203" style="position:absolute;left:0pt;margin-left:0pt;margin-top:-29.2pt;height:113.65pt;width:246.8pt;z-index:251663360;mso-width-relative:page;mso-height-relative:page;" coordorigin="19199,20810" coordsize="4936,2273" o:gfxdata="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">
                       <o:lock v:ext="edit" aspectratio="f"/>
                       <v:group id="组合 23" o:spid="_x0000_s1026" o:spt="203" style="position:absolute;left:19199;top:20810;height:2273;width:4936;" coordorigin="19199,20810" coordsize="4936,2273" o:gfxdata="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">
                         <o:lock v:ext="edit" aspectratio="f"/>
@@ -8336,13 +8334,13 @@
           </w14:shadow>
         </w:rPr>
       </w:pPr>
-      <w:bookmarkStart w:id="25" w:name="_Toc24235"/>
-      <w:bookmarkStart w:id="26" w:name="_Toc149837256"/>
-      <w:bookmarkStart w:id="27" w:name="_Toc3035"/>
-      <w:bookmarkStart w:id="28" w:name="_Toc23375"/>
-      <w:bookmarkStart w:id="29" w:name="_Toc9088"/>
-      <w:bookmarkStart w:id="30" w:name="_Toc11015_WPSOffice_Level2"/>
-      <w:bookmarkStart w:id="31" w:name="_Toc18062_WPSOffice_Level2"/>
+      <w:bookmarkStart w:id="25" w:name="_Toc149837256"/>
+      <w:bookmarkStart w:id="26" w:name="_Toc3035"/>
+      <w:bookmarkStart w:id="27" w:name="_Toc24235"/>
+      <w:bookmarkStart w:id="28" w:name="_Toc18062_WPSOffice_Level2"/>
+      <w:bookmarkStart w:id="29" w:name="_Toc11015_WPSOffice_Level2"/>
+      <w:bookmarkStart w:id="30" w:name="_Toc23375"/>
+      <w:bookmarkStart w:id="31" w:name="_Toc9088"/>
       <w:r>
         <w:rPr>
           <w:rStyle w:val="42"/>
@@ -8382,8 +8380,8 @@
           <w:lang w:eastAsia="zh-CN"/>
         </w:rPr>
       </w:pPr>
-      <w:bookmarkStart w:id="32" w:name="_Toc149837258"/>
-      <w:bookmarkStart w:id="33" w:name="_Toc5295"/>
+      <w:bookmarkStart w:id="32" w:name="_Toc5295"/>
+      <w:bookmarkStart w:id="33" w:name="_Toc149837258"/>
       <w:r>
         <w:rPr>
           <w:rFonts w:hint="eastAsia"/>
@@ -8676,11 +8674,12 @@
               <w:pStyle w:val="21"/>
               <w:jc w:val="center"/>
               <w:rPr>
-                <w:rFonts w:ascii="Times New Roman" w:hAnsi="Times New Roman" w:eastAsia="微软雅黑" w:cs="Times New Roman"/>
+                <w:rFonts w:hint="eastAsia" w:ascii="Times New Roman" w:hAnsi="Times New Roman" w:eastAsia="微软雅黑" w:cs="Times New Roman"/>
                 <w:b/>
                 <w:color w:val="FFFFFF" w:themeColor="background1"/>
                 <w:sz w:val="21"/>
                 <w:szCs w:val="21"/>
+                <w:lang w:eastAsia="zh-CN"/>
                 <w14:textFill>
                   <w14:solidFill>
                     <w14:schemeClr w14:val="bg1"/>
@@ -8690,18 +8689,19 @@
             </w:pPr>
             <w:r>
               <w:rPr>
-                <w:rFonts w:ascii="Times New Roman" w:hAnsi="Times New Roman" w:eastAsia="微软雅黑" w:cs="Times New Roman"/>
+                <w:rFonts w:hint="eastAsia" w:ascii="Times New Roman" w:hAnsi="Times New Roman" w:eastAsia="微软雅黑" w:cs="Times New Roman"/>
                 <w:b/>
                 <w:color w:val="FFFFFF" w:themeColor="background1"/>
                 <w:sz w:val="21"/>
                 <w:szCs w:val="21"/>
+                <w:lang w:eastAsia="zh-CN"/>
                 <w14:textFill>
                   <w14:solidFill>
                     <w14:schemeClr w14:val="bg1"/>
                   </w14:solidFill>
                 </w14:textFill>
               </w:rPr>
-              <w:t>突变基因</w:t>
+              <w:t>检测基因</w:t>
             </w:r>
           </w:p>
         </w:tc>
@@ -11059,7 +11059,27 @@
                 <w:szCs w:val="21"/>
                 <w:lang w:eastAsia="zh-CN"/>
               </w:rPr>
-              <w:t>{{ tip.comutation }}</w:t>
+              <w:t>{{ tip.comutation</w:t>
+            </w:r>
+            <w:r>
+              <w:rPr>
+                <w:rFonts w:hint="eastAsia" w:ascii="Times New Roman" w:hAnsi="Times New Roman" w:eastAsia="微软雅黑" w:cs="Times New Roman"/>
+                <w:b/>
+                <w:sz w:val="21"/>
+                <w:szCs w:val="21"/>
+                <w:lang w:val="en-US" w:eastAsia="zh-CN"/>
+              </w:rPr>
+              <w:t>1</w:t>
+            </w:r>
+            <w:r>
+              <w:rPr>
+                <w:rFonts w:hint="eastAsia" w:ascii="Times New Roman" w:hAnsi="Times New Roman" w:eastAsia="微软雅黑" w:cs="Times New Roman"/>
+                <w:b/>
+                <w:sz w:val="21"/>
+                <w:szCs w:val="21"/>
+                <w:lang w:eastAsia="zh-CN"/>
+              </w:rPr>
+              <w:t xml:space="preserve"> }}</w:t>
             </w:r>
           </w:p>
         </w:tc>
@@ -11094,7 +11114,7 @@
                 <w:szCs w:val="21"/>
                 <w:lang w:eastAsia="zh-CN"/>
               </w:rPr>
-              <w:t>-</w:t>
+              <w:t>{{ tip.comutation }}</w:t>
             </w:r>
           </w:p>
         </w:tc>
@@ -13417,23 +13437,7 @@
                   </w14:solidFill>
                 </w14:textFill>
               </w:rPr>
-              <w:t>突变</w:t>
-            </w:r>
-            <w:r>
-              <w:rPr>
-                <w:rFonts w:ascii="Times New Roman" w:hAnsi="Times New Roman" w:eastAsia="微软雅黑" w:cs="Times New Roman"/>
-                <w:b/>
-                <w:bCs/>
-                <w:color w:val="FFFFFF" w:themeColor="background1"/>
-                <w:sz w:val="21"/>
-                <w:szCs w:val="21"/>
-                <w14:textFill>
-                  <w14:solidFill>
-                    <w14:schemeClr w14:val="bg1"/>
-                  </w14:solidFill>
-                </w14:textFill>
-              </w:rPr>
-              <w:t>基因</w:t>
+              <w:t>检测基因</w:t>
             </w:r>
           </w:p>
         </w:tc>
@@ -14802,11 +14806,12 @@
               <w:pStyle w:val="21"/>
               <w:jc w:val="center"/>
               <w:rPr>
-                <w:rFonts w:ascii="Times New Roman" w:hAnsi="Times New Roman" w:eastAsia="微软雅黑" w:cs="Times New Roman"/>
+                <w:rFonts w:hint="eastAsia" w:ascii="Times New Roman" w:hAnsi="Times New Roman" w:eastAsia="微软雅黑" w:cs="Times New Roman"/>
                 <w:b/>
                 <w:color w:val="FFFFFF" w:themeColor="background1"/>
                 <w:sz w:val="21"/>
                 <w:szCs w:val="21"/>
+                <w:lang w:eastAsia="zh-CN"/>
                 <w14:textFill>
                   <w14:solidFill>
                     <w14:schemeClr w14:val="bg1"/>
@@ -14816,18 +14821,19 @@
             </w:pPr>
             <w:r>
               <w:rPr>
-                <w:rFonts w:ascii="Times New Roman" w:hAnsi="Times New Roman" w:eastAsia="微软雅黑" w:cs="Times New Roman"/>
+                <w:rFonts w:hint="eastAsia" w:ascii="Times New Roman" w:hAnsi="Times New Roman" w:eastAsia="微软雅黑" w:cs="Times New Roman"/>
                 <w:b/>
                 <w:color w:val="FFFFFF" w:themeColor="background1"/>
                 <w:sz w:val="21"/>
                 <w:szCs w:val="21"/>
+                <w:lang w:eastAsia="zh-CN"/>
                 <w14:textFill>
                   <w14:solidFill>
                     <w14:schemeClr w14:val="bg1"/>
                   </w14:solidFill>
                 </w14:textFill>
               </w:rPr>
-              <w:t>突变基因</w:t>
+              <w:t>检测基因</w:t>
             </w:r>
           </w:p>
         </w:tc>
@@ -17058,10 +17064,10 @@
       </w:pPr>
       <w:bookmarkStart w:id="36" w:name="_Toc149837260"/>
       <w:bookmarkStart w:id="37" w:name="_Toc10962"/>
-      <w:bookmarkStart w:id="38" w:name="_Toc23903"/>
-      <w:bookmarkStart w:id="39" w:name="_Toc23846_WPSOffice_Level1"/>
-      <w:bookmarkStart w:id="40" w:name="_Toc4331_WPSOffice_Level1"/>
-      <w:bookmarkStart w:id="41" w:name="_Toc25727"/>
+      <w:bookmarkStart w:id="38" w:name="_Toc23846_WPSOffice_Level1"/>
+      <w:bookmarkStart w:id="39" w:name="_Toc4331_WPSOffice_Level1"/>
+      <w:bookmarkStart w:id="40" w:name="_Toc25727"/>
+      <w:bookmarkStart w:id="41" w:name="_Toc23903"/>
       <w:bookmarkStart w:id="42" w:name="_Toc32443_WPSOffice_Level1"/>
       <w:r>
         <w:rPr>
@@ -17643,10 +17649,10 @@
           <w:lang w:eastAsia="zh-CN"/>
         </w:rPr>
       </w:pPr>
-      <w:bookmarkStart w:id="43" w:name="_Toc10223"/>
-      <w:bookmarkStart w:id="44" w:name="_Toc20034"/>
-      <w:bookmarkStart w:id="45" w:name="_Toc106719764"/>
-      <w:bookmarkStart w:id="46" w:name="_Toc4012"/>
+      <w:bookmarkStart w:id="43" w:name="_Toc20034"/>
+      <w:bookmarkStart w:id="44" w:name="_Toc4012"/>
+      <w:bookmarkStart w:id="45" w:name="_Toc10223"/>
+      <w:bookmarkStart w:id="46" w:name="_Toc106719764"/>
       <w:r>
         <w:rPr>
           <w:rFonts w:hint="eastAsia"/>
@@ -17722,6 +17728,12 @@
             <w:insideH w:val="dotted" w:color="033F86" w:sz="4" w:space="0"/>
             <w:insideV w:val="dotted" w:color="033F86" w:sz="4" w:space="0"/>
           </w:tblBorders>
+          <w:tblCellMar>
+            <w:top w:w="0" w:type="dxa"/>
+            <w:left w:w="108" w:type="dxa"/>
+            <w:bottom w:w="0" w:type="dxa"/>
+            <w:right w:w="108" w:type="dxa"/>
+          </w:tblCellMar>
         </w:tblPrEx>
         <w:trPr>
           <w:jc w:val="center"/>
@@ -20705,11 +20717,11 @@
       <w:bookmarkEnd w:id="40"/>
       <w:bookmarkEnd w:id="41"/>
       <w:bookmarkEnd w:id="42"/>
-      <w:bookmarkStart w:id="47" w:name="_Toc13196_WPSOffice_Level1"/>
+      <w:bookmarkStart w:id="47" w:name="_Toc1707_WPSOffice_Level1"/>
       <w:bookmarkStart w:id="48" w:name="_Toc21764_WPSOffice_Level1"/>
-      <w:bookmarkStart w:id="49" w:name="_Toc1707_WPSOffice_Level1"/>
+      <w:bookmarkStart w:id="49" w:name="_Toc27302"/>
       <w:bookmarkStart w:id="50" w:name="_Toc15289_WPSOffice_Level3"/>
-      <w:bookmarkStart w:id="51" w:name="_Toc27302"/>
+      <w:bookmarkStart w:id="51" w:name="_Toc13196_WPSOffice_Level1"/>
       <w:bookmarkStart w:id="52" w:name="_Toc6931_WPSOffice_Level3"/>
       <w:r>
         <w:rPr>
@@ -25490,7 +25502,7 @@
           <w:szCs w:val="24"/>
           <w:lang w:eastAsia="zh-CN"/>
         </w:rPr>
-        <w:t>{{ tdd.comutation }}</w:t>
+        <w:t>{{ tdd.comutation1 }}</w:t>
       </w:r>
     </w:p>
     <w:tbl>
@@ -25624,8 +25636,10 @@
                 <w:szCs w:val="18"/>
                 <w:lang w:eastAsia="zh-CN"/>
               </w:rPr>
-              <w:t>-</w:t>
-            </w:r>
+              <w:t>{{tdd.comutation}}</w:t>
+            </w:r>
+            <w:bookmarkStart w:id="92" w:name="_GoBack"/>
+            <w:bookmarkEnd w:id="92"/>
           </w:p>
         </w:tc>
       </w:tr>
@@ -34163,8 +34177,8 @@
         </w:rPr>
       </w:pPr>
       <w:bookmarkStart w:id="65" w:name="_Toc15840_WPSOffice_Level1"/>
-      <w:bookmarkStart w:id="66" w:name="_Toc14255_WPSOffice_Level1"/>
-      <w:bookmarkStart w:id="67" w:name="_Toc10976"/>
+      <w:bookmarkStart w:id="66" w:name="_Toc10976"/>
+      <w:bookmarkStart w:id="67" w:name="_Toc14255_WPSOffice_Level1"/>
       <w:r>
         <w:rPr>
           <w:rFonts w:hint="eastAsia"/>
@@ -38244,9 +38258,9 @@
           <w:lang w:eastAsia="zh-CN"/>
         </w:rPr>
       </w:pPr>
-      <w:bookmarkStart w:id="75" w:name="_Toc5400"/>
+      <w:bookmarkStart w:id="75" w:name="_Toc3846"/>
       <w:bookmarkStart w:id="76" w:name="_Toc2622"/>
-      <w:bookmarkStart w:id="77" w:name="_Toc3846"/>
+      <w:bookmarkStart w:id="77" w:name="_Toc5400"/>
       <w:r>
         <w:rPr>
           <w:rFonts w:ascii="Times New Roman" w:hAnsi="Times New Roman" w:eastAsia="微软雅黑" w:cs="Times New Roman"/>
@@ -38400,9 +38414,9 @@
           <w:lang w:eastAsia="zh-CN"/>
         </w:rPr>
       </w:pPr>
-      <w:bookmarkStart w:id="78" w:name="_Toc126"/>
+      <w:bookmarkStart w:id="78" w:name="_Toc7995"/>
       <w:bookmarkStart w:id="79" w:name="_Toc10299"/>
-      <w:bookmarkStart w:id="80" w:name="_Toc7995"/>
+      <w:bookmarkStart w:id="80" w:name="_Toc126"/>
       <w:r>
         <w:rPr>
           <w:rFonts w:ascii="Times New Roman" w:hAnsi="Times New Roman" w:eastAsia="微软雅黑" w:cs="Times New Roman"/>
@@ -39133,9 +39147,9 @@
           <w:lang w:eastAsia="zh-CN"/>
         </w:rPr>
       </w:pPr>
-      <w:bookmarkStart w:id="82" w:name="_Toc15114"/>
-      <w:bookmarkStart w:id="83" w:name="_Toc3409"/>
-      <w:bookmarkStart w:id="84" w:name="_Toc5772"/>
+      <w:bookmarkStart w:id="82" w:name="_Toc3409"/>
+      <w:bookmarkStart w:id="83" w:name="_Toc5772"/>
+      <w:bookmarkStart w:id="84" w:name="_Toc15114"/>
       <w:r>
         <w:rPr>
           <w:rFonts w:hint="eastAsia"/>
@@ -39353,11 +39367,11 @@
         </w:rPr>
       </w:pPr>
       <w:bookmarkStart w:id="85" w:name="_Toc24749"/>
-      <w:bookmarkStart w:id="86" w:name="_Toc14611_WPSOffice_Level1"/>
-      <w:bookmarkStart w:id="87" w:name="_Toc22623"/>
-      <w:bookmarkStart w:id="88" w:name="_Toc17792_WPSOffice_Level2"/>
-      <w:bookmarkStart w:id="89" w:name="_Toc13275"/>
-      <w:bookmarkStart w:id="90" w:name="_Toc19584_WPSOffice_Level1"/>
+      <w:bookmarkStart w:id="86" w:name="_Toc13275"/>
+      <w:bookmarkStart w:id="87" w:name="_Toc19584_WPSOffice_Level1"/>
+      <w:bookmarkStart w:id="88" w:name="_Toc22623"/>
+      <w:bookmarkStart w:id="89" w:name="_Toc17792_WPSOffice_Level2"/>
+      <w:bookmarkStart w:id="90" w:name="_Toc14611_WPSOffice_Level1"/>
       <w:bookmarkStart w:id="91" w:name="_Toc22162_WPSOffice_Level1"/>
       <w:r>
         <w:rPr>

--- a/WebContent/docx/BRCA45基因报告-苏州九院.docx
+++ b/WebContent/docx/BRCA45基因报告-苏州九院.docx
@@ -2911,16 +2911,16 @@
           </w14:shadow>
         </w:rPr>
       </w:pPr>
-      <w:bookmarkStart w:id="0" w:name="_Toc24178_WPSOffice_Level1"/>
-      <w:bookmarkStart w:id="1" w:name="_Toc30143_WPSOffice_Level1"/>
-      <w:bookmarkStart w:id="2" w:name="_Toc13806"/>
+      <w:bookmarkStart w:id="0" w:name="_Toc21009_WPSOffice_Level1"/>
+      <w:bookmarkStart w:id="1" w:name="_Toc13806"/>
+      <w:bookmarkStart w:id="2" w:name="_Toc30143_WPSOffice_Level1"/>
       <w:bookmarkStart w:id="3" w:name="_Toc26685"/>
       <w:bookmarkStart w:id="4" w:name="_Toc21669"/>
-      <w:bookmarkStart w:id="5" w:name="_Toc21009_WPSOffice_Level1"/>
-      <w:bookmarkStart w:id="6" w:name="_Toc11015_WPSOffice_Level1"/>
-      <w:bookmarkStart w:id="7" w:name="_Toc18062_WPSOffice_Level1"/>
-      <w:bookmarkStart w:id="8" w:name="_Toc17451"/>
-      <w:bookmarkStart w:id="9" w:name="_Toc7021_WPSOffice_Level1"/>
+      <w:bookmarkStart w:id="5" w:name="_Toc24178_WPSOffice_Level1"/>
+      <w:bookmarkStart w:id="6" w:name="_Toc18062_WPSOffice_Level1"/>
+      <w:bookmarkStart w:id="7" w:name="_Toc11015_WPSOffice_Level1"/>
+      <w:bookmarkStart w:id="8" w:name="_Toc7021_WPSOffice_Level1"/>
+      <w:bookmarkStart w:id="9" w:name="_Toc17451"/>
       <w:bookmarkStart w:id="10" w:name="_Toc3823"/>
       <w:r>
         <w:rPr>
@@ -4105,8 +4105,8 @@
           <w:lang w:eastAsia="zh-CN"/>
         </w:rPr>
       </w:pPr>
-      <w:bookmarkStart w:id="15" w:name="_Toc149837254"/>
-      <w:bookmarkStart w:id="16" w:name="_Toc24642"/>
+      <w:bookmarkStart w:id="15" w:name="_Toc24642"/>
+      <w:bookmarkStart w:id="16" w:name="_Toc149837254"/>
       <w:r>
         <w:rPr>
           <w:rFonts w:hint="eastAsia"/>
@@ -5412,10 +5412,10 @@
       </w:pPr>
       <w:bookmarkStart w:id="18" w:name="_Toc21059"/>
       <w:bookmarkStart w:id="19" w:name="_Toc149837255"/>
-      <w:bookmarkStart w:id="20" w:name="_Toc2781"/>
-      <w:bookmarkStart w:id="21" w:name="_Toc19898_WPSOffice_Level1"/>
-      <w:bookmarkStart w:id="22" w:name="_Toc22132"/>
-      <w:bookmarkStart w:id="23" w:name="_Toc20136_WPSOffice_Level1"/>
+      <w:bookmarkStart w:id="20" w:name="_Toc19898_WPSOffice_Level1"/>
+      <w:bookmarkStart w:id="21" w:name="_Toc22132"/>
+      <w:bookmarkStart w:id="22" w:name="_Toc20136_WPSOffice_Level1"/>
+      <w:bookmarkStart w:id="23" w:name="_Toc2781"/>
       <w:r>
         <w:rPr>
           <w:rFonts w:hint="eastAsia" w:ascii="Times New Roman" w:hAnsi="Times New Roman" w:eastAsia="微软雅黑" w:cs="Times New Roman"/>
@@ -8334,13 +8334,13 @@
           </w14:shadow>
         </w:rPr>
       </w:pPr>
-      <w:bookmarkStart w:id="25" w:name="_Toc149837256"/>
-      <w:bookmarkStart w:id="26" w:name="_Toc3035"/>
+      <w:bookmarkStart w:id="25" w:name="_Toc3035"/>
+      <w:bookmarkStart w:id="26" w:name="_Toc149837256"/>
       <w:bookmarkStart w:id="27" w:name="_Toc24235"/>
-      <w:bookmarkStart w:id="28" w:name="_Toc18062_WPSOffice_Level2"/>
-      <w:bookmarkStart w:id="29" w:name="_Toc11015_WPSOffice_Level2"/>
+      <w:bookmarkStart w:id="28" w:name="_Toc11015_WPSOffice_Level2"/>
+      <w:bookmarkStart w:id="29" w:name="_Toc9088"/>
       <w:bookmarkStart w:id="30" w:name="_Toc23375"/>
-      <w:bookmarkStart w:id="31" w:name="_Toc9088"/>
+      <w:bookmarkStart w:id="31" w:name="_Toc18062_WPSOffice_Level2"/>
       <w:r>
         <w:rPr>
           <w:rStyle w:val="42"/>
@@ -8380,8 +8380,8 @@
           <w:lang w:eastAsia="zh-CN"/>
         </w:rPr>
       </w:pPr>
-      <w:bookmarkStart w:id="32" w:name="_Toc5295"/>
-      <w:bookmarkStart w:id="33" w:name="_Toc149837258"/>
+      <w:bookmarkStart w:id="32" w:name="_Toc149837258"/>
+      <w:bookmarkStart w:id="33" w:name="_Toc5295"/>
       <w:r>
         <w:rPr>
           <w:rFonts w:hint="eastAsia"/>
@@ -17064,8 +17064,8 @@
       </w:pPr>
       <w:bookmarkStart w:id="36" w:name="_Toc149837260"/>
       <w:bookmarkStart w:id="37" w:name="_Toc10962"/>
-      <w:bookmarkStart w:id="38" w:name="_Toc23846_WPSOffice_Level1"/>
-      <w:bookmarkStart w:id="39" w:name="_Toc4331_WPSOffice_Level1"/>
+      <w:bookmarkStart w:id="38" w:name="_Toc4331_WPSOffice_Level1"/>
+      <w:bookmarkStart w:id="39" w:name="_Toc23846_WPSOffice_Level1"/>
       <w:bookmarkStart w:id="40" w:name="_Toc25727"/>
       <w:bookmarkStart w:id="41" w:name="_Toc23903"/>
       <w:bookmarkStart w:id="42" w:name="_Toc32443_WPSOffice_Level1"/>
@@ -17649,9 +17649,9 @@
           <w:lang w:eastAsia="zh-CN"/>
         </w:rPr>
       </w:pPr>
-      <w:bookmarkStart w:id="43" w:name="_Toc20034"/>
-      <w:bookmarkStart w:id="44" w:name="_Toc4012"/>
-      <w:bookmarkStart w:id="45" w:name="_Toc10223"/>
+      <w:bookmarkStart w:id="43" w:name="_Toc10223"/>
+      <w:bookmarkStart w:id="44" w:name="_Toc20034"/>
+      <w:bookmarkStart w:id="45" w:name="_Toc4012"/>
       <w:bookmarkStart w:id="46" w:name="_Toc106719764"/>
       <w:r>
         <w:rPr>
@@ -18135,12 +18135,6 @@
             <w:insideH w:val="dotted" w:color="033F86" w:sz="4" w:space="0"/>
             <w:insideV w:val="dotted" w:color="033F86" w:sz="4" w:space="0"/>
           </w:tblBorders>
-          <w:tblCellMar>
-            <w:top w:w="0" w:type="dxa"/>
-            <w:left w:w="108" w:type="dxa"/>
-            <w:bottom w:w="0" w:type="dxa"/>
-            <w:right w:w="108" w:type="dxa"/>
-          </w:tblCellMar>
         </w:tblPrEx>
         <w:trPr>
           <w:trHeight w:val="388" w:hRule="exact"/>
@@ -20717,10 +20711,10 @@
       <w:bookmarkEnd w:id="40"/>
       <w:bookmarkEnd w:id="41"/>
       <w:bookmarkEnd w:id="42"/>
-      <w:bookmarkStart w:id="47" w:name="_Toc1707_WPSOffice_Level1"/>
-      <w:bookmarkStart w:id="48" w:name="_Toc21764_WPSOffice_Level1"/>
-      <w:bookmarkStart w:id="49" w:name="_Toc27302"/>
-      <w:bookmarkStart w:id="50" w:name="_Toc15289_WPSOffice_Level3"/>
+      <w:bookmarkStart w:id="47" w:name="_Toc15289_WPSOffice_Level3"/>
+      <w:bookmarkStart w:id="48" w:name="_Toc1707_WPSOffice_Level1"/>
+      <w:bookmarkStart w:id="49" w:name="_Toc21764_WPSOffice_Level1"/>
+      <w:bookmarkStart w:id="50" w:name="_Toc27302"/>
       <w:bookmarkStart w:id="51" w:name="_Toc13196_WPSOffice_Level1"/>
       <w:bookmarkStart w:id="52" w:name="_Toc6931_WPSOffice_Level3"/>
       <w:r>
@@ -20752,9 +20746,9 @@
           </w14:shadow>
         </w:rPr>
       </w:pPr>
-      <w:bookmarkStart w:id="53" w:name="_Toc180"/>
+      <w:bookmarkStart w:id="53" w:name="_Toc28242"/>
       <w:bookmarkStart w:id="54" w:name="_Toc149837263"/>
-      <w:bookmarkStart w:id="55" w:name="_Toc28242"/>
+      <w:bookmarkStart w:id="55" w:name="_Toc180"/>
       <w:r>
         <w:rPr>
           <w:color w:val="62B541"/>
@@ -20808,10 +20802,10 @@
         </w:rPr>
       </w:pPr>
       <w:bookmarkStart w:id="56" w:name="_Toc23606"/>
-      <w:bookmarkStart w:id="57" w:name="_Toc4331_WPSOffice_Level2"/>
-      <w:bookmarkStart w:id="58" w:name="_Toc32302"/>
-      <w:bookmarkStart w:id="59" w:name="_Toc32443_WPSOffice_Level2"/>
-      <w:bookmarkStart w:id="60" w:name="_Toc6703"/>
+      <w:bookmarkStart w:id="57" w:name="_Toc32302"/>
+      <w:bookmarkStart w:id="58" w:name="_Toc32443_WPSOffice_Level2"/>
+      <w:bookmarkStart w:id="59" w:name="_Toc6703"/>
+      <w:bookmarkStart w:id="60" w:name="_Toc4331_WPSOffice_Level2"/>
       <w:bookmarkStart w:id="61" w:name="_Toc149837264"/>
       <w:r>
         <w:rPr>
@@ -25638,8 +25632,6 @@
               </w:rPr>
               <w:t>{{tdd.comutation}}</w:t>
             </w:r>
-            <w:bookmarkStart w:id="92" w:name="_GoBack"/>
-            <w:bookmarkEnd w:id="92"/>
           </w:p>
         </w:tc>
       </w:tr>
@@ -39102,29 +39094,78 @@
     </w:tbl>
     <w:p>
       <w:pPr>
-        <w:rPr>
-          <w:lang w:eastAsia="zh-CN"/>
-        </w:rPr>
-      </w:pPr>
-      <w:r>
-        <w:rPr>
-          <w:rFonts w:ascii="Times New Roman" w:hAnsi="Times New Roman" w:eastAsia="微软雅黑" w:cs="Times New Roman"/>
+        <w:numPr>
+          <w:ilvl w:val="0"/>
+          <w:numId w:val="0"/>
+        </w:numPr>
+        <w:ind w:leftChars="0"/>
+        <w:rPr>
+          <w:rFonts w:hint="default" w:ascii="Times New Roman" w:hAnsi="Times New Roman" w:eastAsia="微软雅黑" w:cs="Times New Roman"/>
           <w:b/>
           <w:bCs/>
           <w:sz w:val="18"/>
           <w:szCs w:val="18"/>
           <w:lang w:eastAsia="zh-CN"/>
         </w:rPr>
+      </w:pPr>
+      <w:r>
+        <w:rPr>
+          <w:rFonts w:hint="default" w:ascii="Times New Roman" w:hAnsi="Times New Roman" w:eastAsia="微软雅黑" w:cs="Times New Roman"/>
+          <w:b/>
+          <w:bCs/>
+          <w:sz w:val="18"/>
+          <w:szCs w:val="18"/>
+          <w:lang w:eastAsia="zh-CN"/>
+        </w:rPr>
         <w:t>注：</w:t>
       </w:r>
+    </w:p>
+    <w:p>
+      <w:pPr>
+        <w:numPr>
+          <w:ilvl w:val="0"/>
+          <w:numId w:val="15"/>
+        </w:numPr>
+        <w:ind w:leftChars="0"/>
+        <w:rPr>
+          <w:rFonts w:hint="default" w:ascii="Times New Roman" w:hAnsi="Times New Roman" w:eastAsia="微软雅黑" w:cs="Times New Roman"/>
+          <w:sz w:val="18"/>
+          <w:szCs w:val="18"/>
+          <w:lang w:eastAsia="zh-CN"/>
+        </w:rPr>
+      </w:pPr>
+      <w:r>
+        <w:rPr>
+          <w:rFonts w:hint="default" w:ascii="Times New Roman" w:hAnsi="Times New Roman" w:eastAsia="微软雅黑" w:cs="Times New Roman"/>
+          <w:sz w:val="18"/>
+          <w:szCs w:val="18"/>
+          <w:lang w:eastAsia="zh-CN"/>
+        </w:rPr>
+        <w:t>红色标注基因表示本次检出结果阳性，无红色标注基因表示本次检出结果阴性。</w:t>
+      </w:r>
+    </w:p>
+    <w:p>
+      <w:pPr>
+        <w:numPr>
+          <w:ilvl w:val="0"/>
+          <w:numId w:val="15"/>
+        </w:numPr>
+        <w:ind w:leftChars="0"/>
+        <w:rPr>
+          <w:lang w:eastAsia="zh-CN"/>
+        </w:rPr>
+      </w:pPr>
+      <w:bookmarkStart w:id="92" w:name="_GoBack"/>
+      <w:bookmarkEnd w:id="92"/>
       <w:r>
         <w:rPr>
           <w:rFonts w:hint="eastAsia" w:ascii="Times New Roman" w:hAnsi="Times New Roman" w:eastAsia="微软雅黑" w:cs="Times New Roman"/>
           <w:sz w:val="18"/>
           <w:szCs w:val="18"/>
-          <w:lang w:eastAsia="zh-CN"/>
-        </w:rPr>
-        <w:t>红色标注基因表示本次检出结果阳性，无红色标注基因表示本次检出结果阴性。</w:t>
+          <w:highlight w:val="none"/>
+          <w:lang w:val="en-US" w:eastAsia="zh-CN"/>
+        </w:rPr>
+        <w:t>仅BRCA1、BRCA2基因检测大片段缺失。</w:t>
       </w:r>
       <w:r>
         <w:rPr>
@@ -39147,9 +39188,9 @@
           <w:lang w:eastAsia="zh-CN"/>
         </w:rPr>
       </w:pPr>
-      <w:bookmarkStart w:id="82" w:name="_Toc3409"/>
+      <w:bookmarkStart w:id="82" w:name="_Toc15114"/>
       <w:bookmarkStart w:id="83" w:name="_Toc5772"/>
-      <w:bookmarkStart w:id="84" w:name="_Toc15114"/>
+      <w:bookmarkStart w:id="84" w:name="_Toc3409"/>
       <w:r>
         <w:rPr>
           <w:rFonts w:hint="eastAsia"/>
@@ -39367,12 +39408,12 @@
         </w:rPr>
       </w:pPr>
       <w:bookmarkStart w:id="85" w:name="_Toc24749"/>
-      <w:bookmarkStart w:id="86" w:name="_Toc13275"/>
-      <w:bookmarkStart w:id="87" w:name="_Toc19584_WPSOffice_Level1"/>
-      <w:bookmarkStart w:id="88" w:name="_Toc22623"/>
-      <w:bookmarkStart w:id="89" w:name="_Toc17792_WPSOffice_Level2"/>
-      <w:bookmarkStart w:id="90" w:name="_Toc14611_WPSOffice_Level1"/>
-      <w:bookmarkStart w:id="91" w:name="_Toc22162_WPSOffice_Level1"/>
+      <w:bookmarkStart w:id="86" w:name="_Toc19584_WPSOffice_Level1"/>
+      <w:bookmarkStart w:id="87" w:name="_Toc13275"/>
+      <w:bookmarkStart w:id="88" w:name="_Toc22162_WPSOffice_Level1"/>
+      <w:bookmarkStart w:id="89" w:name="_Toc22623"/>
+      <w:bookmarkStart w:id="90" w:name="_Toc17792_WPSOffice_Level2"/>
+      <w:bookmarkStart w:id="91" w:name="_Toc14611_WPSOffice_Level1"/>
       <w:r>
         <w:rPr>
           <w:rFonts w:hint="eastAsia"/>
@@ -41954,6 +41995,27 @@
     </w:lvl>
   </w:abstractNum>
   <w:abstractNum w:abstractNumId="6">
+    <w:nsid w:val="2D319487"/>
+    <w:multiLevelType w:val="singleLevel"/>
+    <w:tmpl w:val="2D319487"/>
+    <w:lvl w:ilvl="0" w:tentative="0">
+      <w:start w:val="1"/>
+      <w:numFmt w:val="decimal"/>
+      <w:lvlText w:val="%1."/>
+      <w:lvlJc w:val="left"/>
+      <w:pPr>
+        <w:tabs>
+          <w:tab w:val="left" w:pos="312"/>
+        </w:tabs>
+      </w:pPr>
+      <w:rPr>
+        <w:rFonts w:hint="default" w:ascii="Times New Roman" w:hAnsi="Times New Roman" w:cs="Times New Roman"/>
+        <w:sz w:val="18"/>
+        <w:szCs w:val="18"/>
+      </w:rPr>
+    </w:lvl>
+  </w:abstractNum>
+  <w:abstractNum w:abstractNumId="7">
     <w:nsid w:val="34613CBC"/>
     <w:multiLevelType w:val="multilevel"/>
     <w:tmpl w:val="34613CBC"/>
@@ -42071,7 +42133,7 @@
       </w:rPr>
     </w:lvl>
   </w:abstractNum>
-  <w:abstractNum w:abstractNumId="7">
+  <w:abstractNum w:abstractNumId="8">
     <w:nsid w:val="361A96C8"/>
     <w:multiLevelType w:val="singleLevel"/>
     <w:tmpl w:val="361A96C8"/>
@@ -42091,7 +42153,7 @@
       </w:rPr>
     </w:lvl>
   </w:abstractNum>
-  <w:abstractNum w:abstractNumId="8">
+  <w:abstractNum w:abstractNumId="9">
     <w:nsid w:val="3FE2A38E"/>
     <w:multiLevelType w:val="singleLevel"/>
     <w:tmpl w:val="3FE2A38E"/>
@@ -42108,7 +42170,7 @@
       </w:rPr>
     </w:lvl>
   </w:abstractNum>
-  <w:abstractNum w:abstractNumId="9">
+  <w:abstractNum w:abstractNumId="10">
     <w:nsid w:val="537D38B0"/>
     <w:multiLevelType w:val="multilevel"/>
     <w:tmpl w:val="537D38B0"/>
@@ -42226,7 +42288,7 @@
       </w:rPr>
     </w:lvl>
   </w:abstractNum>
-  <w:abstractNum w:abstractNumId="10">
+  <w:abstractNum w:abstractNumId="11">
     <w:nsid w:val="58AABCAB"/>
     <w:multiLevelType w:val="singleLevel"/>
     <w:tmpl w:val="58AABCAB"/>
@@ -42243,7 +42305,7 @@
       </w:rPr>
     </w:lvl>
   </w:abstractNum>
-  <w:abstractNum w:abstractNumId="11">
+  <w:abstractNum w:abstractNumId="12">
     <w:nsid w:val="5B812BEF"/>
     <w:multiLevelType w:val="multilevel"/>
     <w:tmpl w:val="5B812BEF"/>
@@ -42361,7 +42423,7 @@
       </w:rPr>
     </w:lvl>
   </w:abstractNum>
-  <w:abstractNum w:abstractNumId="12">
+  <w:abstractNum w:abstractNumId="13">
     <w:nsid w:val="64416983"/>
     <w:multiLevelType w:val="multilevel"/>
     <w:tmpl w:val="64416983"/>
@@ -42475,7 +42537,7 @@
       </w:rPr>
     </w:lvl>
   </w:abstractNum>
-  <w:abstractNum w:abstractNumId="13">
+  <w:abstractNum w:abstractNumId="14">
     <w:nsid w:val="6BAC6FD5"/>
     <w:multiLevelType w:val="singleLevel"/>
     <w:tmpl w:val="6BAC6FD5"/>
@@ -42488,19 +42550,19 @@
     </w:lvl>
   </w:abstractNum>
   <w:num w:numId="1">
-    <w:abstractNumId w:val="9"/>
+    <w:abstractNumId w:val="10"/>
   </w:num>
   <w:num w:numId="2">
-    <w:abstractNumId w:val="12"/>
+    <w:abstractNumId w:val="13"/>
   </w:num>
   <w:num w:numId="3">
-    <w:abstractNumId w:val="11"/>
+    <w:abstractNumId w:val="12"/>
   </w:num>
   <w:num w:numId="4">
     <w:abstractNumId w:val="5"/>
   </w:num>
   <w:num w:numId="5">
-    <w:abstractNumId w:val="6"/>
+    <w:abstractNumId w:val="7"/>
   </w:num>
   <w:num w:numId="6">
     <w:abstractNumId w:val="1"/>
@@ -42509,25 +42571,28 @@
     <w:abstractNumId w:val="0"/>
   </w:num>
   <w:num w:numId="8">
-    <w:abstractNumId w:val="7"/>
+    <w:abstractNumId w:val="8"/>
   </w:num>
   <w:num w:numId="9">
     <w:abstractNumId w:val="3"/>
   </w:num>
   <w:num w:numId="10">
-    <w:abstractNumId w:val="8"/>
+    <w:abstractNumId w:val="9"/>
   </w:num>
   <w:num w:numId="11">
     <w:abstractNumId w:val="4"/>
   </w:num>
   <w:num w:numId="12">
-    <w:abstractNumId w:val="10"/>
+    <w:abstractNumId w:val="11"/>
   </w:num>
   <w:num w:numId="13">
     <w:abstractNumId w:val="2"/>
   </w:num>
   <w:num w:numId="14">
-    <w:abstractNumId w:val="13"/>
+    <w:abstractNumId w:val="14"/>
+  </w:num>
+  <w:num w:numId="15">
+    <w:abstractNumId w:val="6"/>
   </w:num>
 </w:numbering>
 </file>
